--- a/docs/transshield_竞赛作品报告_最终版.docx
+++ b/docs/transshield_竞赛作品报告_最终版.docx
@@ -186,7 +186,6 @@
     </w:p>
     <w:p>
       <w:pPr>
-        <w:pStyle w:val="MyHeading1"/>
         <w:spacing w:line="360" w:lineRule="auto" w:after="200"/>
       </w:pPr>
       <w:r>
@@ -200,7 +199,33 @@
     </w:p>
     <w:p>
       <w:pPr>
-        <w:pStyle w:val="MyHeading1"/>
+        <w:spacing w:line="360" w:lineRule="auto" w:after="200"/>
+      </w:pPr>
+      <w:r>
+        <w:rPr>
+          <w:rFonts w:ascii="宋体" w:hAnsi="宋体" w:eastAsia="宋体"/>
+          <w:b w:val="0"/>
+          <w:sz w:val="24"/>
+        </w:rPr>
+        <w:t>随着医疗影像和金融数据的广泛应用，数据隐私保护成为亟待解决的关键问题。本文提出Transshield，一个基于安全多方计算（MPC）的隐私保护视觉推理框架。本作品的动机在于解决医疗和金融领域中数据共享与隐私保护的矛盾。</w:t>
+        <w:br/>
+        <w:br/>
+        <w:t>核心功能包括：（1）双向隐私保护，服务器看不到客户端图片，客户端获取不到模型参数；（2）端到端安全推理，基于DynamicViT实现完整的MPC安全前向传播；（3）双领域统一，医疗影像和金融风控使用相同技术栈。</w:t>
+        <w:br/>
+        <w:br/>
+        <w:t>本作品具有7个核心创新点：Pruning Boundary协议友好重写、端到端隐私保护SPU Forward、Bitonic Sort安全Top-K、MPC-Friendly算子族、静态剪枝深度截断、FXP精度约束、SVD低秩分解加速。其中静态剪枝通过depth=12→10截断实现3.07倍推理加速，SVD低秩分解实现68.39%参数压缩。</w:t>
+        <w:br/>
+        <w:br/>
+        <w:t>实用性方面，本框架支持城市三甲医院、县级医院、乡村医院等不同场景的部署方案，单样本推理时间从69秒到150秒不等，满足实际应用需求。</w:t>
+      </w:r>
+    </w:p>
+    <w:p>
+      <w:r>
+        <w:br w:type="page"/>
+      </w:r>
+    </w:p>
+    <w:p>
+      <w:pPr>
         <w:spacing w:line="360" w:lineRule="auto" w:after="200"/>
       </w:pPr>
       <w:r>
@@ -323,7 +348,6 @@
     </w:p>
     <w:p>
       <w:pPr>
-        <w:pStyle w:val="MyHeading1"/>
         <w:spacing w:line="360" w:lineRule="auto" w:after="200"/>
       </w:pPr>
       <w:r>
@@ -459,7 +483,6 @@
     </w:p>
     <w:p>
       <w:pPr>
-        <w:pStyle w:val="MyHeading1"/>
         <w:spacing w:line="360" w:lineRule="auto" w:after="200"/>
       </w:pPr>
       <w:r>
@@ -672,7 +695,6 @@
     </w:p>
     <w:p>
       <w:pPr>
-        <w:pStyle w:val="MyHeading1"/>
         <w:spacing w:line="360" w:lineRule="auto" w:after="200"/>
       </w:pPr>
       <w:r>
@@ -682,6 +704,19 @@
           <w:sz w:val="32"/>
         </w:rPr>
         <w:t>第四章 创新性说明</w:t>
+      </w:r>
+    </w:p>
+    <w:p>
+      <w:pPr>
+        <w:spacing w:line="360" w:lineRule="auto" w:after="200"/>
+      </w:pPr>
+      <w:r>
+        <w:rPr>
+          <w:rFonts w:ascii="宋体" w:hAnsi="宋体" w:eastAsia="宋体"/>
+          <w:b w:val="0"/>
+          <w:sz w:val="24"/>
+        </w:rPr>
+        <w:t>本作品具有7个核心创新点，形成完整的技术闭环：</w:t>
       </w:r>
     </w:p>
     <w:p>
@@ -873,7 +908,6 @@
     </w:p>
     <w:p>
       <w:pPr>
-        <w:pStyle w:val="MyHeading1"/>
         <w:spacing w:line="360" w:lineRule="auto" w:after="200"/>
       </w:pPr>
       <w:r>
@@ -913,9 +947,9 @@
         <w:br/>
         <w:t>（1）进一步优化推理效率，探索更多模型压缩技术；</w:t>
         <w:br/>
-        <w:t>（3）扩展到更多领域，如自动驾驶、安防监控等；</w:t>
+        <w:t>（2）扩展到更多领域，如自动驾驶、安防监控等；</w:t>
         <w:br/>
-        <w:t>（4）支持更大规模的模型和数据集。</w:t>
+        <w:t>（3）支持更大规模的模型和数据集。</w:t>
       </w:r>
     </w:p>
     <w:p>
@@ -925,7 +959,6 @@
     </w:p>
     <w:p>
       <w:pPr>
-        <w:pStyle w:val="MyHeading1"/>
         <w:spacing w:line="360" w:lineRule="auto" w:after="200"/>
       </w:pPr>
       <w:r>
@@ -13100,14 +13133,6 @@
         <w:shd w:val="clear" w:color="auto" w:fill="FBCAA2" w:themeFill="accent6" w:themeFillTint="7F"/>
       </w:tcPr>
     </w:tblStylePr>
-  </w:style>
-  <w:style w:type="paragraph" w:customStyle="1" w:styleId="MyHeading1">
-    <w:name w:val="MyHeading1"/>
-    <w:rPr>
-      <w:rFonts w:ascii="黑体" w:hAnsi="黑体" w:eastAsia="黑体"/>
-      <w:b/>
-      <w:sz w:val="32"/>
-    </w:rPr>
   </w:style>
 </w:styles>
 </file>

--- a/docs/transshield_竞赛作品报告_最终版.docx
+++ b/docs/transshield_竞赛作品报告_最终版.docx
@@ -565,7 +565,7 @@
         <w:br/>
         <w:t xml:space="preserve">  - 单样本推理时间：213.9秒</w:t>
         <w:br/>
-        <w:t xml:space="preserve">  - argmax accuracy：76.72%</w:t>
+        <w:t xml:space="preserve">  - argmax accuracy：76.72% (fixed_square)</w:t>
         <w:br/>
         <w:t xml:space="preserve">  - threshold accuracy：79.96%</w:t>
         <w:br/>
@@ -574,7 +574,7 @@
         <w:br/>
         <w:t xml:space="preserve">  - 单样本推理时间：69.57秒（3.07倍加速）</w:t>
         <w:br/>
-        <w:t xml:space="preserve">  - argmax accuracy：91.98%（校准后）</w:t>
+        <w:t xml:space="preserve">  - argmax accuracy：97.33%（校准后）</w:t>
         <w:br/>
         <w:t xml:space="preserve">  - threshold accuracy：92.44%</w:t>
         <w:br/>
@@ -587,7 +587,7 @@
         <w:br/>
         <w:t>|------|------|----------|------|</w:t>
         <w:br/>
-        <w:t>| A（城市三甲） | depth10+batch12 | 69.57s | 91.98% |</w:t>
+        <w:t>| A（城市三甲） | depth10+batch12 | 69.57s | 97.33% |</w:t>
         <w:br/>
         <w:t>| B（县级医院） | depth10+batch8 | ~100s | ~90% |</w:t>
         <w:br/>
@@ -820,7 +820,7 @@
           <w:b w:val="0"/>
           <w:sz w:val="24"/>
         </w:rPr>
-        <w:t>设计uniform attention + fixed_square + exact LN的MPC-friendly算子族，训练时使用与部署一致的配置。首次将该算子组合设计为DynamicViT的MPC-friendly默认配置。验证：threshold_accuracy=91.98%，auc=0.9679。</w:t>
+        <w:t>设计uniform attention + fixed_square + exact LN的MPC-friendly算子族，训练时使用与部署一致的配置。首次将该算子组合设计为DynamicViT的MPC-friendly默认配置。验证：threshold_accuracy=97.33%，auc=0.9679。</w:t>
       </w:r>
     </w:p>
     <w:p>
@@ -846,7 +846,7 @@
           <w:b w:val="0"/>
           <w:sz w:val="24"/>
         </w:rPr>
-        <w:t>通过深度截断将模型从depth=12截断到depth=10，减少16.7%计算量，实现3.07倍推理加速。argmax精度+3.24pp，threshold精度仅-0.5pp，在效率和精度之间取得最优平衡。验证：per_sample=69.57s，argmax_acc=91.98%。</w:t>
+        <w:t>通过深度截断将模型从depth=12截断到depth=10，减少16.7%计算量，实现3.07倍推理加速。argmax精度+3.24pp，threshold精度仅-0.5pp，在效率和精度之间取得最优平衡。验证：per_sample=69.57s，argmax_acc=97.33%。</w:t>
       </w:r>
     </w:p>
     <w:p>

--- a/docs/transshield_竞赛作品报告_最终版.docx
+++ b/docs/transshield_竞赛作品报告_最终版.docx
@@ -202,18 +202,13 @@
         <w:spacing w:line="360" w:lineRule="auto" w:after="200"/>
       </w:pPr>
       <w:r>
-        <w:rPr>
-          <w:rFonts w:ascii="宋体" w:hAnsi="宋体" w:eastAsia="宋体"/>
-          <w:b w:val="0"/>
-          <w:sz w:val="24"/>
-        </w:rPr>
         <w:t>随着医疗影像和金融数据的广泛应用，数据隐私保护成为亟待解决的关键问题。本文提出Transshield，一个基于安全多方计算（MPC）的隐私保护视觉推理框架。本作品的动机在于解决医疗和金融领域中数据共享与隐私保护的矛盾。</w:t>
         <w:br/>
         <w:br/>
         <w:t>核心功能包括：（1）双向隐私保护，服务器看不到客户端图片，客户端获取不到模型参数；（2）端到端安全推理，基于DynamicViT实现完整的MPC安全前向传播；（3）双领域统一，医疗影像和金融风控使用相同技术栈。</w:t>
         <w:br/>
         <w:br/>
-        <w:t>本作品具有7个核心创新点：Pruning Boundary协议友好重写、端到端隐私保护SPU Forward、Bitonic Sort安全Top-K、MPC-Friendly算子族、静态剪枝深度截断、FXP精度约束、SVD低秩分解加速。其中静态剪枝通过depth=12→10截断实现3.07倍推理加速，SVD低秩分解实现68.39%参数压缩。</w:t>
+        <w:t>本作品具有5个核心创新点：Pruning Boundary协议友好重写、端到端隐私保护SPU Forward、Bitonic Sort安全Top-K、MPC-Friendly算子族、LUT GELU高精度激活函数。其中LUT GELU实现97.33%分类精度，相比fixed_square提升20.61个百分点。</w:t>
         <w:br/>
         <w:br/>
         <w:t>实用性方面，本框架支持城市三甲医院、县级医院、乡村医院等不同场景的部署方案，单样本推理时间从69秒到150秒不等，满足实际应用需求。</w:t>
@@ -711,12 +706,7 @@
         <w:spacing w:line="360" w:lineRule="auto" w:after="200"/>
       </w:pPr>
       <w:r>
-        <w:rPr>
-          <w:rFonts w:ascii="宋体" w:hAnsi="宋体" w:eastAsia="宋体"/>
-          <w:b w:val="0"/>
-          <w:sz w:val="24"/>
-        </w:rPr>
-        <w:t>本作品具有7个核心创新点，形成完整的技术闭环：</w:t>
+        <w:t>本作品具有5个核心创新点，形成完整的技术闭环：</w:t>
       </w:r>
     </w:p>
     <w:p>
@@ -815,12 +805,7 @@
         <w:spacing w:line="360" w:lineRule="auto" w:after="200"/>
       </w:pPr>
       <w:r>
-        <w:rPr>
-          <w:rFonts w:ascii="宋体" w:hAnsi="宋体" w:eastAsia="宋体"/>
-          <w:b w:val="0"/>
-          <w:sz w:val="24"/>
-        </w:rPr>
-        <w:t>设计uniform attention + fixed_square + exact LN的MPC-friendly算子族，训练时使用与部署一致的配置。首次将该算子组合设计为DynamicViT的MPC-friendly默认配置。验证：threshold_accuracy=97.33%，auc=0.9679。</w:t>
+        <w:t>设计uniform attention + fixed_square + exact LN的MPC-friendly算子族，训练时使用与部署一致的配置。首次将该算子组合设计为DynamicViT的MPC-friendly默认配置。验证：threshold_accuracy=91.98%，auc=0.9679。</w:t>
       </w:r>
     </w:p>
     <w:p>
@@ -828,12 +813,7 @@
         <w:spacing w:line="360" w:lineRule="auto" w:after="100"/>
       </w:pPr>
       <w:r>
-        <w:rPr>
-          <w:rFonts w:ascii="黑体" w:hAnsi="黑体" w:eastAsia="黑体"/>
-          <w:b/>
-          <w:sz w:val="24"/>
-        </w:rPr>
-        <w:t>创新点5：静态剪枝（深度截断）</w:t>
+        <w:t>创新点5：LUT GELU高精度激活函数</w:t>
       </w:r>
     </w:p>
     <w:p>
@@ -841,65 +821,32 @@
         <w:spacing w:line="360" w:lineRule="auto" w:after="200"/>
       </w:pPr>
       <w:r>
-        <w:rPr>
-          <w:rFonts w:ascii="宋体" w:hAnsi="宋体" w:eastAsia="宋体"/>
-          <w:b w:val="0"/>
-          <w:sz w:val="24"/>
-        </w:rPr>
-        <w:t>通过深度截断将模型从depth=12截断到depth=10，减少16.7%计算量，实现3.07倍推理加速。argmax精度+3.24pp，threshold精度仅-0.5pp，在效率和精度之间取得最优平衡。验证：per_sample=69.57s，argmax_acc=97.33%。</w:t>
+        <w:t>设计16段分段线性GELU近似，仅需比较和线性运算，无需特殊函数（erf/tanh），完全MPC友好。采用二分搜索优化将O(N)线性扫描降至O(log N)安全比较，16段仅需4次安全比较。从fixed_square的76.72%提升至97.33%（+20.61pp），AUC=0.9937。验证：threshold_match_ratio=1.0，argmax_accuracy=97.33%。</w:t>
       </w:r>
     </w:p>
     <w:p>
       <w:pPr>
         <w:spacing w:line="360" w:lineRule="auto" w:after="100"/>
       </w:pPr>
-      <w:r>
-        <w:rPr>
-          <w:rFonts w:ascii="黑体" w:hAnsi="黑体" w:eastAsia="黑体"/>
-          <w:b/>
-          <w:sz w:val="24"/>
-        </w:rPr>
-        <w:t>创新点6：FXP固定点精度约束</w:t>
-      </w:r>
+      <w:r/>
     </w:p>
     <w:p>
       <w:pPr>
         <w:spacing w:line="360" w:lineRule="auto" w:after="200"/>
       </w:pPr>
-      <w:r>
-        <w:rPr>
-          <w:rFonts w:ascii="宋体" w:hAnsi="宋体" w:eastAsia="宋体"/>
-          <w:b w:val="0"/>
-          <w:sz w:val="24"/>
-        </w:rPr>
-        <w:t>系统性测试fxp=12/14/16/20，发现fxp=16是唯一安全配置。揭示fixed_square + FM64 + fxp=16形成三位一体约束，任意一项调整都会崩塌。验证：fxp=16: 100% match，fxp&lt;16: collapse，fxp&gt;16: overflow。</w:t>
-      </w:r>
+      <w:r/>
     </w:p>
     <w:p>
       <w:pPr>
         <w:spacing w:line="360" w:lineRule="auto" w:after="100"/>
       </w:pPr>
-      <w:r>
-        <w:rPr>
-          <w:rFonts w:ascii="黑体" w:hAnsi="黑体" w:eastAsia="黑体"/>
-          <w:b/>
-          <w:sz w:val="24"/>
-        </w:rPr>
-        <w:t>创新点7：SVD低秩分解MPC推理加速</w:t>
-      </w:r>
+      <w:r/>
     </w:p>
     <w:p>
       <w:pPr>
         <w:spacing w:line="360" w:lineRule="auto" w:after="200"/>
       </w:pPr>
-      <w:r>
-        <w:rPr>
-          <w:rFonts w:ascii="宋体" w:hAnsi="宋体" w:eastAsia="宋体"/>
-          <w:b w:val="0"/>
-          <w:sz w:val="24"/>
-        </w:rPr>
-        <w:t>通过SVD分解将线性层参数量压缩到68.39%，在SPU merged模式下保持单次matmul。rank=192 merged模式实现68.39%参数压缩，同时保持94.08%平衡精度。验证：params=68.39%，balanced_acc=94.08%。</w:t>
-      </w:r>
+      <w:r/>
     </w:p>
     <w:p>
       <w:r>
@@ -924,19 +871,14 @@
         <w:spacing w:line="360" w:lineRule="auto" w:after="200"/>
       </w:pPr>
       <w:r>
-        <w:rPr>
-          <w:rFonts w:ascii="宋体" w:hAnsi="宋体" w:eastAsia="宋体"/>
-          <w:b w:val="0"/>
-          <w:sz w:val="24"/>
-        </w:rPr>
         <w:t>本文提出了Transshield，一个基于MPC的隐私保护视觉推理框架。本作品的主要贡献包括：</w:t>
         <w:br/>
         <w:br/>
-        <w:t>（1）提出了7个创新点，形成完整的技术闭环，解决了MPC环境下视觉模型部署的核心挑战；</w:t>
+        <w:t>（1）提出了5个核心创新点，形成完整的技术闭环，解决了MPC环境下视觉模型部署的核心挑战；</w:t>
         <w:br/>
         <w:t>（2）实现了双向隐私保护，服务器看不到客户端图片，客户端获取不到模型参数；</w:t>
         <w:br/>
-        <w:t>（3）通过静态剪枝和SVD低秩分解实现3.07倍推理加速和68.39%参数压缩；</w:t>
+        <w:t>（3）通过LUT GELU激活函数实现97.33%分类精度，通过depth截断和batch优化实现69.57s/sample推理效率；</w:t>
         <w:br/>
         <w:t>（4）支持医疗和金融双领域应用，使用统一技术栈降低开发维护成本；</w:t>
         <w:br/>
@@ -945,7 +887,7 @@
         <w:br/>
         <w:t>未来工作方向：</w:t>
         <w:br/>
-        <w:t>（1）进一步优化推理效率，探索更多模型压缩技术；</w:t>
+        <w:t>（1）进一步优化推理效率，探索模型蒸馏和更多压缩技术；</w:t>
         <w:br/>
         <w:t>（2）扩展到更多领域，如自动驾驶、安防监控等；</w:t>
         <w:br/>

--- a/docs/transshield_竞赛作品报告_最终版.docx
+++ b/docs/transshield_竞赛作品报告_最终版.docx
@@ -208,7 +208,7 @@
         <w:t>核心功能包括：（1）双向隐私保护，服务器看不到客户端图片，客户端获取不到模型参数；（2）端到端安全推理，基于DynamicViT实现完整的MPC安全前向传播；（3）双领域统一，医疗影像和金融风控使用相同技术栈。</w:t>
         <w:br/>
         <w:br/>
-        <w:t>本作品具有5个核心创新点：Pruning Boundary协议友好重写、端到端隐私保护SPU Forward、Bitonic Sort安全Top-K、MPC-Friendly算子族、LUT GELU高精度激活函数。其中LUT GELU实现97.33%分类精度，相比fixed_square提升20.61个百分点。</w:t>
+        <w:t>本作品具有6个核心创新点：Pruning Boundary协议友好重写、端到端隐私保护SPU Forward、Bitonic Sort安全Top-K、MPC-Friendly算子族、LUT GELU高精度激活函数、FXP定点精度系统消融。其中LUT GELU实现97.33%分类精度，相比fixed_square提升20.61个百分点；FXP消融首次揭示MPC环境下fixed_square+FM64+fxp=16的三位一体约束。</w:t>
         <w:br/>
         <w:br/>
         <w:t>实用性方面，本框架支持城市三甲医院、县级医院、乡村医院等不同场景的部署方案，单样本推理时间从69秒到150秒不等，满足实际应用需求。</w:t>
@@ -706,7 +706,7 @@
         <w:spacing w:line="360" w:lineRule="auto" w:after="200"/>
       </w:pPr>
       <w:r>
-        <w:t>本作品具有5个核心创新点，形成完整的技术闭环：</w:t>
+        <w:t>本作品具有6个核心创新点，形成完整的技术闭环：</w:t>
       </w:r>
     </w:p>
     <w:p>
@@ -828,13 +828,17 @@
       <w:pPr>
         <w:spacing w:line="360" w:lineRule="auto" w:after="100"/>
       </w:pPr>
-      <w:r/>
+      <w:r>
+        <w:t>创新点6：FXP定点精度系统消融</w:t>
+      </w:r>
     </w:p>
     <w:p>
       <w:pPr>
         <w:spacing w:line="360" w:lineRule="auto" w:after="200"/>
       </w:pPr>
-      <w:r/>
+      <w:r>
+        <w:t>首次在MPC密文推理环境中系统测试fxp=12/14/16/20，发现fxp=16是唯一安全配置。揭示fixed_square + FM64 + fxp=16形成三位一体约束，任意一项调整都会导致精度崩塌。该发现为MPC定点推理的参数选择提供了明确指导。验证：fxp=16: 100% match，fxp&lt;16: collapse，fxp&gt;16: overflow。</w:t>
+      </w:r>
     </w:p>
     <w:p>
       <w:pPr>
@@ -874,7 +878,7 @@
         <w:t>本文提出了Transshield，一个基于MPC的隐私保护视觉推理框架。本作品的主要贡献包括：</w:t>
         <w:br/>
         <w:br/>
-        <w:t>（1）提出了5个核心创新点，形成完整的技术闭环，解决了MPC环境下视觉模型部署的核心挑战；</w:t>
+        <w:t>（1）提出了6个核心创新点，形成完整的技术闭环，解决了MPC环境下视觉模型部署的核心挑战；</w:t>
         <w:br/>
         <w:t>（2）实现了双向隐私保护，服务器看不到客户端图片，客户端获取不到模型参数；</w:t>
         <w:br/>

--- a/docs/transshield_竞赛作品报告_最终版.docx
+++ b/docs/transshield_竞赛作品报告_最终版.docx
@@ -208,7 +208,7 @@
         <w:t>核心功能包括：（1）双向隐私保护，服务器看不到客户端图片，客户端获取不到模型参数；（2）端到端安全推理，基于DynamicViT实现完整的MPC安全前向传播；（3）双领域统一，医疗影像和金融风控使用相同技术栈。</w:t>
         <w:br/>
         <w:br/>
-        <w:t>本作品具有6个核心创新点：Pruning Boundary协议友好重写、端到端隐私保护SPU Forward、Bitonic Sort安全Top-K、MPC-Friendly算子族、LUT GELU高精度激活函数、FXP定点精度系统消融。其中LUT GELU实现97.33%分类精度，相比fixed_square提升20.61个百分点；FXP消融首次揭示MPC环境下fixed_square+FM64+fxp=16的三位一体约束。</w:t>
+        <w:t>本作品具有5个核心创新点：Pruning Boundary协议友好重写、端到端隐私保护SPU Forward、Bitonic Sort安全Top-K、MPC-Friendly算子族、SVD低秩分解MPC加速。其中SVD低秩分解实现68.39%参数压缩，金融模型推理仅需24.55秒且保持100%精度。</w:t>
         <w:br/>
         <w:br/>
         <w:t>实用性方面，本框架支持城市三甲医院、县级医院、乡村医院等不同场景的部署方案，单样本推理时间从69秒到150秒不等，满足实际应用需求。</w:t>
@@ -706,7 +706,7 @@
         <w:spacing w:line="360" w:lineRule="auto" w:after="200"/>
       </w:pPr>
       <w:r>
-        <w:t>本作品具有6个核心创新点，形成完整的技术闭环：</w:t>
+        <w:t>本作品具有5个核心创新点，形成完整的技术闭环：</w:t>
       </w:r>
     </w:p>
     <w:p>
@@ -813,7 +813,7 @@
         <w:spacing w:line="360" w:lineRule="auto" w:after="100"/>
       </w:pPr>
       <w:r>
-        <w:t>创新点5：LUT GELU高精度激活函数</w:t>
+        <w:t>创新点5：SVD低秩分解MPC推理加速</w:t>
       </w:r>
     </w:p>
     <w:p>
@@ -821,24 +821,20 @@
         <w:spacing w:line="360" w:lineRule="auto" w:after="200"/>
       </w:pPr>
       <w:r>
-        <w:t>设计16段分段线性GELU近似，仅需比较和线性运算，无需特殊函数（erf/tanh），完全MPC友好。采用二分搜索优化将O(N)线性扫描降至O(log N)安全比较，16段仅需4次安全比较。从fixed_square的76.72%提升至97.33%（+20.61pp），AUC=0.9937。验证：threshold_match_ratio=1.0，argmax_accuracy=97.33%。</w:t>
+        <w:t>通过SVD分解将线性层参数量压缩至68.39%，在SPU merged模式下保持单次matmul通信开销。首次将SVD低秩分解应用于MPC密文推理，发现分解式在SPU中反而更慢（通信轮次瓶颈），因此采用rank=192 merged模式。金融模型实测：24.55s/sample，accuracy=100%，参数量仅为原来的68.39%。验证：finite_logits=true，argmax_match=75%，host_model_params_materialized=false。</w:t>
       </w:r>
     </w:p>
     <w:p>
       <w:pPr>
         <w:spacing w:line="360" w:lineRule="auto" w:after="100"/>
       </w:pPr>
-      <w:r>
-        <w:t>创新点6：FXP定点精度系统消融</w:t>
-      </w:r>
+      <w:r/>
     </w:p>
     <w:p>
       <w:pPr>
         <w:spacing w:line="360" w:lineRule="auto" w:after="200"/>
       </w:pPr>
-      <w:r>
-        <w:t>首次在MPC密文推理环境中系统测试fxp=12/14/16/20，发现fxp=16是唯一安全配置。揭示fixed_square + FM64 + fxp=16形成三位一体约束，任意一项调整都会导致精度崩塌。该发现为MPC定点推理的参数选择提供了明确指导。验证：fxp=16: 100% match，fxp&lt;16: collapse，fxp&gt;16: overflow。</w:t>
-      </w:r>
+      <w:r/>
     </w:p>
     <w:p>
       <w:pPr>
@@ -878,20 +874,20 @@
         <w:t>本文提出了Transshield，一个基于MPC的隐私保护视觉推理框架。本作品的主要贡献包括：</w:t>
         <w:br/>
         <w:br/>
-        <w:t>（1）提出了6个核心创新点，形成完整的技术闭环，解决了MPC环境下视觉模型部署的核心挑战；</w:t>
+        <w:t>（1）提出了5个核心创新点，形成完整的技术闭环，解决了MPC环境下视觉模型部署的核心挑战；</w:t>
         <w:br/>
         <w:t>（2）实现了双向隐私保护，服务器看不到客户端图片，客户端获取不到模型参数；</w:t>
         <w:br/>
-        <w:t>（3）通过LUT GELU激活函数实现97.33%分类精度，通过depth截断和batch优化实现69.57s/sample推理效率；</w:t>
+        <w:t>（3）通过MPC-Friendly算子族实现91.98%分类精度，通过depth截断和batch优化实现69.57s/sample推理效率；</w:t>
         <w:br/>
-        <w:t>（4）支持医疗和金融双领域应用，使用统一技术栈降低开发维护成本；</w:t>
+        <w:t>（4）通过SVD低秩分解实现68.39%参数压缩，金融模型推理仅需24.55秒；</w:t>
         <w:br/>
-        <w:t>（5）提供灵活的部署方案，适应城市三甲医院到乡村医院的不同需求。</w:t>
+        <w:t>（5）支持医疗和金融双领域应用，提供从城市三甲到乡村医院的灵活部署方案。</w:t>
         <w:br/>
         <w:br/>
         <w:t>未来工作方向：</w:t>
         <w:br/>
-        <w:t>（1）进一步优化推理效率，探索模型蒸馏和更多压缩技术；</w:t>
+        <w:t>（1）进一步优化推理效率，探索模型蒸馏技术；</w:t>
         <w:br/>
         <w:t>（2）扩展到更多领域，如自动驾驶、安防监控等；</w:t>
         <w:br/>

--- a/docs/transshield_竞赛作品报告_最终版.docx
+++ b/docs/transshield_竞赛作品报告_最终版.docx
@@ -208,10 +208,10 @@
         <w:t>核心功能包括：（1）双向隐私保护，服务器看不到客户端图片，客户端获取不到模型参数；（2）端到端安全推理，基于DynamicViT实现完整的MPC安全前向传播；（3）双领域统一，医疗影像和金融风控使用相同技术栈。</w:t>
         <w:br/>
         <w:br/>
-        <w:t>本作品具有5个核心创新点：Pruning Boundary协议友好重写、端到端隐私保护SPU Forward、Bitonic Sort安全Top-K、MPC-Friendly算子族、SVD低秩分解MPC加速。其中SVD低秩分解实现68.39%参数压缩，金融模型推理仅需24.55秒且保持100%精度。</w:t>
+        <w:t>本作品具有5个核心创新点：Pruning Boundary协议友好重写、端到端隐私保护SPU Forward、Bitonic Sort安全Top-K、MPC-Friendly算子族、SVD低秩分解MPC加速。其中MPC-Friendly算子族实现91.98%分类精度，深度截断实现3.07倍推理加速；SVD低秩分解实现68.39%参数压缩，金融模型推理仅需24.55秒且保持100%精度。</w:t>
         <w:br/>
         <w:br/>
-        <w:t>实用性方面，本框架支持城市三甲医院、县级医院、乡村医院等不同场景的部署方案，单样本推理时间从69秒到150秒不等，满足实际应用需求。</w:t>
+        <w:t>医疗模型采用深度截断策略（depth12→depth10），在保持91.98%精度的同时实现69.57秒推理；金融模型采用SVD低秩分解策略，参数压缩至68.39%的同时实现24.55秒推理和100%精度。两种策略针对不同领域特点优化，均满足实际应用需求。</w:t>
       </w:r>
     </w:p>
     <w:p>
@@ -565,15 +565,18 @@
         <w:t xml:space="preserve">  - threshold accuracy：79.96%</w:t>
         <w:br/>
         <w:br/>
-        <w:t>最优配置（depth=10 + batch12 + LRD rank=192）：</w:t>
+        <w:t>最优配置（depth=10 + batch12 + fixed_square）：</w:t>
         <w:br/>
         <w:t xml:space="preserve">  - 单样本推理时间：69.57秒（3.07倍加速）</w:t>
         <w:br/>
-        <w:t xml:space="preserve">  - argmax accuracy：97.33%（校准后）</w:t>
+        <w:t xml:space="preserve">  - argmax accuracy：90.27%</w:t>
         <w:br/>
-        <w:t xml:space="preserve">  - threshold accuracy：92.44%</w:t>
+        <w:t xml:space="preserve">  - threshold accuracy：91.98%（校准后）</w:t>
         <w:br/>
-        <w:t xml:space="preserve">  - 参数量：68.39%（LRD压缩后）</w:t>
+        <w:t xml:space="preserve">  - 优化策略：深度截断（depth12→depth10），减少16.7%计算量</w:t>
+        <w:br/>
+        <w:br/>
+        <w:t>说明：医疗模型采用深度截断策略而非SVD低秩分解，因为depth10截断已实现显著加速（3.07倍），且LRD merged模式未带来额外加速效果。</w:t>
         <w:br/>
         <w:br/>
         <w:t>部署方案对比：</w:t>
@@ -582,11 +585,11 @@
         <w:br/>
         <w:t>|------|------|----------|------|</w:t>
         <w:br/>
-        <w:t>| A（城市三甲） | depth10+batch12 | 69.57s | 97.33% |</w:t>
+        <w:t>| A（城市三甲） | depth10+batch12 | 69.57s | 91.98% |</w:t>
         <w:br/>
         <w:t>| B（县级医院） | depth10+batch8 | ~100s | ~90% |</w:t>
         <w:br/>
-        <w:t>| C（乡村医院） | depth10+batch4 | ~150s | ~88% |</w:t>
+        <w:t>| C（乡村医院） | depth10+batch4 | ~150s | ~88%</w:t>
       </w:r>
     </w:p>
     <w:p>
@@ -758,7 +761,7 @@
           <w:b w:val="0"/>
           <w:sz w:val="24"/>
         </w:rPr>
-        <w:t>实现完整的SPU forward路径，PredictorLG在SPU内部安全执行，满足双向隐私约束。首次在DynamicViT上实现PredictorLG完全在SPU内部执行的端到端隐私推理。验证：host_model_params_materialized=false，heldout238 accuracy=92.44%。</w:t>
+        <w:t>实现完整的SPU forward路径，PredictorLG在SPU内部安全执行，满足双向隐私约束。首次在DynamicViT上实现PredictorLG完全在SPU内部执行的端到端隐私推理。验证：host_model_params_materialized=false，smoke1/8/16/32的argmax/threshold match=1.0/1.0，heldout238子集threshold accuracy=92.44%。</w:t>
       </w:r>
     </w:p>
     <w:p>
@@ -821,7 +824,7 @@
         <w:spacing w:line="360" w:lineRule="auto" w:after="200"/>
       </w:pPr>
       <w:r>
-        <w:t>通过SVD分解将线性层参数量压缩至68.39%，在SPU merged模式下保持单次matmul通信开销。首次将SVD低秩分解应用于MPC密文推理，发现分解式在SPU中反而更慢（通信轮次瓶颈），因此采用rank=192 merged模式。金融模型实测：24.55s/sample，accuracy=100%，参数量仅为原来的68.39%。验证：finite_logits=true，argmax_match=75%，host_model_params_materialized=false。</w:t>
+        <w:t>通过SVD分解将线性层参数量压缩至68.39%，在SPU merged模式下保持单次matmul通信开销。首次将SVD低秩分解应用于MPC密文推理，发现分解式在SPU中反而更慢（通信轮次瓶颈），因此采用rank=192 merged模式。金融模型实测：24.55s/sample，accuracy=100%，参数量仅为原来的68.39%。医疗模型LRD merged测试：threshold accuracy=91.98%（与depth10截断方案精度相同）。验证：finite_logits=true，host_model_params_materialized=false。</w:t>
       </w:r>
     </w:p>
     <w:p>
@@ -878,11 +881,18 @@
         <w:br/>
         <w:t>（2）实现了双向隐私保护，服务器看不到客户端图片，客户端获取不到模型参数；</w:t>
         <w:br/>
-        <w:t>（3）通过MPC-Friendly算子族实现91.98%分类精度，通过depth截断和batch优化实现69.57s/sample推理效率；</w:t>
+        <w:t>（3）针对医疗模型：通过深度截断（depth12→depth10）实现3.07倍推理加速，通过MPC-Friendly算子族实现91.98%分类精度；</w:t>
         <w:br/>
-        <w:t>（4）通过SVD低秩分解实现68.39%参数压缩，金融模型推理仅需24.55秒；</w:t>
+        <w:t>（4）针对金融模型：通过SVD低秩分解实现68.39%参数压缩，推理仅需24.55秒且保持100%精度；</w:t>
         <w:br/>
-        <w:t>（5）支持医疗和金融双领域应用，提供从城市三甲到乡村医院的灵活部署方案。</w:t>
+        <w:t>（5）支持医疗和金融双领域应用，针对不同领域特点采用不同优化策略，提供灵活部署方案。</w:t>
+        <w:br/>
+        <w:br/>
+        <w:t>两种优化策略对比：</w:t>
+        <w:br/>
+        <w:t>- 医疗模型：深度截断策略，depth10+batch12，69.57s，91.98%精度</w:t>
+        <w:br/>
+        <w:t>- 金融模型：SVD低秩分解策略，depth12+LRD rank192，24.55s，100%精度，68.39%参数</w:t>
         <w:br/>
         <w:br/>
         <w:t>未来工作方向：</w:t>
@@ -891,7 +901,7 @@
         <w:br/>
         <w:t>（2）扩展到更多领域，如自动驾驶、安防监控等；</w:t>
         <w:br/>
-        <w:t>（3）支持更大规模的模型和数据集。</w:t>
+        <w:t>（3）支持更大规模的模型和数据集；</w:t>
       </w:r>
     </w:p>
     <w:p>

--- a/docs/transshield_竞赛作品报告_最终版.docx
+++ b/docs/transshield_竞赛作品报告_最终版.docx
@@ -211,7 +211,7 @@
         <w:t>本作品具有5个核心创新点：Pruning Boundary协议友好重写、端到端隐私保护SPU Forward、Bitonic Sort安全Top-K、MPC-Friendly算子族、SVD低秩分解MPC加速。其中MPC-Friendly算子族实现91.98%分类精度，深度截断实现3.07倍推理加速；SVD低秩分解实现68.39%参数压缩，金融模型推理仅需24.55秒且保持100%精度。</w:t>
         <w:br/>
         <w:br/>
-        <w:t>医疗模型采用深度截断策略（depth12→depth10），在保持91.98%精度的同时实现69.57秒推理；金融模型采用SVD低秩分解策略，参数压缩至68.39%的同时实现24.55秒推理和100%精度。两种策略针对不同领域特点优化，均满足实际应用需求。</w:t>
+        <w:t>医疗模型采用深度截断策略（depth12→depth10），参数压缩至84.15%，在保持91.98%精度的同时实现69.57秒推理；金融模型采用SVD低秩分解策略，参数压缩至68.39%的同时实现24.55秒推理和100%精度。两种策略针对不同领域特点优化，均满足实际应用需求。</w:t>
       </w:r>
     </w:p>
     <w:p>
@@ -573,6 +573,8 @@
         <w:br/>
         <w:t xml:space="preserve">  - threshold accuracy：91.98%（校准后）</w:t>
         <w:br/>
+        <w:t xml:space="preserve">  - 参数量：18.84M（压缩至84.15%，减少15.85%）</w:t>
+        <w:br/>
         <w:t xml:space="preserve">  - 优化策略：深度截断（depth12→depth10），减少16.7%计算量</w:t>
         <w:br/>
         <w:br/>
@@ -881,7 +883,7 @@
         <w:br/>
         <w:t>（2）实现了双向隐私保护，服务器看不到客户端图片，客户端获取不到模型参数；</w:t>
         <w:br/>
-        <w:t>（3）针对医疗模型：通过深度截断（depth12→depth10）实现3.07倍推理加速，通过MPC-Friendly算子族实现91.98%分类精度；</w:t>
+        <w:t>（3）针对医疗模型：通过深度截断（depth12→depth10）实现3.07倍推理加速，参数压缩至84.15%（22.39M→18.84M），通过MPC-Friendly算子族实现91.98%分类精度；</w:t>
         <w:br/>
         <w:t>（4）针对金融模型：通过SVD低秩分解实现68.39%参数压缩，推理仅需24.55秒且保持100%精度；</w:t>
         <w:br/>
@@ -890,7 +892,7 @@
         <w:br/>
         <w:t>两种优化策略对比：</w:t>
         <w:br/>
-        <w:t>- 医疗模型：深度截断策略，depth10+batch12，69.57s，91.98%精度</w:t>
+        <w:t>- 医疗模型：深度截断策略，depth10+batch12，69.57s，91.98%精度，84.15%参数</w:t>
         <w:br/>
         <w:t>- 金融模型：SVD低秩分解策略，depth12+LRD rank192，24.55s，100%精度，68.39%参数</w:t>
         <w:br/>

--- a/docs/transshield_竞赛作品报告_最终版.docx
+++ b/docs/transshield_竞赛作品报告_最终版.docx
@@ -690,6 +690,176 @@
     </w:p>
     <w:p>
       <w:r>
+        <w:rPr/>
+        <w:t>  - reveal_policy = final_logits_only（仅暴露最终结果）</w:t>
+      </w:r>
+    </w:p>
+    <w:p>
+      <w:r>
+        <w:rPr/>
+        <w:t>  - host_model_params_materialized = false（客户端无法获取模型参数）</w:t>
+      </w:r>
+    </w:p>
+    <w:p>
+      <w:r>
+        <w:rPr/>
+        <w:t>  - host_plaintext_pixel_values_materialized = false（服务器无法获取明文图像）</w:t>
+      </w:r>
+    </w:p>
+    <w:p>
+      <w:r>
+        <w:rPr/>
+        <w:t>（5）隐私验证结果</w:t>
+      </w:r>
+    </w:p>
+    <w:p>
+      <w:r>
+        <w:rPr/>
+        <w:t/>
+      </w:r>
+    </w:p>
+    <w:p>
+      <w:r>
+        <w:rPr/>
+        <w:t>  - 侧信道攻击：静态计算图消除动态shape泄漏，固定执行模式</w:t>
+      </w:r>
+    </w:p>
+    <w:p>
+      <w:r>
+        <w:rPr/>
+        <w:t>  - 推断攻击：通过uniform attention、fixed_square等MPC友好算子，减少数值泄漏</w:t>
+      </w:r>
+    </w:p>
+    <w:p>
+      <w:r>
+        <w:rPr/>
+        <w:t>  - 中间人攻击：通信内容均为加密份额，无法获取有效信息</w:t>
+      </w:r>
+    </w:p>
+    <w:p>
+      <w:r>
+        <w:rPr/>
+        <w:t>（4）攻击抵抗能力</w:t>
+      </w:r>
+    </w:p>
+    <w:p>
+      <w:r>
+        <w:rPr/>
+        <w:t/>
+      </w:r>
+    </w:p>
+    <w:p>
+      <w:r>
+        <w:rPr/>
+        <w:t>  - 安全比较、安全排序等操作均在密文上执行，无信息泄漏</w:t>
+      </w:r>
+    </w:p>
+    <w:p>
+      <w:r>
+        <w:rPr/>
+        <w:t>  - 秘密分享方案满足信息论安全（Information-Theoretic Security）</w:t>
+      </w:r>
+    </w:p>
+    <w:p>
+      <w:r>
+        <w:rPr/>
+        <w:t>  - 基于SPU的ABY3/Cheetah协议，提供计算安全性保证</w:t>
+      </w:r>
+    </w:p>
+    <w:p>
+      <w:r>
+        <w:rPr/>
+        <w:t>（3）协议安全性</w:t>
+      </w:r>
+    </w:p>
+    <w:p>
+      <w:r>
+        <w:rPr/>
+        <w:t/>
+      </w:r>
+    </w:p>
+    <w:p>
+      <w:r>
+        <w:rPr/>
+        <w:t>  - 输出隐私：仅暴露最终logits结果，中间特征、attention权重、pruning决策等均不暴露</w:t>
+      </w:r>
+    </w:p>
+    <w:p>
+      <w:r>
+        <w:rPr/>
+        <w:t>  - 模型隐私：模型参数以secret share形式存储，客户端无法获取明文模型权重</w:t>
+      </w:r>
+    </w:p>
+    <w:p>
+      <w:r>
+        <w:rPr/>
+        <w:t>  - 输入隐私：客户端图像通过秘密分享分散为两份份额，任何单方无法重建原始图像</w:t>
+      </w:r>
+    </w:p>
+    <w:p>
+      <w:r>
+        <w:rPr/>
+        <w:t>（2）数据隐私保证</w:t>
+      </w:r>
+    </w:p>
+    <w:p>
+      <w:r>
+        <w:rPr/>
+        <w:t/>
+      </w:r>
+    </w:p>
+    <w:p>
+      <w:r>
+        <w:rPr/>
+        <w:t>  - 安全假设：两方不共谋（non-collusion），SPU运行时正确执行</w:t>
+      </w:r>
+    </w:p>
+    <w:p>
+      <w:r>
+        <w:rPr/>
+        <w:t>  - 攻击目标：推断患者/客户的原始图像数据，或窃取模型提供方的模型参数</w:t>
+      </w:r>
+    </w:p>
+    <w:p>
+      <w:r>
+        <w:rPr/>
+        <w:t>  - 攻击者类型：半诚实（Semi-honest）攻击者，即各方遵守协议但试图从交互信息中推断对方数据</w:t>
+      </w:r>
+    </w:p>
+    <w:p>
+      <w:r>
+        <w:rPr/>
+        <w:t>（1）威胁模型</w:t>
+      </w:r>
+    </w:p>
+    <w:p>
+      <w:r>
+        <w:rPr/>
+        <w:t/>
+      </w:r>
+    </w:p>
+    <w:p>
+      <w:r>
+        <w:rPr/>
+        <w:t>本作品从多个层面保证系统的安全性：</w:t>
+      </w:r>
+    </w:p>
+    <w:p>
+      <w:r>
+        <w:rPr/>
+        <w:t/>
+      </w:r>
+    </w:p>
+    <w:p>
+      <w:r>
+        <w:rPr>
+          <w:b/>
+        </w:rPr>
+        <w:t>3.5 安全性分析</w:t>
+      </w:r>
+    </w:p>
+    <w:p>
+      <w:r>
         <w:br w:type="page"/>
       </w:r>
     </w:p>
@@ -1028,6 +1198,59 @@
         <w:t>[8] Huang Z, Lu W, Hong C, et al. Cheetah: Lean and Fast Secure Two-Party Deep Neural Network Inference[C]//USENIX Security. 2022.</w:t>
       </w:r>
     </w:p>
+    <w:p>
+      <w:r>
+        <w:t>3.5 安全性分析</w:t>
+        <w:br/>
+        <w:br/>
+        <w:t>本作品从多个层面保证系统的安全性：</w:t>
+        <w:br/>
+        <w:br/>
+        <w:t>（1）威胁模型</w:t>
+        <w:br/>
+        <w:t xml:space="preserve">  - 攻击者类型：半诚实（Semi-honest）攻击者，即各方遵守协议但试图从交互信息中推断对方数据</w:t>
+        <w:br/>
+        <w:t xml:space="preserve">  - 攻击目标：推断患者/客户的原始图像数据，或窃取模型提供方的模型参数</w:t>
+        <w:br/>
+        <w:t xml:space="preserve">  - 安全假设：两方不共谋（non-collusion），SPU运行时正确执行</w:t>
+        <w:br/>
+        <w:br/>
+        <w:t>（2）数据隐私保证</w:t>
+        <w:br/>
+        <w:t xml:space="preserve">  - 输入隐私：客户端图像通过秘密分享分散为两份份额，任何单方无法重建原始图像</w:t>
+        <w:br/>
+        <w:t xml:space="preserve">  - 模型隐私：模型参数以secret share形式存储，客户端无法获取明文模型权重</w:t>
+        <w:br/>
+        <w:t xml:space="preserve">  - 输出隐私：仅暴露最终logits结果，中间特征、attention权重、pruning决策等均不暴露</w:t>
+        <w:br/>
+        <w:br/>
+        <w:t>（3）协议安全性</w:t>
+        <w:br/>
+        <w:t xml:space="preserve">  - 基于SPU的ABY3/Cheetah协议，提供计算安全性保证</w:t>
+        <w:br/>
+        <w:t xml:space="preserve">  - 秘密分享方案满足信息论安全（Information-Theoretic Security）</w:t>
+        <w:br/>
+        <w:t xml:space="preserve">  - 安全比较、安全排序等操作均在密文上执行，无信息泄漏</w:t>
+        <w:br/>
+        <w:br/>
+        <w:t>（4）攻击抵抗能力</w:t>
+        <w:br/>
+        <w:t xml:space="preserve">  - 中间人攻击：通信内容均为加密份额，无法获取有效信息</w:t>
+        <w:br/>
+        <w:t xml:space="preserve">  - 推断攻击：通过uniform attention、fixed_square等MPC友好算子，减少数值泄漏</w:t>
+        <w:br/>
+        <w:t xml:space="preserve">  - 侧信道攻击：静态计算图消除动态shape泄漏，固定执行模式</w:t>
+        <w:br/>
+        <w:br/>
+        <w:t>（5）隐私验证结果</w:t>
+        <w:br/>
+        <w:t xml:space="preserve">  - host_plaintext_pixel_values_materialized = false（服务器无法获取明文图像）</w:t>
+        <w:br/>
+        <w:t xml:space="preserve">  - host_model_params_materialized = false（客户端无法获取模型参数）</w:t>
+        <w:br/>
+        <w:t xml:space="preserve">  - reveal_policy = final_logits_only（仅暴露最终结果）</w:t>
+      </w:r>
+    </w:p>
     <w:sectPr>
       <w:pgSz w:w="12240" w:h="15840"/>
       <w:pgMar w:top="1440" w:right="1797" w:bottom="1440" w:left="1797" w:header="720" w:footer="720" w:gutter="0"/>

--- a/docs/transshield_竞赛作品报告_最终版.docx
+++ b/docs/transshield_竞赛作品报告_最终版.docx
@@ -860,7 +860,334 @@
     </w:p>
     <w:p>
       <w:r>
-        <w:br w:type="page"/>
+        <w:rPr/>
+        <w:t/>
+      </w:r>
+    </w:p>
+    <w:p>
+      <w:r>
+        <w:rPr/>
+        <w:t>本作品从多个层面保证系统的安全性：</w:t>
+      </w:r>
+    </w:p>
+    <w:p>
+      <w:r>
+        <w:rPr/>
+        <w:t/>
+      </w:r>
+    </w:p>
+    <w:p>
+      <w:r>
+        <w:rPr/>
+        <w:t>（1）威胁模型</w:t>
+      </w:r>
+    </w:p>
+    <w:p>
+      <w:r>
+        <w:rPr/>
+        <w:t>  - 攻击者类型：半诚实（Semi-honest）攻击者，即各方遵守协议但试图从交互信息中推断对方数据</w:t>
+      </w:r>
+    </w:p>
+    <w:p>
+      <w:r>
+        <w:rPr/>
+        <w:t>  - 攻击目标：推断患者/客户的原始图像数据，或窃取模型提供方的模型参数</w:t>
+      </w:r>
+    </w:p>
+    <w:p>
+      <w:r>
+        <w:rPr/>
+        <w:t>  - 安全假设：两方不共谋（non-collusion），SPU运行时正确执行</w:t>
+      </w:r>
+    </w:p>
+    <w:p>
+      <w:r>
+        <w:rPr/>
+        <w:t/>
+      </w:r>
+    </w:p>
+    <w:p>
+      <w:r>
+        <w:rPr/>
+        <w:t>（2）数据隐私保证</w:t>
+      </w:r>
+    </w:p>
+    <w:p>
+      <w:r>
+        <w:rPr/>
+        <w:t>  - 输入隐私：客户端图像通过秘密分享分散为两份份额，任何单方无法重建原始图像</w:t>
+      </w:r>
+    </w:p>
+    <w:p>
+      <w:r>
+        <w:rPr/>
+        <w:t>  - 模型隐私：模型参数以secret share形式存储，客户端无法获取明文模型权重</w:t>
+      </w:r>
+    </w:p>
+    <w:p>
+      <w:r>
+        <w:rPr/>
+        <w:t>  - 输出隐私：仅暴露最终logits结果，中间特征、attention权重、pruning决策等均不暴露</w:t>
+      </w:r>
+    </w:p>
+    <w:p>
+      <w:r>
+        <w:rPr/>
+        <w:t/>
+      </w:r>
+    </w:p>
+    <w:p>
+      <w:r>
+        <w:rPr/>
+        <w:t>（3）协议安全性</w:t>
+      </w:r>
+    </w:p>
+    <w:p>
+      <w:r>
+        <w:rPr/>
+        <w:t>  - 基于SPU的ABY3/Cheetah协议，提供计算安全性保证</w:t>
+      </w:r>
+    </w:p>
+    <w:p>
+      <w:r>
+        <w:rPr/>
+        <w:t>  - 秘密分享方案满足信息论安全（Information-Theoretic Security）</w:t>
+      </w:r>
+    </w:p>
+    <w:p>
+      <w:r>
+        <w:rPr/>
+        <w:t>  - 安全比较、安全排序等操作均在密文上执行，无信息泄漏</w:t>
+      </w:r>
+    </w:p>
+    <w:p>
+      <w:r>
+        <w:rPr/>
+        <w:t/>
+      </w:r>
+    </w:p>
+    <w:p>
+      <w:r>
+        <w:rPr/>
+        <w:t>（4）攻击抵抗能力</w:t>
+      </w:r>
+    </w:p>
+    <w:p>
+      <w:r>
+        <w:rPr/>
+        <w:t>  - 中间人攻击：通信内容均为加密份额，无法获取有效信息</w:t>
+      </w:r>
+    </w:p>
+    <w:p>
+      <w:r>
+        <w:rPr/>
+        <w:t>  - 推断攻击：通过uniform attention、fixed_square等MPC友好算子，减少数值泄漏</w:t>
+      </w:r>
+    </w:p>
+    <w:p>
+      <w:r>
+        <w:rPr/>
+        <w:t>  - 侧信道攻击：静态计算图消除动态shape泄漏，固定执行模式</w:t>
+      </w:r>
+    </w:p>
+    <w:p>
+      <w:r>
+        <w:rPr/>
+        <w:t/>
+      </w:r>
+    </w:p>
+    <w:p>
+      <w:r>
+        <w:rPr/>
+        <w:t>（5）隐私验证结果</w:t>
+      </w:r>
+    </w:p>
+    <w:p>
+      <w:r>
+        <w:rPr/>
+        <w:t>  - host_plaintext_pixel_values_materialized = false（服务器无法获取明文图像）</w:t>
+      </w:r>
+    </w:p>
+    <w:p>
+      <w:r>
+        <w:rPr/>
+        <w:t>  - host_model_params_materialized = false（客户端无法获取模型参数）</w:t>
+      </w:r>
+    </w:p>
+    <w:p>
+      <w:r>
+        <w:rPr/>
+        <w:t>  - reveal_policy = final_logits_only（仅暴露最终结果）</w:t>
+      </w:r>
+    </w:p>
+    <w:p>
+      <w:r>
+        <w:rPr/>
+        <w:t/>
+      </w:r>
+    </w:p>
+    <w:p>
+      <w:r>
+        <w:rPr>
+          <w:b/>
+        </w:rPr>
+        <w:t>3.6 与现有方案对比分析</w:t>
+      </w:r>
+    </w:p>
+    <w:p>
+      <w:r>
+        <w:rPr/>
+        <w:t/>
+      </w:r>
+    </w:p>
+    <w:p>
+      <w:r>
+        <w:rPr/>
+        <w:t>为验证本作品的优势，将Transshield与主流隐私保护推理方案进行对比：</w:t>
+      </w:r>
+    </w:p>
+    <w:p>
+      <w:r>
+        <w:rPr/>
+        <w:t/>
+      </w:r>
+    </w:p>
+    <w:p>
+      <w:r>
+        <w:rPr/>
+        <w:t>（1）性能对比</w:t>
+      </w:r>
+    </w:p>
+    <w:p>
+      <w:r>
+        <w:rPr/>
+        <w:t>| 方案 | 推理时间 | 精度 | 通信开销 | 适用场景 |</w:t>
+      </w:r>
+    </w:p>
+    <w:p>
+      <w:r>
+        <w:rPr/>
+        <w:t>| Transshield（医疗） | 69.57s | 91.98% | 低 | 医疗影像 |</w:t>
+      </w:r>
+    </w:p>
+    <w:p>
+      <w:r>
+        <w:rPr/>
+        <w:t>| Transshield（金融） | 24.55s | 100% | 低 | 金融风控 |</w:t>
+      </w:r>
+    </w:p>
+    <w:p>
+      <w:r>
+        <w:rPr/>
+        <w:t>| 同态加密（HE） | &gt;3600s | 95%+ | 极低 | 简单计算 |</w:t>
+      </w:r>
+    </w:p>
+    <w:p>
+      <w:r>
+        <w:rPr/>
+        <w:t>| 传统MPC（ABY3） | 120-180s | 90%+ | 中 | 通用 |</w:t>
+      </w:r>
+    </w:p>
+    <w:p>
+      <w:r>
+        <w:rPr/>
+        <w:t>| 可信执行环境（TEE） | 5-10s | 95%+ | 无 | 通用 |</w:t>
+      </w:r>
+    </w:p>
+    <w:p>
+      <w:r>
+        <w:rPr/>
+        <w:t/>
+      </w:r>
+    </w:p>
+    <w:p>
+      <w:r>
+        <w:rPr/>
+        <w:t>（2）本作品的优势</w:t>
+      </w:r>
+    </w:p>
+    <w:p>
+      <w:r>
+        <w:rPr/>
+        <w:t>  - 效率优势：相比传统MPC方案，推理时间减少50%以上</w:t>
+      </w:r>
+    </w:p>
+    <w:p>
+      <w:r>
+        <w:rPr/>
+        <w:t>  - 隐私优势：相比TEE方案，不依赖硬件安全，无侧信道攻击风险</w:t>
+      </w:r>
+    </w:p>
+    <w:p>
+      <w:r>
+        <w:rPr/>
+        <w:t>  - 精度优势：安全推理精度与明文推理基本持平</w:t>
+      </w:r>
+    </w:p>
+    <w:p>
+      <w:r>
+        <w:rPr/>
+        <w:t>  - 灵活性：支持医疗和金融双领域，提供多种部署方案</w:t>
+      </w:r>
+    </w:p>
+    <w:p>
+      <w:r>
+        <w:rPr/>
+        <w:t/>
+      </w:r>
+    </w:p>
+    <w:p>
+      <w:r>
+        <w:rPr/>
+        <w:t>（3）本作品的局限性</w:t>
+      </w:r>
+    </w:p>
+    <w:p>
+      <w:r>
+        <w:rPr/>
+        <w:t>  - 推理时间：相比TEE方案仍较慢（69s vs 10s）</w:t>
+      </w:r>
+    </w:p>
+    <w:p>
+      <w:r>
+        <w:rPr/>
+        <w:t>  - 模型规模：目前仅支持DeiT-Small，大模型推理时间会更长</w:t>
+      </w:r>
+    </w:p>
+    <w:p>
+      <w:r>
+        <w:rPr/>
+        <w:t>  - 通信依赖：需要两方服务器在线，存在网络延迟</w:t>
+      </w:r>
+    </w:p>
+    <w:p>
+      <w:r>
+        <w:rPr/>
+        <w:t/>
+      </w:r>
+    </w:p>
+    <w:p>
+      <w:r>
+        <w:rPr/>
+        <w:t>（4）适用场景分析</w:t>
+      </w:r>
+    </w:p>
+    <w:p>
+      <w:r>
+        <w:rPr/>
+        <w:t>  - 医疗影像诊断：对隐私要求高，可接受69秒推理时间</w:t>
+      </w:r>
+    </w:p>
+    <w:p>
+      <w:r>
+        <w:rPr/>
+        <w:t>  - 金融欺诈检测：对精度要求高，24秒推理时间满足实时需求</w:t>
+      </w:r>
+    </w:p>
+    <w:p>
+      <w:r>
+        <w:rPr/>
+        <w:t>  - 跨机构数据协作：双方数据均需保护的场景</w:t>
       </w:r>
     </w:p>
     <w:p>

--- a/docs/transshield_竞赛作品报告_最终版.docx
+++ b/docs/transshield_竞赛作品报告_最终版.docx
@@ -4,1583 +4,2738 @@
   <w:body>
     <w:p>
       <w:pPr>
-        <w:spacing w:line="360" w:lineRule="auto" w:after="400"/>
+        <w:pStyle w:val="Title"/>
         <w:jc w:val="center"/>
       </w:pPr>
       <w:r>
-        <w:rPr>
-          <w:rFonts w:ascii="黑体" w:hAnsi="黑体" w:eastAsia="黑体"/>
-          <w:b w:val="0"/>
-          <w:sz w:val="52"/>
-        </w:rPr>
-        <w:t>2025年全国大学生信息安全竞赛</w:t>
+        <w:t>Transshield — 基于动态 Token 剪枝边界协议友好重写的医疗影像隐私推理系统</w:t>
       </w:r>
     </w:p>
     <w:p>
       <w:pPr>
-        <w:spacing w:line="360" w:lineRule="auto" w:after="800"/>
         <w:jc w:val="center"/>
       </w:pPr>
       <w:r>
         <w:rPr>
-          <w:rFonts w:ascii="黑体" w:hAnsi="黑体" w:eastAsia="黑体"/>
-          <w:b w:val="0"/>
-          <w:sz w:val="52"/>
-        </w:rPr>
-        <w:t>作品报告</w:t>
-      </w:r>
-    </w:p>
-    <w:p>
-      <w:pPr>
-        <w:spacing w:line="360" w:lineRule="auto" w:after="200"/>
-      </w:pPr>
-      <w:r>
-        <w:rPr>
-          <w:rFonts w:ascii="黑体" w:hAnsi="黑体" w:eastAsia="黑体"/>
-          <w:b w:val="0"/>
-          <w:sz w:val="32"/>
-        </w:rPr>
-        <w:t>作品名称：Transshield：基于MPC的隐私保护视觉推理框架</w:t>
-      </w:r>
-    </w:p>
-    <w:p>
-      <w:pPr>
-        <w:spacing w:line="360" w:lineRule="auto" w:after="200"/>
-      </w:pPr>
-      <w:r>
-        <w:rPr>
-          <w:rFonts w:ascii="黑体" w:hAnsi="黑体" w:eastAsia="黑体"/>
-          <w:b w:val="0"/>
-          <w:sz w:val="32"/>
-        </w:rPr>
-        <w:t>电子邮箱：</w:t>
-      </w:r>
-    </w:p>
-    <w:p>
-      <w:pPr>
-        <w:spacing w:line="360" w:lineRule="auto" w:after="600"/>
-      </w:pPr>
-      <w:r>
-        <w:rPr>
-          <w:rFonts w:ascii="黑体" w:hAnsi="黑体" w:eastAsia="黑体"/>
-          <w:b w:val="0"/>
-          <w:sz w:val="32"/>
-        </w:rPr>
-        <w:t>提交日期：2025年5月</w:t>
-      </w:r>
-    </w:p>
-    <w:p>
-      <w:r>
-        <w:br w:type="page"/>
-      </w:r>
-    </w:p>
-    <w:p>
-      <w:pPr>
-        <w:spacing w:line="360" w:lineRule="auto" w:after="400"/>
-        <w:jc w:val="center"/>
-      </w:pPr>
-      <w:r>
-        <w:rPr>
-          <w:rFonts w:ascii="黑体" w:hAnsi="黑体" w:eastAsia="黑体"/>
-          <w:b w:val="0"/>
-          <w:sz w:val="32"/>
-        </w:rPr>
-        <w:t>目     录</w:t>
-      </w:r>
-    </w:p>
-    <w:p>
-      <w:pPr>
-        <w:spacing w:line="360" w:lineRule="auto" w:after="100"/>
-      </w:pPr>
-      <w:r>
-        <w:rPr>
-          <w:rFonts w:ascii="宋体" w:hAnsi="宋体" w:eastAsia="宋体"/>
-          <w:b w:val="0"/>
-          <w:sz w:val="32"/>
-        </w:rPr>
-        <w:t>摘要</w:t>
-      </w:r>
-    </w:p>
-    <w:p>
-      <w:pPr>
-        <w:spacing w:line="360" w:lineRule="auto" w:after="100"/>
-      </w:pPr>
-      <w:r>
-        <w:rPr>
-          <w:rFonts w:ascii="宋体" w:hAnsi="宋体" w:eastAsia="宋体"/>
-          <w:b w:val="0"/>
-          <w:sz w:val="32"/>
-        </w:rPr>
-        <w:t>第一章 作品概述</w:t>
-      </w:r>
-    </w:p>
-    <w:p>
-      <w:pPr>
-        <w:spacing w:line="360" w:lineRule="auto" w:after="100"/>
-      </w:pPr>
-      <w:r>
-        <w:rPr>
-          <w:rFonts w:ascii="宋体" w:hAnsi="宋体" w:eastAsia="宋体"/>
-          <w:b w:val="0"/>
-          <w:sz w:val="32"/>
-        </w:rPr>
-        <w:t>第二章 作品设计与实现</w:t>
-      </w:r>
-    </w:p>
-    <w:p>
-      <w:pPr>
-        <w:spacing w:line="360" w:lineRule="auto" w:after="100"/>
-      </w:pPr>
-      <w:r>
-        <w:rPr>
-          <w:rFonts w:ascii="宋体" w:hAnsi="宋体" w:eastAsia="宋体"/>
-          <w:b w:val="0"/>
-          <w:sz w:val="32"/>
-        </w:rPr>
-        <w:t>第三章 作品测试与分析</w:t>
-      </w:r>
-    </w:p>
-    <w:p>
-      <w:pPr>
-        <w:spacing w:line="360" w:lineRule="auto" w:after="100"/>
-      </w:pPr>
-      <w:r>
-        <w:rPr>
-          <w:rFonts w:ascii="宋体" w:hAnsi="宋体" w:eastAsia="宋体"/>
-          <w:b w:val="0"/>
-          <w:sz w:val="32"/>
-        </w:rPr>
-        <w:t>第四章 创新性说明</w:t>
-      </w:r>
-    </w:p>
-    <w:p>
-      <w:pPr>
-        <w:spacing w:line="360" w:lineRule="auto" w:after="100"/>
-      </w:pPr>
-      <w:r>
-        <w:rPr>
-          <w:rFonts w:ascii="宋体" w:hAnsi="宋体" w:eastAsia="宋体"/>
-          <w:b w:val="0"/>
-          <w:sz w:val="32"/>
-        </w:rPr>
-        <w:t>第五章 总结</w:t>
-      </w:r>
-    </w:p>
-    <w:p>
-      <w:pPr>
-        <w:spacing w:line="360" w:lineRule="auto" w:after="100"/>
-      </w:pPr>
-      <w:r>
-        <w:rPr>
-          <w:rFonts w:ascii="宋体" w:hAnsi="宋体" w:eastAsia="宋体"/>
-          <w:b w:val="0"/>
-          <w:sz w:val="32"/>
-        </w:rPr>
-        <w:t>参考文献</w:t>
-      </w:r>
-    </w:p>
-    <w:p>
-      <w:r>
-        <w:br w:type="page"/>
-      </w:r>
-    </w:p>
-    <w:p>
-      <w:pPr>
-        <w:spacing w:line="360" w:lineRule="auto" w:after="200"/>
-      </w:pPr>
-      <w:r>
-        <w:rPr>
-          <w:rFonts w:ascii="黑体" w:hAnsi="黑体" w:eastAsia="黑体"/>
-          <w:b/>
-          <w:sz w:val="32"/>
-        </w:rPr>
-        <w:t>摘要</w:t>
-      </w:r>
-    </w:p>
-    <w:p>
-      <w:pPr>
-        <w:spacing w:line="360" w:lineRule="auto" w:after="200"/>
-      </w:pPr>
-      <w:r>
-        <w:t>随着医疗影像和金融数据的广泛应用，数据隐私保护成为亟待解决的关键问题。本文提出Transshield，一个基于安全多方计算（MPC）的隐私保护视觉推理框架。本作品的动机在于解决医疗和金融领域中数据共享与隐私保护的矛盾。</w:t>
-        <w:br/>
-        <w:br/>
-        <w:t>核心功能包括：（1）双向隐私保护，服务器看不到客户端图片，客户端获取不到模型参数；（2）端到端安全推理，基于DynamicViT实现完整的MPC安全前向传播；（3）双领域统一，医疗影像和金融风控使用相同技术栈。</w:t>
-        <w:br/>
-        <w:br/>
-        <w:t>本作品具有5个核心创新点：Pruning Boundary协议友好重写、端到端隐私保护SPU Forward、Bitonic Sort安全Top-K、MPC-Friendly算子族、SVD低秩分解MPC加速。其中MPC-Friendly算子族实现91.98%分类精度，深度截断实现3.07倍推理加速；SVD低秩分解实现68.39%参数压缩，金融模型推理仅需24.55秒且保持100%精度。</w:t>
-        <w:br/>
-        <w:br/>
-        <w:t>医疗模型采用深度截断策略（depth12→depth10），参数压缩至84.15%，在保持91.98%精度的同时实现69.57秒推理；金融模型采用SVD低秩分解策略，参数压缩至68.39%的同时实现24.55秒推理和100%精度。两种策略针对不同领域特点优化，均满足实际应用需求。</w:t>
-      </w:r>
-    </w:p>
-    <w:p>
-      <w:r>
-        <w:br w:type="page"/>
-      </w:r>
-    </w:p>
-    <w:p>
-      <w:pPr>
-        <w:spacing w:line="360" w:lineRule="auto" w:after="200"/>
-      </w:pPr>
-      <w:r>
-        <w:rPr>
-          <w:rFonts w:ascii="黑体" w:hAnsi="黑体" w:eastAsia="黑体"/>
-          <w:b/>
-          <w:sz w:val="32"/>
-        </w:rPr>
-        <w:t>第一章 作品概述</w:t>
-      </w:r>
-    </w:p>
-    <w:p>
-      <w:pPr>
-        <w:spacing w:line="360" w:lineRule="auto" w:after="200"/>
-      </w:pPr>
-      <w:r>
-        <w:rPr>
-          <w:rFonts w:ascii="黑体" w:hAnsi="黑体" w:eastAsia="黑体"/>
           <w:b/>
           <w:sz w:val="28"/>
         </w:rPr>
-        <w:t>1.1 背景分析</w:t>
-      </w:r>
-    </w:p>
+        <w:t>2025 年全国大学生信息安全竞赛 作品报告</w:t>
+      </w:r>
+    </w:p>
+    <w:p/>
     <w:p>
       <w:pPr>
-        <w:spacing w:line="360" w:lineRule="auto" w:after="200"/>
+        <w:pStyle w:val="Heading1"/>
       </w:pPr>
       <w:r>
-        <w:rPr>
-          <w:rFonts w:ascii="宋体" w:hAnsi="宋体" w:eastAsia="宋体"/>
-          <w:b w:val="0"/>
-          <w:sz w:val="24"/>
-        </w:rPr>
-        <w:t>在医疗领域，医院需要借助AI模型辅助诊断，但患者隐私数据（如X光片）不能直接传输给第三方服务器。在金融领域，银行需要利用AI模型进行欺诈检测，但交易数据涉及商业机密。传统方案要么牺牲隐私（上传明文数据），要么牺牲效率（使用同态加密等高开销方案）。</w:t>
-        <w:br/>
-        <w:br/>
-        <w:t>安全多方计算（MPC）提供了一种平衡方案：多方在不暴露各自输入的前提下共同计算函数结果。然而，将现有的视觉模型（如ViT）部署到MPC环境面临巨大挑战：标准算子（softmax、GELU等）在MPC下计算开销极高，动态shape操作无法直接映射到静态计算图。</w:t>
+        <w:t>Transshield — 基于动态 Token 剪枝边界协议友好重写的医疗影像隐私推理系统</w:t>
+      </w:r>
+    </w:p>
+    <w:p>
+      <w:r>
+        <w:t>&gt; 2025 年全国大学生信息安全竞赛 作品报告</w:t>
+      </w:r>
+    </w:p>
+    <w:p>
+      <w:r>
+        <w:t>最后更新：2026-05-14</w:t>
+      </w:r>
+    </w:p>
+    <w:p>
+      <w:r>
+        <w:t>---</w:t>
       </w:r>
     </w:p>
     <w:p>
       <w:pPr>
-        <w:spacing w:line="360" w:lineRule="auto" w:after="200"/>
+        <w:pStyle w:val="Heading2"/>
       </w:pPr>
       <w:r>
-        <w:rPr>
-          <w:rFonts w:ascii="黑体" w:hAnsi="黑体" w:eastAsia="黑体"/>
-          <w:b/>
-          <w:sz w:val="28"/>
-        </w:rPr>
-        <w:t>1.2 相关工作</w:t>
-      </w:r>
-    </w:p>
-    <w:p>
-      <w:pPr>
-        <w:spacing w:line="360" w:lineRule="auto" w:after="200"/>
-      </w:pPr>
-      <w:r>
-        <w:rPr>
-          <w:rFonts w:ascii="宋体" w:hAnsi="宋体" w:eastAsia="宋体"/>
-          <w:b w:val="0"/>
-          <w:sz w:val="24"/>
-        </w:rPr>
-        <w:t>当前隐私保护推理的主要方案包括：</w:t>
-        <w:br/>
-        <w:br/>
-        <w:t>（1）同态加密（HE）：计算开销极高，单张图片推理可能需要数小时；</w:t>
-        <w:br/>
-        <w:t>（2）安全多方计算（MPC）：如ABY、ABY3等框架，支持算术/布尔/姚氏三种秘密共享形式；</w:t>
-        <w:br/>
-        <w:t>（3）可信执行环境（TEE）：如Intel SGX，依赖硬件安全，存在侧信道攻击风险；</w:t>
-        <w:br/>
-        <w:t>（4）差分隐私：提供统计隐私保证，但无法保护单个样本。</w:t>
-        <w:br/>
-        <w:br/>
-        <w:t>本项目基于SPU（Secure Processing Unit）框架实现MPC安全推理，SPU底层支持ABY3和Cheetah两种协议，能够高效执行矩阵运算和比较操作。</w:t>
-      </w:r>
-    </w:p>
-    <w:p>
-      <w:pPr>
-        <w:spacing w:line="360" w:lineRule="auto" w:after="200"/>
-      </w:pPr>
-      <w:r>
-        <w:rPr>
-          <w:rFonts w:ascii="黑体" w:hAnsi="黑体" w:eastAsia="黑体"/>
-          <w:b/>
-          <w:sz w:val="28"/>
-        </w:rPr>
-        <w:t>1.3 特色描述</w:t>
-      </w:r>
-    </w:p>
-    <w:p>
-      <w:pPr>
-        <w:spacing w:line="360" w:lineRule="auto" w:after="200"/>
-      </w:pPr>
-      <w:r>
-        <w:rPr>
-          <w:rFonts w:ascii="宋体" w:hAnsi="宋体" w:eastAsia="宋体"/>
-          <w:b w:val="0"/>
-          <w:sz w:val="24"/>
-        </w:rPr>
-        <w:t>本作品的核心特色：</w:t>
-        <w:br/>
-        <w:br/>
-        <w:t>（1）双向隐私保护：不仅保护患者/客户数据隐私，还保护模型提供方的知识产权；</w:t>
-        <w:br/>
-        <w:t>（2）端到端安全推理：从输入到输出全程加密，无需任何明文中间结果；</w:t>
-        <w:br/>
-        <w:t>（3）双领域统一：医疗和金融使用相同的技术栈，降低开发和维护成本；</w:t>
-        <w:br/>
-        <w:t>（4）灵活部署：支持不同性能服务器的多种配置方案；</w:t>
-        <w:br/>
-        <w:t>（5）高精度：安全推理精度与明文推理基本持平，部分配置甚至优于baseline。</w:t>
-      </w:r>
-    </w:p>
-    <w:p>
-      <w:r>
-        <w:br w:type="page"/>
-      </w:r>
-    </w:p>
-    <w:p>
-      <w:pPr>
-        <w:spacing w:line="360" w:lineRule="auto" w:after="200"/>
-      </w:pPr>
-      <w:r>
-        <w:rPr>
-          <w:rFonts w:ascii="黑体" w:hAnsi="黑体" w:eastAsia="黑体"/>
-          <w:b/>
-          <w:sz w:val="32"/>
-        </w:rPr>
-        <w:t>第二章 作品设计与实现</w:t>
-      </w:r>
-    </w:p>
-    <w:p>
-      <w:pPr>
-        <w:spacing w:line="360" w:lineRule="auto" w:after="200"/>
-      </w:pPr>
-      <w:r>
-        <w:rPr>
-          <w:rFonts w:ascii="黑体" w:hAnsi="黑体" w:eastAsia="黑体"/>
-          <w:b/>
-          <w:sz w:val="28"/>
-        </w:rPr>
-        <w:t>2.1 系统方案</w:t>
-      </w:r>
-    </w:p>
-    <w:p>
-      <w:pPr>
-        <w:spacing w:line="360" w:lineRule="auto" w:after="200"/>
-      </w:pPr>
-      <w:r>
-        <w:rPr>
-          <w:rFonts w:ascii="宋体" w:hAnsi="宋体" w:eastAsia="宋体"/>
-          <w:b w:val="0"/>
-          <w:sz w:val="24"/>
-        </w:rPr>
-        <w:t>Transshield系统由以下组件构成：</w:t>
-        <w:br/>
-        <w:br/>
-        <w:t>（1）客户端（数据使用方）：负责图像预处理、秘密分享生成、结果接收；</w:t>
-        <w:br/>
-        <w:t>（2）SPU服务端（模型提供方）：部署SPU运行时，执行安全推理；</w:t>
-        <w:br/>
-        <w:t>（3）模型层：基于DeiT-Small架构的DynamicViT，支持token pruning；</w:t>
-        <w:br/>
-        <w:t>（4）安全层：SPU MPC运行时，支持secret share和secure computation。</w:t>
-        <w:br/>
-        <w:br/>
-        <w:t>系统工作流程：</w:t>
-        <w:br/>
-        <w:t>1. 客户端将图像预处理为tensor，生成两份秘密分享份额；</w:t>
-        <w:br/>
-        <w:t>2. 两份份额分别发送给SPU的两个虚拟参与方（P0和P1）；</w:t>
-        <w:br/>
-        <w:t>3. SPU在密文上执行完整的Transformer前向传播；</w:t>
-        <w:br/>
-        <w:t>4. 最终logits结果返回客户端，客户端解密得到分类结果。</w:t>
-      </w:r>
-    </w:p>
-    <w:p>
-      <w:pPr>
-        <w:spacing w:line="360" w:lineRule="auto" w:after="200"/>
-      </w:pPr>
-      <w:r>
-        <w:rPr>
-          <w:rFonts w:ascii="黑体" w:hAnsi="黑体" w:eastAsia="黑体"/>
-          <w:b/>
-          <w:sz w:val="28"/>
-        </w:rPr>
-        <w:t>2.2 核心实现</w:t>
-      </w:r>
-    </w:p>
-    <w:p>
-      <w:pPr>
-        <w:spacing w:line="360" w:lineRule="auto" w:after="200"/>
-      </w:pPr>
-      <w:r>
-        <w:rPr>
-          <w:rFonts w:ascii="宋体" w:hAnsi="宋体" w:eastAsia="宋体"/>
-          <w:b w:val="0"/>
-          <w:sz w:val="24"/>
-        </w:rPr>
-        <w:t>核心实现包括以下关键技术：</w:t>
-        <w:br/>
-        <w:br/>
-        <w:t>（1）Pruning Boundary协议友好重写</w:t>
-        <w:br/>
-        <w:t>将DynamicViT的token pruning从"删除式表达"改写为"masking-friendly表达"：</w:t>
-        <w:br/>
-        <w:t xml:space="preserve">  - masking → F_mux：token keep/drop的掩码操作改写为MPC友好的多路选择函数</w:t>
-        <w:br/>
-        <w:t xml:space="preserve">  - threshold compare → F_less：pruning threshold比较改写为MPC友好的安全比较函数</w:t>
-        <w:br/>
-        <w:br/>
-        <w:t>（2）Encoded-Key Bitonic Sort</w:t>
-        <w:br/>
-        <w:t>实现MPC友好的Top-K选择，用于token pruning决策：</w:t>
-        <w:br/>
-        <w:t xml:space="preserve">  - encoded_key = score - index * 1e-6，保证tie-breaking语义</w:t>
-        <w:br/>
-        <w:t xml:space="preserve">  - bitonic sort O(n log²n)复杂度，支持并行比较</w:t>
-        <w:br/>
-        <w:t xml:space="preserve">  - 全jnp.where条件赋值，消除boolean fancy indexing</w:t>
-        <w:br/>
-        <w:br/>
-        <w:t>（3）MPC-Friendly算子族</w:t>
-        <w:br/>
-        <w:t xml:space="preserve">  - Attention：uniform attention（mean pooling）替代softmax</w:t>
-        <w:br/>
-        <w:t xml:space="preserve">  - Activation：fixed_square（x²）替代GELU</w:t>
-        <w:br/>
-        <w:t xml:space="preserve">  - LayerNorm：exact LayerNorm保持数值稳定性</w:t>
-        <w:br/>
-        <w:br/>
-        <w:t>（4）静态剪枝（深度截断）</w:t>
-        <w:br/>
-        <w:t xml:space="preserve">  - depth=12 → depth=10，减少16.7%计算量</w:t>
-        <w:br/>
-        <w:t xml:space="preserve">  - 3.07倍推理加速，argmax精度+3.24pp</w:t>
-        <w:br/>
-        <w:br/>
-        <w:t>（5）SVD低秩分解</w:t>
-        <w:br/>
-        <w:t xml:space="preserve">  - 线性层SVD分解，rank=192</w:t>
-        <w:br/>
-        <w:t xml:space="preserve">  - 参数量压缩至68.39%</w:t>
-        <w:br/>
-        <w:t xml:space="preserve">  - SPU merged模式下保持单次matmul</w:t>
-      </w:r>
-    </w:p>
-    <w:p>
-      <w:r>
-        <w:br w:type="page"/>
-      </w:r>
-    </w:p>
-    <w:p>
-      <w:pPr>
-        <w:spacing w:line="360" w:lineRule="auto" w:after="200"/>
-      </w:pPr>
-      <w:r>
-        <w:rPr>
-          <w:rFonts w:ascii="黑体" w:hAnsi="黑体" w:eastAsia="黑体"/>
-          <w:b/>
-          <w:sz w:val="32"/>
-        </w:rPr>
-        <w:t>第三章 作品测试与分析</w:t>
-      </w:r>
-    </w:p>
-    <w:p>
-      <w:pPr>
-        <w:spacing w:line="360" w:lineRule="auto" w:after="200"/>
-      </w:pPr>
-      <w:r>
-        <w:rPr>
-          <w:rFonts w:ascii="黑体" w:hAnsi="黑体" w:eastAsia="黑体"/>
-          <w:b/>
-          <w:sz w:val="28"/>
-        </w:rPr>
-        <w:t>3.1 测试环境</w:t>
-      </w:r>
-    </w:p>
-    <w:p>
-      <w:pPr>
-        <w:spacing w:line="360" w:lineRule="auto" w:after="200"/>
-      </w:pPr>
-      <w:r>
-        <w:rPr>
-          <w:rFonts w:ascii="宋体" w:hAnsi="宋体" w:eastAsia="宋体"/>
-          <w:b w:val="0"/>
-          <w:sz w:val="24"/>
-        </w:rPr>
-        <w:t>测试环境配置：</w:t>
-        <w:br/>
-        <w:br/>
-        <w:t>（1）硬件环境：服务器（Intel Xeon, 128GB RAM）</w:t>
-        <w:br/>
-        <w:t>（2）软件环境：Ubuntu 20.04, Python 3.10, JAX 0.4.x, SPU 0.9.x</w:t>
-        <w:br/>
-        <w:t>（3）数据集：</w:t>
-        <w:br/>
-        <w:t xml:space="preserve">  - 医疗：PneumoniaMNIST（524张胸部X光图像，2类分类）</w:t>
-        <w:br/>
-        <w:t xml:space="preserve">  - 金融：finance_fraud_v3（200张交易图像，2类分类）</w:t>
-        <w:br/>
-        <w:t>（4）模型：DeiT-Small (embed_dim=384, num_heads=6)</w:t>
-        <w:br/>
-        <w:t>（5）安全配置：SPU FM64, fxp=16, secret mode</w:t>
-      </w:r>
-    </w:p>
-    <w:p>
-      <w:pPr>
-        <w:spacing w:line="360" w:lineRule="auto" w:after="200"/>
-      </w:pPr>
-      <w:r>
-        <w:rPr>
-          <w:rFonts w:ascii="黑体" w:hAnsi="黑体" w:eastAsia="黑体"/>
-          <w:b/>
-          <w:sz w:val="28"/>
-        </w:rPr>
-        <w:t>3.2 医疗模型测试结果</w:t>
-      </w:r>
-    </w:p>
-    <w:p>
-      <w:pPr>
-        <w:spacing w:line="360" w:lineRule="auto" w:after="200"/>
-      </w:pPr>
-      <w:r>
-        <w:rPr>
-          <w:rFonts w:ascii="宋体" w:hAnsi="宋体" w:eastAsia="宋体"/>
-          <w:b w:val="0"/>
-          <w:sz w:val="24"/>
-        </w:rPr>
-        <w:t>医疗模型（PneumoniaMNIST）测试结果：</w:t>
-        <w:br/>
-        <w:br/>
-        <w:t>Baseline（depth=12）：</w:t>
-        <w:br/>
-        <w:t xml:space="preserve">  - 单样本推理时间：213.9秒</w:t>
-        <w:br/>
-        <w:t xml:space="preserve">  - argmax accuracy：76.72% (fixed_square)</w:t>
-        <w:br/>
-        <w:t xml:space="preserve">  - threshold accuracy：79.96%</w:t>
-        <w:br/>
-        <w:br/>
-        <w:t>最优配置（depth=10 + batch12 + fixed_square）：</w:t>
-        <w:br/>
-        <w:t xml:space="preserve">  - 单样本推理时间：69.57秒（3.07倍加速）</w:t>
-        <w:br/>
-        <w:t xml:space="preserve">  - argmax accuracy：90.27%</w:t>
-        <w:br/>
-        <w:t xml:space="preserve">  - threshold accuracy：91.98%（校准后）</w:t>
-        <w:br/>
-        <w:t xml:space="preserve">  - 参数量：18.84M（压缩至84.15%，减少15.85%）</w:t>
-        <w:br/>
-        <w:t xml:space="preserve">  - 优化策略：深度截断（depth12→depth10），减少16.7%计算量</w:t>
-        <w:br/>
-        <w:br/>
-        <w:t>说明：医疗模型采用深度截断策略而非SVD低秩分解，因为depth10截断已实现显著加速（3.07倍），且LRD merged模式未带来额外加速效果。</w:t>
-        <w:br/>
-        <w:br/>
-        <w:t>部署方案对比：</w:t>
-        <w:br/>
-        <w:t>| 方案 | 配置 | 推理时间 | 精度 |</w:t>
-        <w:br/>
-        <w:t>|------|------|----------|------|</w:t>
-        <w:br/>
-        <w:t>| A（城市三甲） | depth10+batch12 | 69.57s | 91.98% |</w:t>
-        <w:br/>
-        <w:t>| B（县级医院） | depth10+batch8 | ~100s | ~90% |</w:t>
-        <w:br/>
-        <w:t>| C（乡村医院） | depth10+batch4 | ~150s | ~88%</w:t>
-      </w:r>
-    </w:p>
-    <w:p>
-      <w:pPr>
-        <w:spacing w:line="360" w:lineRule="auto" w:after="200"/>
-      </w:pPr>
-      <w:r>
-        <w:rPr>
-          <w:rFonts w:ascii="黑体" w:hAnsi="黑体" w:eastAsia="黑体"/>
-          <w:b/>
-          <w:sz w:val="28"/>
-        </w:rPr>
-        <w:t>3.3 金融模型测试结果</w:t>
-      </w:r>
-    </w:p>
-    <w:p>
-      <w:pPr>
-        <w:spacing w:line="360" w:lineRule="auto" w:after="200"/>
-      </w:pPr>
-      <w:r>
-        <w:rPr>
-          <w:rFonts w:ascii="宋体" w:hAnsi="宋体" w:eastAsia="宋体"/>
-          <w:b w:val="0"/>
-          <w:sz w:val="24"/>
-        </w:rPr>
-        <w:t>金融模型（finance_fraud_v3）测试结果：</w:t>
-        <w:br/>
-        <w:br/>
-        <w:t>Baseline（depth=12）：</w:t>
-        <w:br/>
-        <w:t xml:space="preserve">  - 单样本推理时间：~200秒</w:t>
-        <w:br/>
-        <w:t xml:space="preserve">  - accuracy：100%</w:t>
-        <w:br/>
-        <w:br/>
-        <w:t>最优配置（depth=12 + LRD rank=192）：</w:t>
-        <w:br/>
-        <w:t xml:space="preserve">  - 单样本推理时间：24.55秒</w:t>
-        <w:br/>
-        <w:t xml:space="preserve">  - accuracy：100%</w:t>
-        <w:br/>
-        <w:t xml:space="preserve">  - 参数量：68.39%（LRD压缩后）</w:t>
-        <w:br/>
-        <w:br/>
-        <w:t>金融模型精度保持100%，主要因为数据集较小（200样本）且分类任务相对简单。</w:t>
-      </w:r>
-    </w:p>
-    <w:p>
-      <w:pPr>
-        <w:spacing w:line="360" w:lineRule="auto" w:after="200"/>
-      </w:pPr>
-      <w:r>
-        <w:rPr>
-          <w:rFonts w:ascii="黑体" w:hAnsi="黑体" w:eastAsia="黑体"/>
-          <w:b/>
-          <w:sz w:val="28"/>
-        </w:rPr>
-        <w:t>3.4 隐私保护验证</w:t>
-      </w:r>
-    </w:p>
-    <w:p>
-      <w:pPr>
-        <w:spacing w:line="360" w:lineRule="auto" w:after="200"/>
-      </w:pPr>
-      <w:r>
-        <w:rPr>
-          <w:rFonts w:ascii="宋体" w:hAnsi="宋体" w:eastAsia="宋体"/>
-          <w:b w:val="0"/>
-          <w:sz w:val="24"/>
-        </w:rPr>
-        <w:t>隐私保护验证结果：</w:t>
-        <w:br/>
-        <w:br/>
-        <w:t>（1）服务器看不到客户端图片：</w:t>
-        <w:br/>
-        <w:t xml:space="preserve">  - host_plaintext_pixel_values_materialized = false</w:t>
-        <w:br/>
-        <w:t xml:space="preserve">  - 客户端图片通过秘密分享分散，服务器只能看到加密份额</w:t>
-        <w:br/>
-        <w:br/>
-        <w:t>（2）客户端获取不到模型参数：</w:t>
-        <w:br/>
-        <w:t xml:space="preserve">  - host_model_params_materialized = false</w:t>
-        <w:br/>
-        <w:t xml:space="preserve">  - 模型参数在SPU内部以secret share形式执行</w:t>
-        <w:br/>
-        <w:t xml:space="preserve">  - 客户端只能获取最终logits，无法获取模型权重</w:t>
-        <w:br/>
-        <w:br/>
-        <w:t>（3）只暴露最终结果：</w:t>
-        <w:br/>
-        <w:t xml:space="preserve">  - reveal_policy = final_logits_only</w:t>
-        <w:br/>
-        <w:t xml:space="preserve">  - 中间特征、pruning决策等均不暴露</w:t>
-      </w:r>
-    </w:p>
-    <w:p>
-      <w:r>
-        <w:rPr/>
-        <w:t>  - reveal_policy = final_logits_only（仅暴露最终结果）</w:t>
-      </w:r>
-    </w:p>
-    <w:p>
-      <w:r>
-        <w:rPr/>
-        <w:t>  - host_model_params_materialized = false（客户端无法获取模型参数）</w:t>
-      </w:r>
-    </w:p>
-    <w:p>
-      <w:r>
-        <w:rPr/>
-        <w:t>  - host_plaintext_pixel_values_materialized = false（服务器无法获取明文图像）</w:t>
-      </w:r>
-    </w:p>
-    <w:p>
-      <w:r>
-        <w:rPr/>
-        <w:t>（5）隐私验证结果</w:t>
-      </w:r>
-    </w:p>
-    <w:p>
-      <w:r>
-        <w:rPr/>
-        <w:t/>
-      </w:r>
-    </w:p>
-    <w:p>
-      <w:r>
-        <w:rPr/>
-        <w:t>  - 侧信道攻击：静态计算图消除动态shape泄漏，固定执行模式</w:t>
-      </w:r>
-    </w:p>
-    <w:p>
-      <w:r>
-        <w:rPr/>
-        <w:t>  - 推断攻击：通过uniform attention、fixed_square等MPC友好算子，减少数值泄漏</w:t>
-      </w:r>
-    </w:p>
-    <w:p>
-      <w:r>
-        <w:rPr/>
-        <w:t>  - 中间人攻击：通信内容均为加密份额，无法获取有效信息</w:t>
-      </w:r>
-    </w:p>
-    <w:p>
-      <w:r>
-        <w:rPr/>
-        <w:t>（4）攻击抵抗能力</w:t>
-      </w:r>
-    </w:p>
-    <w:p>
-      <w:r>
-        <w:rPr/>
-        <w:t/>
-      </w:r>
-    </w:p>
-    <w:p>
-      <w:r>
-        <w:rPr/>
-        <w:t>  - 安全比较、安全排序等操作均在密文上执行，无信息泄漏</w:t>
-      </w:r>
-    </w:p>
-    <w:p>
-      <w:r>
-        <w:rPr/>
-        <w:t>  - 秘密分享方案满足信息论安全（Information-Theoretic Security）</w:t>
-      </w:r>
-    </w:p>
-    <w:p>
-      <w:r>
-        <w:rPr/>
-        <w:t>  - 基于SPU的ABY3/Cheetah协议，提供计算安全性保证</w:t>
-      </w:r>
-    </w:p>
-    <w:p>
-      <w:r>
-        <w:rPr/>
-        <w:t>（3）协议安全性</w:t>
-      </w:r>
-    </w:p>
-    <w:p>
-      <w:r>
-        <w:rPr/>
-        <w:t/>
-      </w:r>
-    </w:p>
-    <w:p>
-      <w:r>
-        <w:rPr/>
-        <w:t>  - 输出隐私：仅暴露最终logits结果，中间特征、attention权重、pruning决策等均不暴露</w:t>
-      </w:r>
-    </w:p>
-    <w:p>
-      <w:r>
-        <w:rPr/>
-        <w:t>  - 模型隐私：模型参数以secret share形式存储，客户端无法获取明文模型权重</w:t>
-      </w:r>
-    </w:p>
-    <w:p>
-      <w:r>
-        <w:rPr/>
-        <w:t>  - 输入隐私：客户端图像通过秘密分享分散为两份份额，任何单方无法重建原始图像</w:t>
-      </w:r>
-    </w:p>
-    <w:p>
-      <w:r>
-        <w:rPr/>
-        <w:t>（2）数据隐私保证</w:t>
-      </w:r>
-    </w:p>
-    <w:p>
-      <w:r>
-        <w:rPr/>
-        <w:t/>
-      </w:r>
-    </w:p>
-    <w:p>
-      <w:r>
-        <w:rPr/>
-        <w:t>  - 安全假设：两方不共谋（non-collusion），SPU运行时正确执行</w:t>
-      </w:r>
-    </w:p>
-    <w:p>
-      <w:r>
-        <w:rPr/>
-        <w:t>  - 攻击目标：推断患者/客户的原始图像数据，或窃取模型提供方的模型参数</w:t>
-      </w:r>
-    </w:p>
-    <w:p>
-      <w:r>
-        <w:rPr/>
-        <w:t>  - 攻击者类型：半诚实（Semi-honest）攻击者，即各方遵守协议但试图从交互信息中推断对方数据</w:t>
-      </w:r>
-    </w:p>
-    <w:p>
-      <w:r>
-        <w:rPr/>
-        <w:t>（1）威胁模型</w:t>
-      </w:r>
-    </w:p>
-    <w:p>
-      <w:r>
-        <w:rPr/>
-        <w:t/>
-      </w:r>
-    </w:p>
-    <w:p>
-      <w:r>
-        <w:rPr/>
-        <w:t>本作品从多个层面保证系统的安全性：</w:t>
-      </w:r>
-    </w:p>
-    <w:p>
-      <w:r>
-        <w:rPr/>
-        <w:t/>
-      </w:r>
-    </w:p>
-    <w:p>
+        <w:t>摘要</w:t>
+      </w:r>
+    </w:p>
+    <w:p>
+      <w:r>
+        <w:t>医疗影像 AI 辅助诊断正加速走向临床，但影像数据与模型参数的</w:t>
+      </w:r>
       <w:r>
         <w:rPr>
           <w:b/>
         </w:rPr>
-        <w:t>3.5 安全性分析</w:t>
-      </w:r>
-    </w:p>
-    <w:p>
-      <w:r>
-        <w:rPr/>
-        <w:t/>
-      </w:r>
-    </w:p>
-    <w:p>
-      <w:r>
-        <w:rPr/>
-        <w:t>本作品从多个层面保证系统的安全性：</w:t>
-      </w:r>
-    </w:p>
-    <w:p>
-      <w:r>
-        <w:rPr/>
-        <w:t/>
-      </w:r>
-    </w:p>
-    <w:p>
-      <w:r>
-        <w:rPr/>
-        <w:t>（1）威胁模型</w:t>
-      </w:r>
-    </w:p>
-    <w:p>
-      <w:r>
-        <w:rPr/>
-        <w:t>  - 攻击者类型：半诚实（Semi-honest）攻击者，即各方遵守协议但试图从交互信息中推断对方数据</w:t>
-      </w:r>
-    </w:p>
-    <w:p>
-      <w:r>
-        <w:rPr/>
-        <w:t>  - 攻击目标：推断患者/客户的原始图像数据，或窃取模型提供方的模型参数</w:t>
-      </w:r>
-    </w:p>
-    <w:p>
-      <w:r>
-        <w:rPr/>
-        <w:t>  - 安全假设：两方不共谋（non-collusion），SPU运行时正确执行</w:t>
-      </w:r>
-    </w:p>
-    <w:p>
-      <w:r>
-        <w:rPr/>
-        <w:t/>
-      </w:r>
-    </w:p>
-    <w:p>
-      <w:r>
-        <w:rPr/>
-        <w:t>（2）数据隐私保证</w:t>
-      </w:r>
-    </w:p>
-    <w:p>
-      <w:r>
-        <w:rPr/>
-        <w:t>  - 输入隐私：客户端图像通过秘密分享分散为两份份额，任何单方无法重建原始图像</w:t>
-      </w:r>
-    </w:p>
-    <w:p>
-      <w:r>
-        <w:rPr/>
-        <w:t>  - 模型隐私：模型参数以secret share形式存储，客户端无法获取明文模型权重</w:t>
-      </w:r>
-    </w:p>
-    <w:p>
-      <w:r>
-        <w:rPr/>
-        <w:t>  - 输出隐私：仅暴露最终logits结果，中间特征、attention权重、pruning决策等均不暴露</w:t>
-      </w:r>
-    </w:p>
-    <w:p>
-      <w:r>
-        <w:rPr/>
-        <w:t/>
-      </w:r>
-    </w:p>
-    <w:p>
-      <w:r>
-        <w:rPr/>
-        <w:t>（3）协议安全性</w:t>
-      </w:r>
-    </w:p>
-    <w:p>
-      <w:r>
-        <w:rPr/>
-        <w:t>  - 基于SPU的ABY3/Cheetah协议，提供计算安全性保证</w:t>
-      </w:r>
-    </w:p>
-    <w:p>
-      <w:r>
-        <w:rPr/>
-        <w:t>  - 秘密分享方案满足信息论安全（Information-Theoretic Security）</w:t>
-      </w:r>
-    </w:p>
-    <w:p>
-      <w:r>
-        <w:rPr/>
-        <w:t>  - 安全比较、安全排序等操作均在密文上执行，无信息泄漏</w:t>
-      </w:r>
-    </w:p>
-    <w:p>
-      <w:r>
-        <w:rPr/>
-        <w:t/>
-      </w:r>
-    </w:p>
-    <w:p>
-      <w:r>
-        <w:rPr/>
-        <w:t>（4）攻击抵抗能力</w:t>
-      </w:r>
-    </w:p>
-    <w:p>
-      <w:r>
-        <w:rPr/>
-        <w:t>  - 中间人攻击：通信内容均为加密份额，无法获取有效信息</w:t>
-      </w:r>
-    </w:p>
-    <w:p>
-      <w:r>
-        <w:rPr/>
-        <w:t>  - 推断攻击：通过uniform attention、fixed_square等MPC友好算子，减少数值泄漏</w:t>
-      </w:r>
-    </w:p>
-    <w:p>
-      <w:r>
-        <w:rPr/>
-        <w:t>  - 侧信道攻击：静态计算图消除动态shape泄漏，固定执行模式</w:t>
-      </w:r>
-    </w:p>
-    <w:p>
-      <w:r>
-        <w:rPr/>
-        <w:t/>
-      </w:r>
-    </w:p>
-    <w:p>
-      <w:r>
-        <w:rPr/>
-        <w:t>（5）隐私验证结果</w:t>
-      </w:r>
-    </w:p>
-    <w:p>
-      <w:r>
-        <w:rPr/>
-        <w:t>  - host_plaintext_pixel_values_materialized = false（服务器无法获取明文图像）</w:t>
-      </w:r>
-    </w:p>
-    <w:p>
-      <w:r>
-        <w:rPr/>
-        <w:t>  - host_model_params_materialized = false（客户端无法获取模型参数）</w:t>
-      </w:r>
-    </w:p>
-    <w:p>
-      <w:r>
-        <w:rPr/>
-        <w:t>  - reveal_policy = final_logits_only（仅暴露最终结果）</w:t>
-      </w:r>
-    </w:p>
-    <w:p>
-      <w:r>
-        <w:rPr/>
-        <w:t/>
-      </w:r>
-    </w:p>
-    <w:p>
+        <w:t>双向隐私保护</w:t>
+      </w:r>
+      <w:r>
+        <w:t>始终是规模化部署的核心瓶颈。传统方案要求患者影像明文上传、服务器模型参数可被客户端窥探，无法满足《数据安全法》《个人信息保护法》的合规要求。安全多方计算（MPC）提供了理论基础，但现有方案面对动态 Token 剪枝的 Vision Transformer 时，面临动态形状、条件分支信息泄漏等工程难题。</w:t>
+      </w:r>
+    </w:p>
+    <w:p>
+      <w:r/>
       <w:r>
         <w:rPr>
           <w:b/>
         </w:rPr>
-        <w:t>3.6 与现有方案对比分析</w:t>
-      </w:r>
-    </w:p>
-    <w:p>
-      <w:r>
-        <w:rPr/>
-        <w:t/>
-      </w:r>
-    </w:p>
-    <w:p>
-      <w:r>
-        <w:rPr/>
-        <w:t>为验证本作品的优势，将Transshield与主流隐私保护推理方案进行对比：</w:t>
-      </w:r>
-    </w:p>
-    <w:p>
-      <w:r>
-        <w:rPr/>
-        <w:t/>
-      </w:r>
-    </w:p>
-    <w:p>
-      <w:r>
-        <w:rPr/>
-        <w:t>（1）性能对比</w:t>
-      </w:r>
-    </w:p>
-    <w:p>
-      <w:r>
-        <w:rPr/>
-        <w:t>| 方案 | 推理时间 | 精度 | 通信开销 | 适用场景 |</w:t>
-      </w:r>
-    </w:p>
-    <w:p>
-      <w:r>
-        <w:rPr/>
-        <w:t>| Transshield（医疗） | 69.57s | 91.98% | 低 | 医疗影像 |</w:t>
-      </w:r>
-    </w:p>
-    <w:p>
-      <w:r>
-        <w:rPr/>
-        <w:t>| Transshield（金融） | 24.55s | 100% | 低 | 金融风控 |</w:t>
-      </w:r>
-    </w:p>
-    <w:p>
-      <w:r>
-        <w:rPr/>
-        <w:t>| 同态加密（HE） | &gt;3600s | 95%+ | 极低 | 简单计算 |</w:t>
-      </w:r>
-    </w:p>
-    <w:p>
-      <w:r>
-        <w:rPr/>
-        <w:t>| 传统MPC（ABY3） | 120-180s | 90%+ | 中 | 通用 |</w:t>
-      </w:r>
-    </w:p>
-    <w:p>
-      <w:r>
-        <w:rPr/>
-        <w:t>| 可信执行环境（TEE） | 5-10s | 95%+ | 无 | 通用 |</w:t>
-      </w:r>
-    </w:p>
-    <w:p>
-      <w:r>
-        <w:rPr/>
-        <w:t/>
-      </w:r>
-    </w:p>
-    <w:p>
-      <w:r>
-        <w:rPr/>
-        <w:t>（2）本作品的优势</w:t>
-      </w:r>
-    </w:p>
-    <w:p>
-      <w:r>
-        <w:rPr/>
-        <w:t>  - 效率优势：相比传统MPC方案，推理时间减少50%以上</w:t>
-      </w:r>
-    </w:p>
-    <w:p>
-      <w:r>
-        <w:rPr/>
-        <w:t>  - 隐私优势：相比TEE方案，不依赖硬件安全，无侧信道攻击风险</w:t>
-      </w:r>
-    </w:p>
-    <w:p>
-      <w:r>
-        <w:rPr/>
-        <w:t>  - 精度优势：安全推理精度与明文推理基本持平</w:t>
-      </w:r>
-    </w:p>
-    <w:p>
-      <w:r>
-        <w:rPr/>
-        <w:t>  - 灵活性：支持医疗和金融双领域，提供多种部署方案</w:t>
-      </w:r>
-    </w:p>
-    <w:p>
-      <w:r>
-        <w:rPr/>
-        <w:t/>
-      </w:r>
-    </w:p>
-    <w:p>
-      <w:r>
-        <w:rPr/>
-        <w:t>（3）本作品的局限性</w:t>
-      </w:r>
-    </w:p>
-    <w:p>
-      <w:r>
-        <w:rPr/>
-        <w:t>  - 推理时间：相比TEE方案仍较慢（69s vs 10s）</w:t>
-      </w:r>
-    </w:p>
-    <w:p>
-      <w:r>
-        <w:rPr/>
-        <w:t>  - 模型规模：目前仅支持DeiT-Small，大模型推理时间会更长</w:t>
-      </w:r>
-    </w:p>
-    <w:p>
-      <w:r>
-        <w:rPr/>
-        <w:t>  - 通信依赖：需要两方服务器在线，存在网络延迟</w:t>
-      </w:r>
-    </w:p>
-    <w:p>
-      <w:r>
-        <w:rPr/>
-        <w:t/>
-      </w:r>
-    </w:p>
-    <w:p>
-      <w:r>
-        <w:rPr/>
-        <w:t>（4）适用场景分析</w:t>
-      </w:r>
-    </w:p>
-    <w:p>
-      <w:r>
-        <w:rPr/>
-        <w:t>  - 医疗影像诊断：对隐私要求高，可接受69秒推理时间</w:t>
-      </w:r>
-    </w:p>
-    <w:p>
-      <w:r>
-        <w:rPr/>
-        <w:t>  - 金融欺诈检测：对精度要求高，24秒推理时间满足实时需求</w:t>
-      </w:r>
-    </w:p>
-    <w:p>
-      <w:r>
-        <w:rPr/>
-        <w:t>  - 跨机构数据协作：双方数据均需保护的场景</w:t>
+        <w:t>Transshield</w:t>
+      </w:r>
+      <w:r>
+        <w:t xml:space="preserve"> 提出了面向 MPC 的动态 Token 剪枝边界协议友好重写方法。核心创新在于将 DynamicViT 的 pruning 决策边界从"直接删除 Token"的动态表达重写为"masking + 安全比较"的静态表达：Token 掩码操作映射为 MPC 友好的 F_mux，阈值比较映射为 F_less，token 选择映射为 encoded-key bitonic sort。PredictorLG 在 SPU 内部完整执行——从 Token 打分、kth 阈值计算到 keep mask 生成，全部在密文状态下完成，客户端不需要任何模型参数，服务器不需要明文影像。</w:t>
+      </w:r>
+    </w:p>
+    <w:p>
+      <w:r>
+        <w:t>实验结果表明：</w:t>
+      </w:r>
+    </w:p>
+    <w:p>
+      <w:r>
+        <w:t xml:space="preserve">- </w:t>
+      </w:r>
+      <w:r>
+        <w:rPr>
+          <w:b/>
+        </w:rPr>
+        <w:t>精度</w:t>
+      </w:r>
+      <w:r>
+        <w:t>：threshold accuracy 91.98%，AUC 0.9679；E2E 安全推理 heldout238 准确率 92.44%</w:t>
+      </w:r>
+    </w:p>
+    <w:p>
+      <w:r>
+        <w:t xml:space="preserve">- </w:t>
+      </w:r>
+      <w:r>
+        <w:rPr>
+          <w:b/>
+        </w:rPr>
+        <w:t>效率</w:t>
+      </w:r>
+      <w:r>
+        <w:t>：Secure Pruning 模式每样本 100.5 秒（较 baseline 213.9 秒加速 2.13 倍）；runtime 复用模式约 21 秒/样本</w:t>
+      </w:r>
+    </w:p>
+    <w:p>
+      <w:r>
+        <w:t xml:space="preserve">- </w:t>
+      </w:r>
+      <w:r>
+        <w:rPr>
+          <w:b/>
+        </w:rPr>
+        <w:t>隐私</w:t>
+      </w:r>
+      <w:r>
+        <w:t>：双向隐私边界完整成立，15 项交付验收全部通过</w:t>
+      </w:r>
+    </w:p>
+    <w:p>
+      <w:r>
+        <w:t>本作品适用于医院间联合诊断、患者远程安全问诊、多方医疗数据协作等场景，为医疗影像 AI 的隐私安全部署提供了一条可落地的技术路径。为进一步验证方法的通用性，本作品在金融领域（信用卡欺诈检测）上进行了跨域验证，SPU 安全推理 argmax_match_ratio = 1.0，双向隐私边界完整成立，证明 Transshield 是</w:t>
+      </w:r>
+      <w:r>
+        <w:rPr>
+          <w:b/>
+        </w:rPr>
+        <w:t>通用隐私推理框架</w:t>
+      </w:r>
+      <w:r>
+        <w:t>而非医疗专用。</w:t>
+      </w:r>
+    </w:p>
+    <w:p>
+      <w:r>
+        <w:t>---</w:t>
       </w:r>
     </w:p>
     <w:p>
       <w:pPr>
-        <w:spacing w:line="360" w:lineRule="auto" w:after="200"/>
+        <w:pStyle w:val="Heading2"/>
       </w:pPr>
       <w:r>
+        <w:t>第一章 作品概述</w:t>
+      </w:r>
+    </w:p>
+    <w:p>
+      <w:pPr>
+        <w:pStyle w:val="Heading3"/>
+      </w:pPr>
+      <w:r>
+        <w:t>1.1 背景分析</w:t>
+      </w:r>
+    </w:p>
+    <w:p>
+      <w:r>
+        <w:t>随着深度学习在医疗影像分析领域的快速发展，基于 Vision Transformer 的模型在胸部 X 光片分类等任务上取得了显著成果。然而，医疗影像数据的敏感性使得其在跨机构协作场景下的使用受到严格限制。</w:t>
+      </w:r>
+    </w:p>
+    <w:p>
+      <w:r>
+        <w:t>一个理想的医疗影像 AI 推理系统应同时满足：</w:t>
+      </w:r>
+    </w:p>
+    <w:p>
+      <w:r>
+        <w:t xml:space="preserve">1. </w:t>
+      </w:r>
+      <w:r>
         <w:rPr>
-          <w:rFonts w:ascii="黑体" w:hAnsi="黑体" w:eastAsia="黑体"/>
           <w:b/>
-          <w:sz w:val="32"/>
         </w:rPr>
+        <w:t>患者影像数据不以明文暴露给服务器</w:t>
+      </w:r>
+      <w:r/>
+    </w:p>
+    <w:p>
+      <w:r>
+        <w:t xml:space="preserve">2. </w:t>
+      </w:r>
+      <w:r>
+        <w:rPr>
+          <w:b/>
+        </w:rPr>
+        <w:t>服务器模型参数不以明文暴露给客户端</w:t>
+      </w:r>
+      <w:r/>
+    </w:p>
+    <w:p>
+      <w:r>
+        <w:t>这种</w:t>
+      </w:r>
+      <w:r>
+        <w:rPr>
+          <w:b/>
+        </w:rPr>
+        <w:t>双向隐私</w:t>
+      </w:r>
+      <w:r>
+        <w:t>需求是医疗 AI 规模化部署的核心技术瓶颈。</w:t>
+      </w:r>
+    </w:p>
+    <w:p>
+      <w:pPr>
+        <w:pStyle w:val="Heading3"/>
+      </w:pPr>
+      <w:r>
+        <w:t>1.2 相关工作</w:t>
+      </w:r>
+    </w:p>
+    <w:p>
+      <w:pPr/>
+      <w:r>
+        <w:rPr>
+          <w:rFonts w:ascii="Courier New" w:hAnsi="Courier New"/>
+          <w:sz w:val="20"/>
+        </w:rPr>
+        <w:t>| 方法 | 架构 | 动态剪枝 | 双向隐私 |</w:t>
+      </w:r>
+    </w:p>
+    <w:p>
+      <w:pPr/>
+      <w:r>
+        <w:rPr>
+          <w:rFonts w:ascii="Courier New" w:hAnsi="Courier New"/>
+          <w:sz w:val="20"/>
+        </w:rPr>
+        <w:t>|---|---|---|---|</w:t>
+      </w:r>
+    </w:p>
+    <w:p>
+      <w:pPr/>
+      <w:r>
+        <w:rPr>
+          <w:rFonts w:ascii="Courier New" w:hAnsi="Courier New"/>
+          <w:sz w:val="20"/>
+        </w:rPr>
+        <w:t>| CrypTFlow2 [4] | CNN | ✗ | ✗ |</w:t>
+      </w:r>
+    </w:p>
+    <w:p>
+      <w:pPr/>
+      <w:r>
+        <w:rPr>
+          <w:rFonts w:ascii="Courier New" w:hAnsi="Courier New"/>
+          <w:sz w:val="20"/>
+        </w:rPr>
+        <w:t>| MPCViT [3] | ViT（静态） | ✗ | ✗ |</w:t>
+      </w:r>
+    </w:p>
+    <w:p>
+      <w:pPr/>
+      <w:r>
+        <w:rPr>
+          <w:rFonts w:ascii="Courier New" w:hAnsi="Courier New"/>
+          <w:sz w:val="20"/>
+        </w:rPr>
+        <w:t>| DynamicViT [2] | ViT（动态） | ✓ | ✗ |</w:t>
+      </w:r>
+    </w:p>
+    <w:p>
+      <w:r>
+        <w:t xml:space="preserve">| </w:t>
+      </w:r>
+      <w:r>
+        <w:rPr>
+          <w:b/>
+        </w:rPr>
+        <w:t>Transshield</w:t>
+      </w:r>
+      <w:r>
+        <w:t xml:space="preserve"> | </w:t>
+      </w:r>
+      <w:r>
+        <w:rPr>
+          <w:b/>
+        </w:rPr>
+        <w:t>ViT（动态）</w:t>
+      </w:r>
+      <w:r>
+        <w:t xml:space="preserve"> | </w:t>
+      </w:r>
+      <w:r>
+        <w:rPr>
+          <w:b/>
+        </w:rPr>
+        <w:t>✓</w:t>
+      </w:r>
+      <w:r>
+        <w:t xml:space="preserve"> | </w:t>
+      </w:r>
+      <w:r>
+        <w:rPr>
+          <w:b/>
+        </w:rPr>
+        <w:t>✓</w:t>
+      </w:r>
+      <w:r>
+        <w:t xml:space="preserve"> |</w:t>
+      </w:r>
+    </w:p>
+    <w:p>
+      <w:r>
+        <w:t xml:space="preserve">- </w:t>
+      </w:r>
+      <w:r>
+        <w:rPr>
+          <w:b/>
+        </w:rPr>
+        <w:t>CrypTFlow2</w:t>
+      </w:r>
+      <w:r>
+        <w:t>：在 CNN 上实现高效 2PC 推理，未涉及 ViT</w:t>
+      </w:r>
+    </w:p>
+    <w:p>
+      <w:r>
+        <w:t xml:space="preserve">- </w:t>
+      </w:r>
+      <w:r>
+        <w:rPr>
+          <w:b/>
+        </w:rPr>
+        <w:t>MPCViT</w:t>
+      </w:r>
+      <w:r>
+        <w:t>：首次将 MPC 推理扩展到 ViT，但使用静态模型，无动态剪枝</w:t>
+      </w:r>
+    </w:p>
+    <w:p>
+      <w:r>
+        <w:t xml:space="preserve">- </w:t>
+      </w:r>
+      <w:r>
+        <w:rPr>
+          <w:b/>
+        </w:rPr>
+        <w:t>DynamicViT</w:t>
+      </w:r>
+      <w:r>
+        <w:t>：通过可学习 Token 剪枝器减少计算量，但剪枝操作依赖动态形状和条件分支，在 MPC 环境下产生信息泄漏</w:t>
+      </w:r>
+    </w:p>
+    <w:p>
+      <w:r>
+        <w:t xml:space="preserve">- </w:t>
+      </w:r>
+      <w:r>
+        <w:rPr>
+          <w:b/>
+        </w:rPr>
+        <w:t>现有工作未解决</w:t>
+      </w:r>
+      <w:r>
+        <w:t>：如何在 MPC 环境中完整保留 DynamicViT 的动态剪枝语义</w:t>
+      </w:r>
+    </w:p>
+    <w:p>
+      <w:pPr>
+        <w:pStyle w:val="Heading3"/>
+      </w:pPr>
+      <w:r>
+        <w:t>1.3 作品特色</w:t>
+      </w:r>
+    </w:p>
+    <w:p>
+      <w:r>
+        <w:t xml:space="preserve">1. </w:t>
+      </w:r>
+      <w:r>
+        <w:rPr>
+          <w:b/>
+        </w:rPr>
+        <w:t>方法创新</w:t>
+      </w:r>
+      <w:r>
+        <w:t>：将 pruning decision 的 masking、threshold compare、token selection 分别映射为 MPC 友好的 F_mux、F_less 和 encoded-key bitonic sort</w:t>
+      </w:r>
+    </w:p>
+    <w:p>
+      <w:r>
+        <w:t xml:space="preserve">2. </w:t>
+      </w:r>
+      <w:r>
+        <w:rPr>
+          <w:b/>
+        </w:rPr>
+        <w:t>系统实现</w:t>
+      </w:r>
+      <w:r>
+        <w:t>：PredictorLG + kth_threshold + tie_resolution 整条链路在 SPU 内部完整执行</w:t>
+      </w:r>
+    </w:p>
+    <w:p>
+      <w:r>
+        <w:t xml:space="preserve">3. </w:t>
+      </w:r>
+      <w:r>
+        <w:rPr>
+          <w:b/>
+        </w:rPr>
+        <w:t>效率优化</w:t>
+      </w:r>
+      <w:r>
+        <w:t>：Token 剪枝（196→67）+ batch 处理 + depth truncation 联合优化，2.13 倍加速</w:t>
+      </w:r>
+    </w:p>
+    <w:p>
+      <w:r>
+        <w:t xml:space="preserve">4. </w:t>
+      </w:r>
+      <w:r>
+        <w:rPr>
+          <w:b/>
+        </w:rPr>
+        <w:t>双向隐私</w:t>
+      </w:r>
+      <w:r>
+        <w:t>：服务器看不到客户端图片，客户端获取不到模型参数</w:t>
+      </w:r>
+    </w:p>
+    <w:p>
+      <w:pPr>
+        <w:pStyle w:val="Heading3"/>
+      </w:pPr>
+      <w:r>
+        <w:t>1.4 应用前景</w:t>
+      </w:r>
+    </w:p>
+    <w:p>
+      <w:r>
+        <w:t xml:space="preserve">1. </w:t>
+      </w:r>
+      <w:r>
+        <w:rPr>
+          <w:b/>
+        </w:rPr>
+        <w:t>医疗影像</w:t>
+      </w:r>
+      <w:r>
+        <w:t>：医院间联合诊断、患者远程安全问诊、多方医疗数据协作</w:t>
+      </w:r>
+    </w:p>
+    <w:p>
+      <w:r>
+        <w:t xml:space="preserve">2. </w:t>
+      </w:r>
+      <w:r>
+        <w:rPr>
+          <w:b/>
+        </w:rPr>
+        <w:t>金融风控</w:t>
+      </w:r>
+      <w:r>
+        <w:t>：银行间联合反欺诈、跨机构风控模型推理、反洗钱合规</w:t>
+      </w:r>
+    </w:p>
+    <w:p>
+      <w:r>
+        <w:t xml:space="preserve">3. </w:t>
+      </w:r>
+      <w:r>
+        <w:rPr>
+          <w:b/>
+        </w:rPr>
+        <w:t>通用场景</w:t>
+      </w:r>
+      <w:r>
+        <w:t>：任何需要双向隐私保护的 ViT 推理场景，无需修改核心方法</w:t>
+      </w:r>
+    </w:p>
+    <w:p>
+      <w:r>
+        <w:t>---</w:t>
+      </w:r>
+    </w:p>
+    <w:p>
+      <w:pPr>
+        <w:pStyle w:val="Heading2"/>
+      </w:pPr>
+      <w:r>
+        <w:t>第二章 作品设计与实现</w:t>
+      </w:r>
+    </w:p>
+    <w:p>
+      <w:pPr>
+        <w:pStyle w:val="Heading3"/>
+      </w:pPr>
+      <w:r>
+        <w:t>2.1 系统总体架构</w:t>
+      </w:r>
+    </w:p>
+    <w:p>
+      <w:r>
+        <w:t>┌─────────────────────────────────────────────────────────┐</w:t>
+      </w:r>
+    </w:p>
+    <w:p>
+      <w:r>
+        <w:t>│                     客户端 (Client)                       │</w:t>
+      </w:r>
+    </w:p>
+    <w:p>
+      <w:r>
+        <w:t>│  明文影像 → secret share 分割 → 发送 share 到服务器      │</w:t>
+      </w:r>
+    </w:p>
+    <w:p>
+      <w:r>
+        <w:t>│  接收 final logits → 阈值决策 → 输出诊断结果              │</w:t>
+      </w:r>
+    </w:p>
+    <w:p>
+      <w:r>
+        <w:t>│  ❌ 不接触模型参数                                       │</w:t>
+      </w:r>
+    </w:p>
+    <w:p>
+      <w:r>
+        <w:t>└──────────────────────────┬──────────────────────────────┘</w:t>
+      </w:r>
+    </w:p>
+    <w:p>
+      <w:r>
+        <w:t xml:space="preserve">                           │ share (非明文)</w:t>
+      </w:r>
+    </w:p>
+    <w:p>
+      <w:r>
+        <w:t xml:space="preserve">                           ▼</w:t>
+      </w:r>
+    </w:p>
+    <w:p>
+      <w:r>
+        <w:t>┌─────────────────────────────────────────────────────────┐</w:t>
+      </w:r>
+    </w:p>
+    <w:p>
+      <w:r>
+        <w:t>│                     服务器 (Server)                       │</w:t>
+      </w:r>
+    </w:p>
+    <w:p>
+      <w:r>
+        <w:t>│  模型参数 → secret share 加载到 SPU                      │</w:t>
+      </w:r>
+    </w:p>
+    <w:p>
+      <w:r>
+        <w:t>│  SPU 执行 whole-forward inference (密文计算)              │</w:t>
+      </w:r>
+    </w:p>
+    <w:p>
+      <w:r>
+        <w:t>│  PredictorLG 在 SPU 内部完成 pruning 决策                │</w:t>
+      </w:r>
+    </w:p>
+    <w:p>
+      <w:r>
+        <w:t>│  只返回 final logits (reveal_policy=final_logits_only)   │</w:t>
+      </w:r>
+    </w:p>
+    <w:p>
+      <w:r>
+        <w:t>│  ❌ 不接触明文影像                                       │</w:t>
+      </w:r>
+    </w:p>
+    <w:p>
+      <w:r>
+        <w:t>└─────────────────────────────────────────────────────────┘</w:t>
+      </w:r>
+    </w:p>
+    <w:p>
+      <w:r/>
+      <w:r>
+        <w:rPr>
+          <w:b/>
+        </w:rPr>
+        <w:t>三层架构</w:t>
+      </w:r>
+      <w:r>
+        <w:t>：</w:t>
+      </w:r>
+    </w:p>
+    <w:p>
+      <w:pPr/>
+      <w:r>
+        <w:rPr>
+          <w:rFonts w:ascii="Courier New" w:hAnsi="Courier New"/>
+          <w:sz w:val="20"/>
+        </w:rPr>
+        <w:t>| 层 | 技术 | 说明 |</w:t>
+      </w:r>
+    </w:p>
+    <w:p>
+      <w:pPr/>
+      <w:r>
+        <w:rPr>
+          <w:rFonts w:ascii="Courier New" w:hAnsi="Courier New"/>
+          <w:sz w:val="20"/>
+        </w:rPr>
+        <w:t>|---|---|---|</w:t>
+      </w:r>
+    </w:p>
+    <w:p>
+      <w:pPr/>
+      <w:r>
+        <w:rPr>
+          <w:rFonts w:ascii="Courier New" w:hAnsi="Courier New"/>
+          <w:sz w:val="20"/>
+        </w:rPr>
+        <w:t>| 模型训练层 | DynamicViT / DeiT-S | depth=12, embed_dim=384, uniform attention, fixed_square activation |</w:t>
+      </w:r>
+    </w:p>
+    <w:p>
+      <w:pPr/>
+      <w:r>
+        <w:rPr>
+          <w:rFonts w:ascii="Courier New" w:hAnsi="Courier New"/>
+          <w:sz w:val="20"/>
+        </w:rPr>
+        <w:t>| 安全推理层 | SPU / OpenBumbleBee | 2PC semi-honest，秘密参数，party-local share 输入 |</w:t>
+      </w:r>
+    </w:p>
+    <w:p>
+      <w:pPr/>
+      <w:r>
+        <w:rPr>
+          <w:rFonts w:ascii="Courier New" w:hAnsi="Courier New"/>
+          <w:sz w:val="20"/>
+        </w:rPr>
+        <w:t>| 隐私边界层 | 双向约束 | host_plaintext_pixel_values_materialized=false, host_model_params_materialized=false |</w:t>
+      </w:r>
+    </w:p>
+    <w:p>
+      <w:pPr>
+        <w:pStyle w:val="Heading3"/>
+      </w:pPr>
+      <w:r>
+        <w:t>2.2 核心方法：Pruning Boundary 协议友好重写</w:t>
+      </w:r>
+    </w:p>
+    <w:p>
+      <w:r/>
+      <w:r>
+        <w:rPr>
+          <w:b/>
+        </w:rPr>
+        <w:t>问题</w:t>
+      </w:r>
+      <w:r>
+        <w:t>：DynamicViT 原始剪枝流程（Token 打分 → 直接删除 → 变长序列前向）在 MPC 环境中存在三个核心问题：</w:t>
+      </w:r>
+    </w:p>
+    <w:p>
+      <w:r>
+        <w:t>- 动态 shape 无法映射到 SPU 静态计算图</w:t>
+      </w:r>
+    </w:p>
+    <w:p>
+      <w:r>
+        <w:t>- 条件分支泄漏中间信息</w:t>
+      </w:r>
+    </w:p>
+    <w:p>
+      <w:r>
+        <w:t>- 直接比较的协议不友好</w:t>
+      </w:r>
+    </w:p>
+    <w:p>
+      <w:r/>
+      <w:r>
+        <w:rPr>
+          <w:b/>
+        </w:rPr>
+        <w:t>解决方案</w:t>
+      </w:r>
+      <w:r>
+        <w:t>：将整个流程重写为 MPC 友好的静态表达：</w:t>
+      </w:r>
+    </w:p>
+    <w:p>
+      <w:pPr/>
+      <w:r>
+        <w:rPr>
+          <w:rFonts w:ascii="Courier New" w:hAnsi="Courier New"/>
+          <w:sz w:val="20"/>
+        </w:rPr>
+        <w:t>| 原始操作 | Transshield 重写 | MPC 映射 |</w:t>
+      </w:r>
+    </w:p>
+    <w:p>
+      <w:pPr/>
+      <w:r>
+        <w:rPr>
+          <w:rFonts w:ascii="Courier New" w:hAnsi="Courier New"/>
+          <w:sz w:val="20"/>
+        </w:rPr>
+        <w:t>|---|---|---|</w:t>
+      </w:r>
+    </w:p>
+    <w:p>
+      <w:pPr/>
+      <w:r>
+        <w:rPr>
+          <w:rFonts w:ascii="Courier New" w:hAnsi="Courier New"/>
+          <w:sz w:val="20"/>
+        </w:rPr>
+        <w:t>| Token 删除 | Token 置零（masking） | F_mux(cond, x, 0) |</w:t>
+      </w:r>
+    </w:p>
+    <w:p>
+      <w:pPr/>
+      <w:r>
+        <w:rPr>
+          <w:rFonts w:ascii="Courier New" w:hAnsi="Courier New"/>
+          <w:sz w:val="20"/>
+        </w:rPr>
+        <w:t>| 阈值比较 | 安全比较 | F_less(a, b) |</w:t>
+      </w:r>
+    </w:p>
+    <w:p>
+      <w:pPr/>
+      <w:r>
+        <w:rPr>
+          <w:rFonts w:ascii="Courier New" w:hAnsi="Courier New"/>
+          <w:sz w:val="20"/>
+        </w:rPr>
+        <w:t>| Token 选择 | encoded-key bitonic sort | O(n log n) 并行排序 |</w:t>
+      </w:r>
+    </w:p>
+    <w:p>
+      <w:r/>
+      <w:r>
+        <w:rPr>
+          <w:b/>
+        </w:rPr>
+        <w:t>encoded-key bitonic sort</w:t>
+      </w:r>
+      <w:r>
+        <w:t>：通过 `encoded_key = score - index × 1e-6` 将 tie-breaking 合并到单一比较操作，全程使用 `jnp.where` 条件赋值，消除 JAX tracing 不允许的 boolean fancy indexing。</w:t>
+      </w:r>
+    </w:p>
+    <w:p>
+      <w:pPr>
+        <w:pStyle w:val="Heading3"/>
+      </w:pPr>
+      <w:r>
+        <w:t>2.3 PredictorLG SPU 内部执行</w:t>
+      </w:r>
+    </w:p>
+    <w:p>
+      <w:r>
+        <w:t>PredictorLG 是 DynamicViT 的剪枝预测器：</w:t>
+      </w:r>
+    </w:p>
+    <w:p>
+      <w:r>
+        <w:t>in_conv (LayerNorm→Linear→square)</w:t>
+      </w:r>
+    </w:p>
+    <w:p>
+      <w:r>
+        <w:t xml:space="preserve">  → 全局平均池化</w:t>
+      </w:r>
+    </w:p>
+    <w:p>
+      <w:r>
+        <w:t xml:space="preserve">  → 拼接</w:t>
+      </w:r>
+    </w:p>
+    <w:p>
+      <w:r>
+        <w:t xml:space="preserve">  → out_conv (Linear→square→Linear→square)</w:t>
+      </w:r>
+    </w:p>
+    <w:p>
+      <w:r>
+        <w:t xml:space="preserve">  → out_proj (Linear→clamp→log_softmax→keep_score)</w:t>
+      </w:r>
+    </w:p>
+    <w:p>
+      <w:r/>
+      <w:r>
+        <w:rPr>
+          <w:b/>
+        </w:rPr>
+        <w:t>技术挑战与解决方案</w:t>
+      </w:r>
+      <w:r>
+        <w:t>：</w:t>
+      </w:r>
+    </w:p>
+    <w:p>
+      <w:pPr/>
+      <w:r>
+        <w:rPr>
+          <w:rFonts w:ascii="Courier New" w:hAnsi="Courier New"/>
+          <w:sz w:val="20"/>
+        </w:rPr>
+        <w:t>| 挑战 | 解决方案 |</w:t>
+      </w:r>
+    </w:p>
+    <w:p>
+      <w:pPr/>
+      <w:r>
+        <w:rPr>
+          <w:rFonts w:ascii="Courier New" w:hAnsi="Courier New"/>
+          <w:sz w:val="20"/>
+        </w:rPr>
+        <w:t>|---|---|</w:t>
+      </w:r>
+    </w:p>
+    <w:p>
+      <w:pPr/>
+      <w:r>
+        <w:rPr>
+          <w:rFonts w:ascii="Courier New" w:hAnsi="Courier New"/>
+          <w:sz w:val="20"/>
+        </w:rPr>
+        <w:t>| TracerBoolConversionError | pruning_metadata 通过闭包传入，不经过 SPU 参数通道 |</w:t>
+      </w:r>
+    </w:p>
+    <w:p>
+      <w:pPr/>
+      <w:r>
+        <w:rPr>
+          <w:rFonts w:ascii="Courier New" w:hAnsi="Courier New"/>
+          <w:sz w:val="20"/>
+        </w:rPr>
+        <w:t>| SPU 不支持 logsumexp | 手动 max + log(sum(exp(...))) 实现 |</w:t>
+      </w:r>
+    </w:p>
+    <w:p>
+      <w:pPr/>
+      <w:r>
+        <w:rPr>
+          <w:rFonts w:ascii="Courier New" w:hAnsi="Courier New"/>
+          <w:sz w:val="20"/>
+        </w:rPr>
+        <w:t>| NonConcreteBooleanIndexError | bitonic sort 重写为全 jnp.where 模式 |</w:t>
+      </w:r>
+    </w:p>
+    <w:p>
+      <w:r/>
+      <w:r>
+        <w:rPr>
+          <w:b/>
+        </w:rPr>
+        <w:t>三阶段剪枝配置</w:t>
+      </w:r>
+      <w:r>
+        <w:t>：</w:t>
+      </w:r>
+    </w:p>
+    <w:p>
+      <w:pPr/>
+      <w:r>
+        <w:rPr>
+          <w:rFonts w:ascii="Courier New" w:hAnsi="Courier New"/>
+          <w:sz w:val="20"/>
+        </w:rPr>
+        <w:t>| Stage | pruning_loc | token_ratio | keep_count |</w:t>
+      </w:r>
+    </w:p>
+    <w:p>
+      <w:pPr/>
+      <w:r>
+        <w:rPr>
+          <w:rFonts w:ascii="Courier New" w:hAnsi="Courier New"/>
+          <w:sz w:val="20"/>
+        </w:rPr>
+        <w:t>|:---:|:---:|:---:|:---:|</w:t>
+      </w:r>
+    </w:p>
+    <w:p>
+      <w:pPr/>
+      <w:r>
+        <w:rPr>
+          <w:rFonts w:ascii="Courier New" w:hAnsi="Courier New"/>
+          <w:sz w:val="20"/>
+        </w:rPr>
+        <w:t>| 0 | block 3 | 0.70 | 196 → 137 |</w:t>
+      </w:r>
+    </w:p>
+    <w:p>
+      <w:pPr/>
+      <w:r>
+        <w:rPr>
+          <w:rFonts w:ascii="Courier New" w:hAnsi="Courier New"/>
+          <w:sz w:val="20"/>
+        </w:rPr>
+        <w:t>| 1 | block 6 | 0.49 | 137 → 96 |</w:t>
+      </w:r>
+    </w:p>
+    <w:p>
+      <w:pPr/>
+      <w:r>
+        <w:rPr>
+          <w:rFonts w:ascii="Courier New" w:hAnsi="Courier New"/>
+          <w:sz w:val="20"/>
+        </w:rPr>
+        <w:t>| 2 | block 9 | 0.34 | 96 → 67 |</w:t>
+      </w:r>
+    </w:p>
+    <w:p>
+      <w:pPr>
+        <w:pStyle w:val="Heading3"/>
+      </w:pPr>
+      <w:r>
+        <w:t>2.4 效率优化策略</w:t>
+      </w:r>
+    </w:p>
+    <w:p>
+      <w:r/>
+      <w:r>
+        <w:rPr>
+          <w:b/>
+        </w:rPr>
+        <w:t>策略一：batch 处理（协议开销摊薄）</w:t>
+      </w:r>
+      <w:r/>
+    </w:p>
+    <w:p>
+      <w:r>
+        <w:t>SPU 每次启动含固定协议开销，batch_size 增大可分摊该开销。</w:t>
+      </w:r>
+    </w:p>
+    <w:p>
+      <w:r/>
+      <w:r>
+        <w:rPr>
+          <w:b/>
+        </w:rPr>
+        <w:t>策略二：depth truncation（计算量减少）</w:t>
+      </w:r>
+      <w:r/>
+    </w:p>
+    <w:p>
+      <w:r>
+        <w:t>去掉最后 2 个 block（depth 12→10），减少约 9% 计算量。意外发现：减少 late-block 累积数值漂移后，argmax 精度反而提升 +3.24pp。</w:t>
+      </w:r>
+    </w:p>
+    <w:p>
+      <w:r/>
+      <w:r>
+        <w:rPr>
+          <w:b/>
+        </w:rPr>
+        <w:t>联合效果</w:t>
+      </w:r>
+      <w:r>
+        <w:t>：2.13 倍加速。</w:t>
+      </w:r>
+    </w:p>
+    <w:p>
+      <w:pPr>
+        <w:pStyle w:val="Heading3"/>
+      </w:pPr>
+      <w:r>
+        <w:t>2.5 系统实现</w:t>
+      </w:r>
+    </w:p>
+    <w:p>
+      <w:pPr/>
+      <w:r>
+        <w:rPr>
+          <w:rFonts w:ascii="Courier New" w:hAnsi="Courier New"/>
+          <w:sz w:val="20"/>
+        </w:rPr>
+        <w:t>| 层 | 技术栈 |</w:t>
+      </w:r>
+    </w:p>
+    <w:p>
+      <w:pPr/>
+      <w:r>
+        <w:rPr>
+          <w:rFonts w:ascii="Courier New" w:hAnsi="Courier New"/>
+          <w:sz w:val="20"/>
+        </w:rPr>
+        <w:t>|---|---|</w:t>
+      </w:r>
+    </w:p>
+    <w:p>
+      <w:pPr/>
+      <w:r>
+        <w:rPr>
+          <w:rFonts w:ascii="Courier New" w:hAnsi="Courier New"/>
+          <w:sz w:val="20"/>
+        </w:rPr>
+        <w:t>| 推理引擎 | integrations/openbumblebee/e2e_secure_vit/ |</w:t>
+      </w:r>
+    </w:p>
+    <w:p>
+      <w:pPr/>
+      <w:r>
+        <w:rPr>
+          <w:rFonts w:ascii="Courier New" w:hAnsi="Courier New"/>
+          <w:sz w:val="20"/>
+        </w:rPr>
+        <w:t>| 评测工具链 | tools/ |</w:t>
+      </w:r>
+    </w:p>
+    <w:p>
+      <w:pPr/>
+      <w:r>
+        <w:rPr>
+          <w:rFonts w:ascii="Courier New" w:hAnsi="Courier New"/>
+          <w:sz w:val="20"/>
+        </w:rPr>
+        <w:t>| 服务器脚本 | artifacts/server_inference_friendly_pack/ |</w:t>
+      </w:r>
+    </w:p>
+    <w:p>
+      <w:pPr/>
+      <w:r>
+        <w:rPr>
+          <w:rFonts w:ascii="Courier New" w:hAnsi="Courier New"/>
+          <w:sz w:val="20"/>
+        </w:rPr>
+        <w:t>| 安全协议 | SPU / OpenBumbleBee 2PC semi-honest |</w:t>
+      </w:r>
+    </w:p>
+    <w:p>
+      <w:pPr/>
+      <w:r>
+        <w:rPr>
+          <w:rFonts w:ascii="Courier New" w:hAnsi="Courier New"/>
+          <w:sz w:val="20"/>
+        </w:rPr>
+        <w:t>| 输出校准 | SPU-aware public logit-bias calibration |</w:t>
+      </w:r>
+    </w:p>
+    <w:p>
+      <w:r>
+        <w:t>---</w:t>
+      </w:r>
+    </w:p>
+    <w:p>
+      <w:pPr>
+        <w:pStyle w:val="Heading3"/>
+      </w:pPr>
+      <w:r>
+        <w:t>2.6 低秩分解（LRD）效率优化</w:t>
+      </w:r>
+    </w:p>
+    <w:p>
+      <w:r>
+        <w:t>基于 LRD-MPC (2026) 论文思路，对 DeiT-Small 的线性层做 SVD 低秩分解：</w:t>
+      </w:r>
+    </w:p>
+    <w:p>
+      <w:r>
+        <w:t xml:space="preserve">- </w:t>
+      </w:r>
+      <w:r>
+        <w:rPr>
+          <w:b/>
+        </w:rPr>
+        <w:t>分解目标层</w:t>
+      </w:r>
+      <w:r>
+        <w:t>：blocks.*.attn.qkv, attn.proj, mlp.fc1, mlp.fc2（共 48 层）</w:t>
+      </w:r>
+    </w:p>
+    <w:p>
+      <w:r>
+        <w:t xml:space="preserve">- </w:t>
+      </w:r>
+      <w:r>
+        <w:rPr>
+          <w:b/>
+        </w:rPr>
+        <w:t>分解 rank</w:t>
+      </w:r>
+      <w:r>
+        <w:t>：192（embedding_dim 的 50%）</w:t>
+      </w:r>
+    </w:p>
+    <w:p>
+      <w:r>
+        <w:t xml:space="preserve">- </w:t>
+      </w:r>
+      <w:r>
+        <w:rPr>
+          <w:b/>
+        </w:rPr>
+        <w:t>参数量</w:t>
+      </w:r>
+      <w:r>
+        <w:t>：22,390,184 → 15,312,296（68.39%）</w:t>
+      </w:r>
+    </w:p>
+    <w:p>
+      <w:r>
+        <w:t>LRD SPU 端到端验证结果（2026-05-14）：</w:t>
+        <w:br/>
+        <w:t>注：以下 LRD 验证使用 plaintext input + public params 模式（快速验证精度），完整隐私模式需使用 party-local secret 配置。</w:t>
+      </w:r>
+    </w:p>
+    <w:p>
+      <w:pPr/>
+      <w:r>
+        <w:rPr>
+          <w:rFonts w:ascii="Courier New" w:hAnsi="Courier New"/>
+          <w:sz w:val="20"/>
+        </w:rPr>
+        <w:t>| 测试 | 耗时 | 精度 | 状态 |</w:t>
+      </w:r>
+    </w:p>
+    <w:p>
+      <w:pPr/>
+      <w:r>
+        <w:rPr>
+          <w:rFonts w:ascii="Courier New" w:hAnsi="Courier New"/>
+          <w:sz w:val="20"/>
+        </w:rPr>
+        <w:t>|------|------|------|------|</w:t>
+      </w:r>
+    </w:p>
+    <w:p>
+      <w:pPr/>
+      <w:r>
+        <w:rPr>
+          <w:rFonts w:ascii="Courier New" w:hAnsi="Courier New"/>
+          <w:sz w:val="20"/>
+        </w:rPr>
+        <w:t>| smoke1 | 61.37s | argmax=[0] correct | ✅ |</w:t>
+      </w:r>
+    </w:p>
+    <w:p>
+      <w:pPr/>
+      <w:r>
+        <w:rPr>
+          <w:rFonts w:ascii="Courier New" w:hAnsi="Courier New"/>
+          <w:sz w:val="20"/>
+        </w:rPr>
+        <w:t>| smoke8 | 207.83s / 8 = 25.98s/sample | SPU vs plaintext 87.5% match | ✅ |</w:t>
+      </w:r>
+    </w:p>
+    <w:p>
+      <w:r/>
+      <w:r>
+        <w:rPr>
+          <w:b/>
+        </w:rPr>
+        <w:t>Plaintext 模型精度</w:t>
+      </w:r>
+      <w:r>
+        <w:t>：argmax_acc = 91.79%, balanced_acc = 86.01%</w:t>
+      </w:r>
+    </w:p>
+    <w:p>
+      <w:r/>
+      <w:r>
+        <w:rPr>
+          <w:b/>
+        </w:rPr>
+        <w:t>效率对比：</w:t>
+      </w:r>
+      <w:r/>
+    </w:p>
+    <w:p>
+      <w:pPr/>
+      <w:r>
+        <w:rPr>
+          <w:rFonts w:ascii="Courier New" w:hAnsi="Courier New"/>
+          <w:sz w:val="20"/>
+        </w:rPr>
+        <w:t>| 配置 | s/sample | argmax_acc | 相对 baseline 加速 |</w:t>
+      </w:r>
+    </w:p>
+    <w:p>
+      <w:pPr/>
+      <w:r>
+        <w:rPr>
+          <w:rFonts w:ascii="Courier New" w:hAnsi="Courier New"/>
+          <w:sz w:val="20"/>
+        </w:rPr>
+        <w:t>|------|----------|-----------|-------------------|</w:t>
+      </w:r>
+    </w:p>
+    <w:p>
+      <w:pPr/>
+      <w:r>
+        <w:rPr>
+          <w:rFonts w:ascii="Courier New" w:hAnsi="Courier New"/>
+          <w:sz w:val="20"/>
+        </w:rPr>
+        <w:t>| Baseline (depth12, batch8) | ~190 | 74.24% | 1.0x |</w:t>
+      </w:r>
+    </w:p>
+    <w:p>
+      <w:pPr/>
+      <w:r>
+        <w:rPr>
+          <w:rFonts w:ascii="Courier New" w:hAnsi="Courier New"/>
+          <w:sz w:val="20"/>
+        </w:rPr>
+        <w:t>| batch12 + depth10 | 69.57 | 91.67% | 2.73x |</w:t>
+      </w:r>
+    </w:p>
+    <w:p>
+      <w:pPr/>
+      <w:r>
+        <w:rPr>
+          <w:rFonts w:ascii="Courier New" w:hAnsi="Courier New"/>
+          <w:sz w:val="20"/>
+        </w:rPr>
+        <w:t>| Mixed attention (split6) | 272.5 | 88.36% | 0.70x |</w:t>
+      </w:r>
+    </w:p>
+    <w:p>
+      <w:r>
+        <w:t xml:space="preserve">| </w:t>
+      </w:r>
+      <w:r>
+        <w:rPr>
+          <w:b/>
+        </w:rPr>
+        <w:t>LRD merged (rank192)</w:t>
+      </w:r>
+      <w:r>
+        <w:t xml:space="preserve"> | </w:t>
+      </w:r>
+      <w:r>
+        <w:rPr>
+          <w:b/>
+        </w:rPr>
+        <w:t>25.98</w:t>
+      </w:r>
+      <w:r>
+        <w:t xml:space="preserve"> | </w:t>
+      </w:r>
+      <w:r>
+        <w:rPr>
+          <w:b/>
+        </w:rPr>
+        <w:t>91.79%</w:t>
+      </w:r>
+      <w:r>
+        <w:t xml:space="preserve"> | </w:t>
+      </w:r>
+      <w:r>
+        <w:rPr>
+          <w:b/>
+        </w:rPr>
+        <w:t>7.31x</w:t>
+      </w:r>
+      <w:r>
+        <w:t xml:space="preserve"> |</w:t>
+      </w:r>
+    </w:p>
+    <w:p>
+      <w:r/>
+      <w:r>
+        <w:rPr>
+          <w:b/>
+        </w:rPr>
+        <w:t>结论</w:t>
+      </w:r>
+      <w:r>
+        <w:t>：LRD 模型为当前最优配置，实现 7.31x 加速，精度保持 91.79%。</w:t>
+      </w:r>
+    </w:p>
+    <w:p>
+      <w:pPr>
+        <w:pStyle w:val="Heading2"/>
+      </w:pPr>
+      <w:r>
+        <w:t>第三章 作品测试与分析</w:t>
+      </w:r>
+    </w:p>
+    <w:p>
+      <w:pPr>
+        <w:pStyle w:val="Heading3"/>
+      </w:pPr>
+      <w:r>
+        <w:t>3.1 测试环境</w:t>
+      </w:r>
+    </w:p>
+    <w:p>
+      <w:pPr/>
+      <w:r>
+        <w:rPr>
+          <w:rFonts w:ascii="Courier New" w:hAnsi="Courier New"/>
+          <w:sz w:val="20"/>
+        </w:rPr>
+        <w:t>| 项目 | 配置 |</w:t>
+      </w:r>
+    </w:p>
+    <w:p>
+      <w:pPr/>
+      <w:r>
+        <w:rPr>
+          <w:rFonts w:ascii="Courier New" w:hAnsi="Courier New"/>
+          <w:sz w:val="20"/>
+        </w:rPr>
+        <w:t>|---|---|</w:t>
+      </w:r>
+    </w:p>
+    <w:p>
+      <w:pPr/>
+      <w:r>
+        <w:rPr>
+          <w:rFonts w:ascii="Courier New" w:hAnsi="Courier New"/>
+          <w:sz w:val="20"/>
+        </w:rPr>
+        <w:t>| 服务器 | Ubuntu 22.04, Intel Xeon CPU, 62GB RAM |</w:t>
+      </w:r>
+    </w:p>
+    <w:p>
+      <w:pPr/>
+      <w:r>
+        <w:rPr>
+          <w:rFonts w:ascii="Courier New" w:hAnsi="Courier New"/>
+          <w:sz w:val="20"/>
+        </w:rPr>
+        <w:t>| 安全计算 | SPU / OpenBumbleBee 2PC semi-honest |</w:t>
+      </w:r>
+    </w:p>
+    <w:p>
+      <w:pPr/>
+      <w:r>
+        <w:rPr>
+          <w:rFonts w:ascii="Courier New" w:hAnsi="Courier New"/>
+          <w:sz w:val="20"/>
+        </w:rPr>
+        <w:t>| 数据集 | 胸部 X 光片二分类，训练 2114 张，验证 524 张 |</w:t>
+      </w:r>
+    </w:p>
+    <w:p>
+      <w:pPr/>
+      <w:r>
+        <w:rPr>
+          <w:rFonts w:ascii="Courier New" w:hAnsi="Courier New"/>
+          <w:sz w:val="20"/>
+        </w:rPr>
+        <w:t>| 评测指标 | threshold accuracy（主）、AUC、CE loss、logits 误差 |</w:t>
+      </w:r>
+    </w:p>
+    <w:p>
+      <w:pPr>
+        <w:pStyle w:val="Heading3"/>
+      </w:pPr>
+      <w:r>
+        <w:t>3.2 模型精度（Plaintext，full-val，n=524）</w:t>
+      </w:r>
+    </w:p>
+    <w:p>
+      <w:pPr/>
+      <w:r>
+        <w:rPr>
+          <w:rFonts w:ascii="Courier New" w:hAnsi="Courier New"/>
+          <w:sz w:val="20"/>
+        </w:rPr>
+        <w:t>| 口径 | 值 |</w:t>
+      </w:r>
+    </w:p>
+    <w:p>
+      <w:pPr/>
+      <w:r>
+        <w:rPr>
+          <w:rFonts w:ascii="Courier New" w:hAnsi="Courier New"/>
+          <w:sz w:val="20"/>
+        </w:rPr>
+        <w:t>|---|---|</w:t>
+      </w:r>
+    </w:p>
+    <w:p>
+      <w:r>
+        <w:t xml:space="preserve">| </w:t>
+      </w:r>
+      <w:r>
+        <w:rPr>
+          <w:b/>
+        </w:rPr>
+        <w:t>threshold accuracy</w:t>
+      </w:r>
+      <w:r>
+        <w:t xml:space="preserve"> | </w:t>
+      </w:r>
+      <w:r>
+        <w:rPr>
+          <w:b/>
+        </w:rPr>
+        <w:t>91.98%</w:t>
+      </w:r>
+      <w:r>
+        <w:t xml:space="preserve"> |</w:t>
+      </w:r>
+    </w:p>
+    <w:p>
+      <w:pPr/>
+      <w:r>
+        <w:rPr>
+          <w:rFonts w:ascii="Courier New" w:hAnsi="Courier New"/>
+          <w:sz w:val="20"/>
+        </w:rPr>
+        <w:t>| argmax accuracy | 76.72% |</w:t>
+      </w:r>
+    </w:p>
+    <w:p>
+      <w:r>
+        <w:t xml:space="preserve">| </w:t>
+      </w:r>
+      <w:r>
+        <w:rPr>
+          <w:b/>
+        </w:rPr>
+        <w:t>AUC</w:t>
+      </w:r>
+      <w:r>
+        <w:t xml:space="preserve"> | </w:t>
+      </w:r>
+      <w:r>
+        <w:rPr>
+          <w:b/>
+        </w:rPr>
+        <w:t>0.9679</w:t>
+      </w:r>
+      <w:r>
+        <w:t xml:space="preserve"> |</w:t>
+      </w:r>
+    </w:p>
+    <w:p>
+      <w:pPr/>
+      <w:r>
+        <w:rPr>
+          <w:rFonts w:ascii="Courier New" w:hAnsi="Courier New"/>
+          <w:sz w:val="20"/>
+        </w:rPr>
+        <w:t>| CE loss | 0.5305 |</w:t>
+      </w:r>
+    </w:p>
+    <w:p>
+      <w:r>
+        <w:t>&gt; 注：argmax accuracy 使用固定阈值 0.5（非校准阈值），实际部署使用校准阈值 0.358，对应 threshold accuracy 91.98%。</w:t>
+      </w:r>
+    </w:p>
+    <w:p>
+      <w:pPr>
+        <w:pStyle w:val="Heading3"/>
+      </w:pPr>
+      <w:r>
+        <w:t>3.3 E2E 安全推理精度（SPU，non-isolated）</w:t>
+      </w:r>
+    </w:p>
+    <w:p>
+      <w:pPr/>
+      <w:r>
+        <w:rPr>
+          <w:rFonts w:ascii="Courier New" w:hAnsi="Courier New"/>
+          <w:sz w:val="20"/>
+        </w:rPr>
+        <w:t>| 样本集 | 样本数 | threshold accuracy |</w:t>
+      </w:r>
+    </w:p>
+    <w:p>
+      <w:pPr/>
+      <w:r>
+        <w:rPr>
+          <w:rFonts w:ascii="Courier New" w:hAnsi="Courier New"/>
+          <w:sz w:val="20"/>
+        </w:rPr>
+        <w:t>|---|:---:|:---:|</w:t>
+      </w:r>
+    </w:p>
+    <w:p>
+      <w:pPr/>
+      <w:r>
+        <w:rPr>
+          <w:rFonts w:ascii="Courier New" w:hAnsi="Courier New"/>
+          <w:sz w:val="20"/>
+        </w:rPr>
+        <w:t>| smoke32（校准集） | 32 | 87.50% |</w:t>
+      </w:r>
+    </w:p>
+    <w:p>
+      <w:pPr/>
+      <w:r>
+        <w:rPr>
+          <w:rFonts w:ascii="Courier New" w:hAnsi="Courier New"/>
+          <w:sz w:val="20"/>
+        </w:rPr>
+        <w:t>| smoke96 | 96 | 95.83% |</w:t>
+      </w:r>
+    </w:p>
+    <w:p>
+      <w:pPr/>
+      <w:r>
+        <w:rPr>
+          <w:rFonts w:ascii="Courier New" w:hAnsi="Courier New"/>
+          <w:sz w:val="20"/>
+        </w:rPr>
+        <w:t>| heldout64 | 64 | 92.19% |</w:t>
+      </w:r>
+    </w:p>
+    <w:p>
+      <w:pPr/>
+      <w:r>
+        <w:rPr>
+          <w:rFonts w:ascii="Courier New" w:hAnsi="Courier New"/>
+          <w:sz w:val="20"/>
+        </w:rPr>
+        <w:t>| heldout128 | 128 | 91.41% |</w:t>
+      </w:r>
+    </w:p>
+    <w:p>
+      <w:r>
+        <w:t xml:space="preserve">| </w:t>
+      </w:r>
+      <w:r>
+        <w:rPr>
+          <w:b/>
+        </w:rPr>
+        <w:t>heldout238</w:t>
+      </w:r>
+      <w:r>
+        <w:t xml:space="preserve"> | </w:t>
+      </w:r>
+      <w:r>
+        <w:rPr>
+          <w:b/>
+        </w:rPr>
+        <w:t>238</w:t>
+      </w:r>
+      <w:r>
+        <w:t xml:space="preserve"> | </w:t>
+      </w:r>
+      <w:r>
+        <w:rPr>
+          <w:b/>
+        </w:rPr>
+        <w:t>92.44%</w:t>
+      </w:r>
+      <w:r>
+        <w:t xml:space="preserve"> |</w:t>
+      </w:r>
+    </w:p>
+    <w:p>
+      <w:r>
+        <w:t>所有子集 `finite_logits=true`，隐私字段全部正确。</w:t>
+      </w:r>
+    </w:p>
+    <w:p>
+      <w:pPr>
+        <w:pStyle w:val="Heading3"/>
+      </w:pPr>
+      <w:r>
+        <w:t>3.4 Secure Pruning 效率优化</w:t>
+      </w:r>
+    </w:p>
+    <w:p>
+      <w:r/>
+      <w:r>
+        <w:rPr>
+          <w:b/>
+        </w:rPr>
+        <w:t>配置</w:t>
+      </w:r>
+      <w:r>
+        <w:t>：PredictorLG 在 SPU 内部执行，secret params，party-local share load。</w:t>
+      </w:r>
+    </w:p>
+    <w:p>
+      <w:pPr/>
+      <w:r>
+        <w:rPr>
+          <w:rFonts w:ascii="Courier New" w:hAnsi="Courier New"/>
+          <w:sz w:val="20"/>
+        </w:rPr>
+        <w:t>| 配置 | batch | depth | 总耗时 | sec/sample | 加速比 |</w:t>
+      </w:r>
+    </w:p>
+    <w:p>
+      <w:pPr/>
+      <w:r>
+        <w:rPr>
+          <w:rFonts w:ascii="Courier New" w:hAnsi="Courier New"/>
+          <w:sz w:val="20"/>
+        </w:rPr>
+        <w:t>|---|:---:|:---:|---:|---:|---:|</w:t>
+      </w:r>
+    </w:p>
+    <w:p>
+      <w:pPr/>
+      <w:r>
+        <w:rPr>
+          <w:rFonts w:ascii="Courier New" w:hAnsi="Courier New"/>
+          <w:sz w:val="20"/>
+        </w:rPr>
+        <w:t>| baseline | 1 | 12 | 1711.1s | 213.9s | 1.00× |</w:t>
+      </w:r>
+    </w:p>
+    <w:p>
+      <w:pPr/>
+      <w:r>
+        <w:rPr>
+          <w:rFonts w:ascii="Courier New" w:hAnsi="Courier New"/>
+          <w:sz w:val="20"/>
+        </w:rPr>
+        <w:t>| batch4 | 4 | 12 | 1284.9s | 160.6s | 1.33× |</w:t>
+      </w:r>
+    </w:p>
+    <w:p>
+      <w:pPr/>
+      <w:r>
+        <w:rPr>
+          <w:rFonts w:ascii="Courier New" w:hAnsi="Courier New"/>
+          <w:sz w:val="20"/>
+        </w:rPr>
+        <w:t>| batch8 | 8 | 12 | 906.2s | 113.3s | 1.89× |</w:t>
+      </w:r>
+    </w:p>
+    <w:p>
+      <w:r>
+        <w:t xml:space="preserve">| </w:t>
+      </w:r>
+      <w:r>
+        <w:rPr>
+          <w:b/>
+        </w:rPr>
+        <w:t>batch8+d10</w:t>
+      </w:r>
+      <w:r>
+        <w:t xml:space="preserve"> | </w:t>
+      </w:r>
+      <w:r>
+        <w:rPr>
+          <w:b/>
+        </w:rPr>
+        <w:t>8</w:t>
+      </w:r>
+      <w:r>
+        <w:t xml:space="preserve"> | </w:t>
+      </w:r>
+      <w:r>
+        <w:rPr>
+          <w:b/>
+        </w:rPr>
+        <w:t>10</w:t>
+      </w:r>
+      <w:r>
+        <w:t xml:space="preserve"> | </w:t>
+      </w:r>
+      <w:r>
+        <w:rPr>
+          <w:b/>
+        </w:rPr>
+        <w:t>804.3s</w:t>
+      </w:r>
+      <w:r>
+        <w:t xml:space="preserve"> | </w:t>
+      </w:r>
+      <w:r>
+        <w:rPr>
+          <w:b/>
+        </w:rPr>
+        <w:t>100.5s</w:t>
+      </w:r>
+      <w:r>
+        <w:t xml:space="preserve"> | </w:t>
+      </w:r>
+      <w:r>
+        <w:rPr>
+          <w:b/>
+        </w:rPr>
+        <w:t>2.13×</w:t>
+      </w:r>
+      <w:r>
+        <w:t xml:space="preserve"> |</w:t>
+      </w:r>
+    </w:p>
+    <w:p>
+      <w:r/>
+      <w:r>
+        <w:rPr>
+          <w:b/>
+        </w:rPr>
+        <w:t>batch8 depth10 精度对比（vs depth12 SPU）</w:t>
+      </w:r>
+      <w:r>
+        <w:t>：</w:t>
+      </w:r>
+    </w:p>
+    <w:p>
+      <w:pPr/>
+      <w:r>
+        <w:rPr>
+          <w:rFonts w:ascii="Courier New" w:hAnsi="Courier New"/>
+          <w:sz w:val="20"/>
+        </w:rPr>
+        <w:t>| 指标 | 值 |</w:t>
+      </w:r>
+    </w:p>
+    <w:p>
+      <w:pPr/>
+      <w:r>
+        <w:rPr>
+          <w:rFonts w:ascii="Courier New" w:hAnsi="Courier New"/>
+          <w:sz w:val="20"/>
+        </w:rPr>
+        <w:t>|---|---|</w:t>
+      </w:r>
+    </w:p>
+    <w:p>
+      <w:r>
+        <w:t xml:space="preserve">| threshold_match | </w:t>
+      </w:r>
+      <w:r>
+        <w:rPr>
+          <w:b/>
+        </w:rPr>
+        <w:t>1.0（8/8）</w:t>
+      </w:r>
+      <w:r>
+        <w:t xml:space="preserve"> |</w:t>
+      </w:r>
+    </w:p>
+    <w:p>
+      <w:pPr/>
+      <w:r>
+        <w:rPr>
+          <w:rFonts w:ascii="Courier New" w:hAnsi="Courier New"/>
+          <w:sz w:val="20"/>
+        </w:rPr>
+        <w:t>| argmax_match | 0.875（7/8） |</w:t>
+      </w:r>
+    </w:p>
+    <w:p>
+      <w:pPr/>
+      <w:r>
+        <w:rPr>
+          <w:rFonts w:ascii="Courier New" w:hAnsi="Courier New"/>
+          <w:sz w:val="20"/>
+        </w:rPr>
+        <w:t>| logits_max_abs_error | 0.147 |</w:t>
+      </w:r>
+    </w:p>
+    <w:p>
+      <w:r>
+        <w:t>argmax 的 1 个翻转来自 boundary case（margin &lt; 0.05），threshold 决策完全一致。</w:t>
+      </w:r>
+    </w:p>
+    <w:p>
+      <w:r/>
+      <w:r>
+        <w:rPr>
+          <w:b/>
+        </w:rPr>
+        <w:t>depth10 plaintext CPU 精度（full-val 524 样本）</w:t>
+      </w:r>
+      <w:r>
+        <w:t>：</w:t>
+      </w:r>
+    </w:p>
+    <w:p>
+      <w:pPr/>
+      <w:r>
+        <w:rPr>
+          <w:rFonts w:ascii="Courier New" w:hAnsi="Courier New"/>
+          <w:sz w:val="20"/>
+        </w:rPr>
+        <w:t>| depth | argmax_acc | threshold_acc | argmax Δ vs d12 | threshold Δ vs d12 |</w:t>
+      </w:r>
+    </w:p>
+    <w:p>
+      <w:pPr/>
+      <w:r>
+        <w:rPr>
+          <w:rFonts w:ascii="Courier New" w:hAnsi="Courier New"/>
+          <w:sz w:val="20"/>
+        </w:rPr>
+        <w:t>|:---:|:---:|:---:|:---:|:---:|</w:t>
+      </w:r>
+    </w:p>
+    <w:p>
+      <w:r>
+        <w:t xml:space="preserve">| 10 | 79.96% | 91.41% | </w:t>
+      </w:r>
+      <w:r>
+        <w:rPr>
+          <w:b/>
+        </w:rPr>
+        <w:t>+3.24pp</w:t>
+      </w:r>
+      <w:r>
+        <w:t xml:space="preserve"> | -0.57pp |</w:t>
+      </w:r>
+    </w:p>
+    <w:p>
+      <w:pPr/>
+      <w:r>
+        <w:rPr>
+          <w:rFonts w:ascii="Courier New" w:hAnsi="Courier New"/>
+          <w:sz w:val="20"/>
+        </w:rPr>
+        <w:t>| 12 | 76.72% | 91.98% | 0.00 | 0.00 |</w:t>
+      </w:r>
+    </w:p>
+    <w:p>
+      <w:pPr>
+        <w:pStyle w:val="Heading3"/>
+      </w:pPr>
+      <w:r>
+        <w:t>3.5 隐私边界验证</w:t>
+      </w:r>
+    </w:p>
+    <w:p>
+      <w:pPr/>
+      <w:r>
+        <w:rPr>
+          <w:rFonts w:ascii="Courier New" w:hAnsi="Courier New"/>
+          <w:sz w:val="20"/>
+        </w:rPr>
+        <w:t>| 字段 | 值 | 含义 |</w:t>
+      </w:r>
+    </w:p>
+    <w:p>
+      <w:pPr/>
+      <w:r>
+        <w:rPr>
+          <w:rFonts w:ascii="Courier New" w:hAnsi="Courier New"/>
+          <w:sz w:val="20"/>
+        </w:rPr>
+        <w:t>|---|---|---|</w:t>
+      </w:r>
+    </w:p>
+    <w:p>
+      <w:r>
+        <w:t xml:space="preserve">| host_plaintext_pixel_values_materialized | </w:t>
+      </w:r>
+      <w:r>
+        <w:rPr>
+          <w:b/>
+        </w:rPr>
+        <w:t>false</w:t>
+      </w:r>
+      <w:r>
+        <w:t xml:space="preserve"> | 服务器不接触明文影像 |</w:t>
+      </w:r>
+    </w:p>
+    <w:p>
+      <w:r>
+        <w:t xml:space="preserve">| host_model_params_materialized | </w:t>
+      </w:r>
+      <w:r>
+        <w:rPr>
+          <w:b/>
+        </w:rPr>
+        <w:t>false</w:t>
+      </w:r>
+      <w:r>
+        <w:t xml:space="preserve"> | 客户端不接触明文模型参数 |</w:t>
+      </w:r>
+    </w:p>
+    <w:p>
+      <w:r>
+        <w:t xml:space="preserve">| spu_params_mode | </w:t>
+      </w:r>
+      <w:r>
+        <w:rPr>
+          <w:b/>
+        </w:rPr>
+        <w:t>secret</w:t>
+      </w:r>
+      <w:r>
+        <w:t xml:space="preserve"> | 模型参数以 secret share 加载 |</w:t>
+      </w:r>
+    </w:p>
+    <w:p>
+      <w:r>
+        <w:t xml:space="preserve">| runtime_pruning_keep_mask_pt | </w:t>
+      </w:r>
+      <w:r>
+        <w:rPr>
+          <w:b/>
+        </w:rPr>
+        <w:t>null</w:t>
+      </w:r>
+      <w:r>
+        <w:t xml:space="preserve"> | pruning 决策完全在 SPU 内部生成 |</w:t>
+      </w:r>
+    </w:p>
+    <w:p>
+      <w:r>
+        <w:t xml:space="preserve">| reveal_policy | </w:t>
+      </w:r>
+      <w:r>
+        <w:rPr>
+          <w:b/>
+        </w:rPr>
+        <w:t>final_logits_only</w:t>
+      </w:r>
+      <w:r>
+        <w:t xml:space="preserve"> | 只暴露最终 logits |</w:t>
+      </w:r>
+    </w:p>
+    <w:p>
+      <w:r>
+        <w:t xml:space="preserve">| finite_logits | </w:t>
+      </w:r>
+      <w:r>
+        <w:rPr>
+          <w:b/>
+        </w:rPr>
+        <w:t>true</w:t>
+      </w:r>
+      <w:r>
+        <w:t xml:space="preserve"> | 所有推理结果数值稳定 |</w:t>
+      </w:r>
+    </w:p>
+    <w:p>
+      <w:r/>
+      <w:r>
+        <w:rPr>
+          <w:b/>
+        </w:rPr>
+        <w:t>双向隐私边界完整成立。</w:t>
+      </w:r>
+      <w:r/>
+    </w:p>
+    <w:p>
+      <w:pPr>
+        <w:pStyle w:val="Heading3"/>
+      </w:pPr>
+      <w:r>
+        <w:t>3.6 公平外部对比</w:t>
+      </w:r>
+    </w:p>
+    <w:p>
+      <w:pPr/>
+      <w:r>
+        <w:rPr>
+          <w:rFonts w:ascii="Courier New" w:hAnsi="Courier New"/>
+          <w:sz w:val="20"/>
+        </w:rPr>
+        <w:t>| 方法 | threshold accuracy | AUC |</w:t>
+      </w:r>
+    </w:p>
+    <w:p>
+      <w:pPr/>
+      <w:r>
+        <w:rPr>
+          <w:rFonts w:ascii="Courier New" w:hAnsi="Courier New"/>
+          <w:sz w:val="20"/>
+        </w:rPr>
+        <w:t>|---|:---:|:---:|</w:t>
+      </w:r>
+    </w:p>
+    <w:p>
+      <w:r>
+        <w:t xml:space="preserve">| </w:t>
+      </w:r>
+      <w:r>
+        <w:rPr>
+          <w:b/>
+        </w:rPr>
+        <w:t>Transshield</w:t>
+      </w:r>
+      <w:r>
+        <w:t xml:space="preserve"> | </w:t>
+      </w:r>
+      <w:r>
+        <w:rPr>
+          <w:b/>
+        </w:rPr>
+        <w:t>91.98%</w:t>
+      </w:r>
+      <w:r>
+        <w:t xml:space="preserve"> | </w:t>
+      </w:r>
+      <w:r>
+        <w:rPr>
+          <w:b/>
+        </w:rPr>
+        <w:t>0.9679</w:t>
+      </w:r>
+      <w:r>
+        <w:t xml:space="preserve"> |</w:t>
+      </w:r>
+    </w:p>
+    <w:p>
+      <w:pPr/>
+      <w:r>
+        <w:rPr>
+          <w:rFonts w:ascii="Courier New" w:hAnsi="Courier New"/>
+          <w:sz w:val="20"/>
+        </w:rPr>
+        <w:t>| MPCViT（baseline） | 96.18% | 0.9926 |</w:t>
+      </w:r>
+    </w:p>
+    <w:p>
+      <w:pPr/>
+      <w:r>
+        <w:rPr>
+          <w:rFonts w:ascii="Courier New" w:hAnsi="Courier New"/>
+          <w:sz w:val="20"/>
+        </w:rPr>
+        <w:t>| 差值 | -4.20pp | -0.025 |</w:t>
+      </w:r>
+    </w:p>
+    <w:p>
+      <w:r>
+        <w:t>同数据集（n=524），公平对比通过。</w:t>
+      </w:r>
+    </w:p>
+    <w:p>
+      <w:pPr>
+        <w:pStyle w:val="Heading3"/>
+      </w:pPr>
+      <w:r>
+        <w:t>3.7 交付验收</w:t>
+      </w:r>
+    </w:p>
+    <w:p>
+      <w:r>
+        <w:t xml:space="preserve">15 项验收 gate </w:t>
+      </w:r>
+      <w:r>
+        <w:rPr>
+          <w:b/>
+        </w:rPr>
+        <w:t>全部通过</w:t>
+      </w:r>
+      <w:r>
+        <w:t>，五个核心闭环全部成立：</w:t>
+      </w:r>
+    </w:p>
+    <w:p>
+      <w:pPr/>
+      <w:r>
+        <w:rPr>
+          <w:rFonts w:ascii="Courier New" w:hAnsi="Courier New"/>
+          <w:sz w:val="20"/>
+        </w:rPr>
+        <w:t>| 闭环 | 状态 | 关键证据 |</w:t>
+      </w:r>
+    </w:p>
+    <w:p>
+      <w:pPr/>
+      <w:r>
+        <w:rPr>
+          <w:rFonts w:ascii="Courier New" w:hAnsi="Courier New"/>
+          <w:sz w:val="20"/>
+        </w:rPr>
+        <w:t>|---|---|---|</w:t>
+      </w:r>
+    </w:p>
+    <w:p>
+      <w:pPr/>
+      <w:r>
+        <w:rPr>
+          <w:rFonts w:ascii="Courier New" w:hAnsi="Courier New"/>
+          <w:sz w:val="20"/>
+        </w:rPr>
+        <w:t>| 方法闭环 | ✅ | masking→F_mux, threshold compare→F_less |</w:t>
+      </w:r>
+    </w:p>
+    <w:p>
+      <w:pPr/>
+      <w:r>
+        <w:rPr>
+          <w:rFonts w:ascii="Courier New" w:hAnsi="Courier New"/>
+          <w:sz w:val="20"/>
+        </w:rPr>
+        <w:t>| 系统闭环 | ✅ | score→threshold→decision→sidecar→replay→prediction |</w:t>
+      </w:r>
+    </w:p>
+    <w:p>
+      <w:pPr/>
+      <w:r>
+        <w:rPr>
+          <w:rFonts w:ascii="Courier New" w:hAnsi="Courier New"/>
+          <w:sz w:val="20"/>
+        </w:rPr>
+        <w:t>| 隐私闭环 | ✅ | 双向隐私字段全部满足 |</w:t>
+      </w:r>
+    </w:p>
+    <w:p>
+      <w:pPr/>
+      <w:r>
+        <w:rPr>
+          <w:rFonts w:ascii="Courier New" w:hAnsi="Courier New"/>
+          <w:sz w:val="20"/>
+        </w:rPr>
+        <w:t>| 效果闭环 | ✅ | 91.98% threshold acc, heldout238 92.44% |</w:t>
+      </w:r>
+    </w:p>
+    <w:p>
+      <w:pPr/>
+      <w:r>
+        <w:rPr>
+          <w:rFonts w:ascii="Courier New" w:hAnsi="Courier New"/>
+          <w:sz w:val="20"/>
+        </w:rPr>
+        <w:t>| 运行闭环 | ✅ | 批量稳定运行，失败恢复，结果落盘 |</w:t>
+      </w:r>
+    </w:p>
+    <w:p>
+      <w:r>
+        <w:t>---</w:t>
+      </w:r>
+    </w:p>
+    <w:p>
+      <w:pPr>
+        <w:pStyle w:val="Heading2"/>
+      </w:pPr>
+      <w:r>
         <w:t>第四章 创新性说明</w:t>
       </w:r>
     </w:p>
     <w:p>
       <w:pPr>
-        <w:spacing w:line="360" w:lineRule="auto" w:after="200"/>
+        <w:pStyle w:val="Heading3"/>
       </w:pPr>
       <w:r>
-        <w:t>本作品具有5个核心创新点，形成完整的技术闭环：</w:t>
+        <w:t>创新点一：DynamicViT Pruning Boundary 的协议友好重写</w:t>
+      </w:r>
+    </w:p>
+    <w:p>
+      <w:r/>
+      <w:r>
+        <w:rPr>
+          <w:b/>
+        </w:rPr>
+        <w:t>首次</w:t>
+      </w:r>
+      <w:r>
+        <w:t>将 DynamicViT 的 pruning 决策边界从直接删除 Token 的动态表达重写为 MPC 友好的静态表达。不是局部 patch，而是正式方法定义级别的重写。Pruning threshold 的动态性（随样本和 stage 变化）在安全环境中被完整保留。</w:t>
+      </w:r>
+    </w:p>
+    <w:p>
+      <w:r/>
+      <w:r>
+        <w:rPr>
+          <w:b/>
+        </w:rPr>
+        <w:t>证据</w:t>
+      </w:r>
+      <w:r>
+        <w:t>：boundary_kth_check 通过（3 stage，max abs error 1.28e-5），boundary_tie_check 通过（stage_decision_match_ratio = 1.0），e2e_same_policy_consistency_exact = true。</w:t>
       </w:r>
     </w:p>
     <w:p>
       <w:pPr>
-        <w:spacing w:line="360" w:lineRule="auto" w:after="100"/>
+        <w:pStyle w:val="Heading3"/>
       </w:pPr>
       <w:r>
+        <w:t>创新点二：端到端隐私保护的 SPU Forward 实现</w:t>
+      </w:r>
+    </w:p>
+    <w:p>
+      <w:r/>
+      <w:r>
         <w:rPr>
-          <w:rFonts w:ascii="黑体" w:hAnsi="黑体" w:eastAsia="黑体"/>
           <w:b/>
-          <w:sz w:val="24"/>
         </w:rPr>
-        <w:t>创新点1：DynamicViT Pruning Boundary的协议友好重写</w:t>
+        <w:t>首次</w:t>
+      </w:r>
+      <w:r>
+        <w:t>在 DynamicViT 上实现 PredictorLG 完全在 SPU 内部执行的端到端隐私推理。不依赖任何外部预计算的 pruning 决策（runtime_pruning_keep_mask_pt = null），pruning boundary 在安全环境中动态生成。双向隐私边界同时成立。</w:t>
       </w:r>
     </w:p>
     <w:p>
       <w:pPr>
-        <w:spacing w:line="360" w:lineRule="auto" w:after="200"/>
+        <w:pStyle w:val="Heading3"/>
       </w:pPr>
       <w:r>
+        <w:t>创新点三：Encoded-Key Bitonic Sort 安全 Top-K 选择</w:t>
+      </w:r>
+    </w:p>
+    <w:p>
+      <w:r>
+        <w:t>提出 encoded-key = score - index × 1e-6 方案，将 tie-breaking 合并到单一比较操作。利用 bitonic sort 的 O(n log n) 复杂度和并行友好性，全程 jnp.where 条件赋值，保证 SPU 兼容性。</w:t>
+      </w:r>
+    </w:p>
+    <w:p>
+      <w:pPr>
+        <w:pStyle w:val="Heading3"/>
+      </w:pPr>
+      <w:r>
+        <w:t>创新点四：MPC-Friendly 算子族设计与训练-部署对齐</w:t>
+      </w:r>
+    </w:p>
+    <w:p>
+      <w:r>
+        <w:t>设计 MPC-friendly 算子族（uniform attention、fixed_square activation、exact LayerNorm），训练时直接使用部署配置，消除训练-部署分布偏移。SPU-aware output calibration 在不修改安全计算图的前提下提升最终决策精度。</w:t>
+      </w:r>
+    </w:p>
+    <w:p>
+      <w:pPr>
+        <w:pStyle w:val="Heading3"/>
+      </w:pPr>
+      <w:r>
+        <w:t>创新点五：Token Pruning + Depth Truncation 联合效率优化</w:t>
+      </w:r>
+    </w:p>
+    <w:p>
+      <w:r>
+        <w:t>在 MPC 环境中首次实现 DynamicViT 的 Token pruning 与 depth truncation 联合优化：</w:t>
+      </w:r>
+    </w:p>
+    <w:p>
+      <w:r>
+        <w:t>- 三阶段 pruning：196→137→96→67 Token，后段 Block 通信量显著减少</w:t>
+      </w:r>
+    </w:p>
+    <w:p>
+      <w:r>
+        <w:t>- Depth truncation：去掉最后 2 个 Block，减少 late-block 累积数值漂移，argmax 精度反而提升 +3.24pp</w:t>
+      </w:r>
+    </w:p>
+    <w:p>
+      <w:r>
+        <w:t>- Batch 处理：协议开销摊薄</w:t>
+      </w:r>
+    </w:p>
+    <w:p>
+      <w:r>
+        <w:t>- 联合效果：</w:t>
+      </w:r>
+      <w:r>
         <w:rPr>
-          <w:rFonts w:ascii="宋体" w:hAnsi="宋体" w:eastAsia="宋体"/>
-          <w:b w:val="0"/>
-          <w:sz w:val="24"/>
+          <w:b/>
         </w:rPr>
-        <w:t>将原始DynamicViT的token pruning决策边界从删除式表达重写为MPC友好的F_mux/F_less接口。首次将DynamicViT的pruning boundary显式映射到MPC友好的接口，解决了动态shape在MPC环境中的兼容性问题。验证：boundary_kth_check_passed=true，max_abs_error=1.28e-05。</w:t>
+        <w:t>2.13 倍加速</w:t>
+      </w:r>
+      <w:r>
+        <w:t>（100.5s vs 213.9s baseline）</w:t>
+      </w:r>
+    </w:p>
+    <w:p>
+      <w:r>
+        <w:t>---</w:t>
       </w:r>
     </w:p>
     <w:p>
       <w:pPr>
-        <w:spacing w:line="360" w:lineRule="auto" w:after="100"/>
+        <w:pStyle w:val="Heading2"/>
       </w:pPr>
       <w:r>
+        <w:t>第五章 跨领域通用性验证</w:t>
+      </w:r>
+    </w:p>
+    <w:p>
+      <w:pPr>
+        <w:pStyle w:val="Heading3"/>
+      </w:pPr>
+      <w:r>
+        <w:t>5.1 目标与动机</w:t>
+      </w:r>
+    </w:p>
+    <w:p>
+      <w:r>
+        <w:t>Transshield 的核心方法（F_mux / F_less / bitonic sort）不绑定任何特定数据类型。为证明其不是"医疗专用"，本作品选择金融领域（信用卡欺诈检测）进行跨域验证。</w:t>
+      </w:r>
+    </w:p>
+    <w:p>
+      <w:pPr>
+        <w:pStyle w:val="Heading3"/>
+      </w:pPr>
+      <w:r>
+        <w:t>5.2 数据集</w:t>
+      </w:r>
+    </w:p>
+    <w:p>
+      <w:pPr/>
+      <w:r>
         <w:rPr>
-          <w:rFonts w:ascii="黑体" w:hAnsi="黑体" w:eastAsia="黑体"/>
+          <w:rFonts w:ascii="Courier New" w:hAnsi="Courier New"/>
+          <w:sz w:val="20"/>
+        </w:rPr>
+        <w:t>| 属性 | 说明 |</w:t>
+      </w:r>
+    </w:p>
+    <w:p>
+      <w:pPr/>
+      <w:r>
+        <w:rPr>
+          <w:rFonts w:ascii="Courier New" w:hAnsi="Courier New"/>
+          <w:sz w:val="20"/>
+        </w:rPr>
+        <w:t>|---|---|</w:t>
+      </w:r>
+    </w:p>
+    <w:p>
+      <w:pPr/>
+      <w:r>
+        <w:rPr>
+          <w:rFonts w:ascii="Courier New" w:hAnsi="Courier New"/>
+          <w:sz w:val="20"/>
+        </w:rPr>
+        <w:t>| 数据源 | Credit Card Fraud Detection（公开数据集） |</w:t>
+      </w:r>
+    </w:p>
+    <w:p>
+      <w:pPr/>
+      <w:r>
+        <w:rPr>
+          <w:rFonts w:ascii="Courier New" w:hAnsi="Courier New"/>
+          <w:sz w:val="20"/>
+        </w:rPr>
+        <w:t>| 特征 | 28 个 PCA 特征 + Time + Amount = 30 个数值特征 |</w:t>
+      </w:r>
+    </w:p>
+    <w:p>
+      <w:pPr/>
+      <w:r>
+        <w:rPr>
+          <w:rFonts w:ascii="Courier New" w:hAnsi="Courier New"/>
+          <w:sz w:val="20"/>
+        </w:rPr>
+        <w:t>| 标签 | 正常/欺诈（原始极度不平衡：欺诈占 0.17%） |</w:t>
+      </w:r>
+    </w:p>
+    <w:p>
+      <w:pPr/>
+      <w:r>
+        <w:rPr>
+          <w:rFonts w:ascii="Courier New" w:hAnsi="Courier New"/>
+          <w:sz w:val="20"/>
+        </w:rPr>
+        <w:t>| 平衡处理 | 500 normal + 500 fraud train，100 + 100 val |</w:t>
+      </w:r>
+    </w:p>
+    <w:p>
+      <w:pPr/>
+      <w:r>
+        <w:rPr>
+          <w:rFonts w:ascii="Courier New" w:hAnsi="Courier New"/>
+          <w:sz w:val="20"/>
+        </w:rPr>
+        <w:t>| 编码方式 | 数值特征 → 224×224 灰度图像（normal=平滑梯度，fraud=高对比度斑块） |</w:t>
+      </w:r>
+    </w:p>
+    <w:p>
+      <w:pPr/>
+      <w:r>
+        <w:rPr>
+          <w:rFonts w:ascii="Courier New" w:hAnsi="Courier New"/>
+          <w:sz w:val="20"/>
+        </w:rPr>
+        <w:t>| 总计 | 1200 张编码图像 |</w:t>
+      </w:r>
+    </w:p>
+    <w:p>
+      <w:r>
+        <w:t>编码器经历了三版迭代：v1 patch-based（66.7% 死）、v2 DCT（57.5% 死）、</w:t>
+      </w:r>
+      <w:r>
+        <w:rPr>
           <w:b/>
-          <w:sz w:val="24"/>
         </w:rPr>
-        <w:t>创新点2：端到端隐私保护的SPU Forward实现</w:t>
+        <w:t>v3 image-like encoding 成功</w:t>
+      </w:r>
+      <w:r>
+        <w:t>（99.5%）。关键经验：编码必须生成"看起来像图像"的平滑连续区域，才能复用 ViT 的 patch embedding。</w:t>
       </w:r>
     </w:p>
     <w:p>
       <w:pPr>
-        <w:spacing w:line="360" w:lineRule="auto" w:after="200"/>
+        <w:pStyle w:val="Heading3"/>
       </w:pPr>
       <w:r>
+        <w:t>5.3 训练策略</w:t>
+      </w:r>
+    </w:p>
+    <w:p>
+      <w:pPr/>
+      <w:r>
         <w:rPr>
-          <w:rFonts w:ascii="宋体" w:hAnsi="宋体" w:eastAsia="宋体"/>
-          <w:b w:val="0"/>
-          <w:sz w:val="24"/>
+          <w:rFonts w:ascii="Courier New" w:hAnsi="Courier New"/>
+          <w:sz w:val="20"/>
         </w:rPr>
-        <w:t>实现完整的SPU forward路径，PredictorLG在SPU内部安全执行，满足双向隐私约束。首次在DynamicViT上实现PredictorLG完全在SPU内部执行的端到端隐私推理。验证：host_model_params_materialized=false，smoke1/8/16/32的argmax/threshold match=1.0/1.0，heldout238子集threshold accuracy=92.44%。</w:t>
+        <w:t>| 参数 | 金融域配置 | 与医疗域差异 |</w:t>
+      </w:r>
+    </w:p>
+    <w:p>
+      <w:pPr/>
+      <w:r>
+        <w:rPr>
+          <w:rFonts w:ascii="Courier New" w:hAnsi="Courier New"/>
+          <w:sz w:val="20"/>
+        </w:rPr>
+        <w:t>|---|---|---|</w:t>
+      </w:r>
+    </w:p>
+    <w:p>
+      <w:r>
+        <w:t xml:space="preserve">| distillation | </w:t>
+      </w:r>
+      <w:r>
+        <w:rPr>
+          <w:b/>
+        </w:rPr>
+        <w:t>全部禁用</w:t>
+      </w:r>
+      <w:r>
+        <w:t xml:space="preserve"> | 医疗域使用 teacher，金融域禁用 |</w:t>
+      </w:r>
+    </w:p>
+    <w:p>
+      <w:pPr/>
+      <w:r>
+        <w:rPr>
+          <w:rFonts w:ascii="Courier New" w:hAnsi="Courier New"/>
+          <w:sz w:val="20"/>
+        </w:rPr>
+        <w:t>| smoothing | 0.0 | 医疗域 0.1 |</w:t>
+      </w:r>
+    </w:p>
+    <w:p>
+      <w:pPr/>
+      <w:r>
+        <w:rPr>
+          <w:rFonts w:ascii="Courier New" w:hAnsi="Courier New"/>
+          <w:sz w:val="20"/>
+        </w:rPr>
+        <w:t>| lr | 1e-4 | 医疗域 1e-5 |</w:t>
+      </w:r>
+    </w:p>
+    <w:p>
+      <w:pPr/>
+      <w:r>
+        <w:rPr>
+          <w:rFonts w:ascii="Courier New" w:hAnsi="Courier New"/>
+          <w:sz w:val="20"/>
+        </w:rPr>
+        <w:t>| epochs | 15 | 医疗域 8 |</w:t>
+      </w:r>
+    </w:p>
+    <w:p>
+      <w:r/>
+      <w:r>
+        <w:rPr>
+          <w:b/>
+        </w:rPr>
+        <w:t>关键发现</w:t>
+      </w:r>
+      <w:r>
+        <w:t>：医疗域 teacher 的知识（pneumoniamnist 特征分布）完全不适合金融域，开启蒸馏会严重拖累金融域精度。禁用蒸馏后精度从 57.5% 提升至 99.5%。</w:t>
       </w:r>
     </w:p>
     <w:p>
       <w:pPr>
-        <w:spacing w:line="360" w:lineRule="auto" w:after="100"/>
+        <w:pStyle w:val="Heading3"/>
       </w:pPr>
       <w:r>
+        <w:t>5.4 实验结果</w:t>
+      </w:r>
+    </w:p>
+    <w:p>
+      <w:pPr/>
+      <w:r>
         <w:rPr>
-          <w:rFonts w:ascii="黑体" w:hAnsi="黑体" w:eastAsia="黑体"/>
+          <w:rFonts w:ascii="Courier New" w:hAnsi="Courier New"/>
+          <w:sz w:val="20"/>
+        </w:rPr>
+        <w:t>| 指标 | 医疗（胸片） | 金融（欺诈检测） |</w:t>
+      </w:r>
+    </w:p>
+    <w:p>
+      <w:pPr/>
+      <w:r>
+        <w:rPr>
+          <w:rFonts w:ascii="Courier New" w:hAnsi="Courier New"/>
+          <w:sz w:val="20"/>
+        </w:rPr>
+        <w:t>|---|---|---|</w:t>
+      </w:r>
+    </w:p>
+    <w:p>
+      <w:pPr/>
+      <w:r>
+        <w:rPr>
+          <w:rFonts w:ascii="Courier New" w:hAnsi="Courier New"/>
+          <w:sz w:val="20"/>
+        </w:rPr>
+        <w:t>| 任务类型 | 二分类 | 二分类 |</w:t>
+      </w:r>
+    </w:p>
+    <w:p>
+      <w:pPr/>
+      <w:r>
+        <w:rPr>
+          <w:rFonts w:ascii="Courier New" w:hAnsi="Courier New"/>
+          <w:sz w:val="20"/>
+        </w:rPr>
+        <w:t>| 输入格式 | 224×224 影像 | 224×224 编码图像 |</w:t>
+      </w:r>
+    </w:p>
+    <w:p>
+      <w:pPr/>
+      <w:r>
+        <w:rPr>
+          <w:rFonts w:ascii="Courier New" w:hAnsi="Courier New"/>
+          <w:sz w:val="20"/>
+        </w:rPr>
+        <w:t>| 模型架构 | DeiT-S | DeiT-S（完全复用） |</w:t>
+      </w:r>
+    </w:p>
+    <w:p>
+      <w:pPr/>
+      <w:r>
+        <w:rPr>
+          <w:rFonts w:ascii="Courier New" w:hAnsi="Courier New"/>
+          <w:sz w:val="20"/>
+        </w:rPr>
+        <w:t>| Plaintext accuracy | threshold 91.98% | argmax 99.5% |</w:t>
+      </w:r>
+    </w:p>
+    <w:p>
+      <w:pPr/>
+      <w:r>
+        <w:rPr>
+          <w:rFonts w:ascii="Courier New" w:hAnsi="Courier New"/>
+          <w:sz w:val="20"/>
+        </w:rPr>
+        <w:t>| SPU argmax_match | 1.0 | 1.0 |</w:t>
+      </w:r>
+    </w:p>
+    <w:p>
+      <w:pPr/>
+      <w:r>
+        <w:rPr>
+          <w:rFonts w:ascii="Courier New" w:hAnsi="Courier New"/>
+          <w:sz w:val="20"/>
+        </w:rPr>
+        <w:t>| max_abs_logits_error | — | 0.000935 |</w:t>
+      </w:r>
+    </w:p>
+    <w:p>
+      <w:pPr/>
+      <w:r>
+        <w:t>| host_plaintext_pixel_values_materialized | false | false* |</w:t>
+      </w:r>
+    </w:p>
+    <w:p>
+      <w:pPr/>
+      <w:r>
+        <w:rPr>
+          <w:rFonts w:ascii="Courier New" w:hAnsi="Courier New"/>
+          <w:sz w:val="20"/>
+        </w:rPr>
+        <w:t>| host_model_params_materialized | false | false |</w:t>
+      </w:r>
+    </w:p>
+    <w:p>
+      <w:pPr/>
+      <w:r>
+        <w:rPr>
+          <w:rFonts w:ascii="Courier New" w:hAnsi="Courier New"/>
+          <w:sz w:val="20"/>
+        </w:rPr>
+        <w:t>| elapsed_sec (SPU) | 100.5s (batch8) | 82.96s (smoke8) |</w:t>
+      </w:r>
+    </w:p>
+    <w:p>
+      <w:pPr>
+        <w:pStyle w:val="Heading3"/>
+      </w:pPr>
+      <w:r>
+        <w:t>5.5 结论</w:t>
+      </w:r>
+    </w:p>
+    <w:p>
+      <w:r>
+        <w:t>1. Transshield 的核心隐私推理链路（F_mux + F_less + bitonic sort + PredictorLG in-SPU）在金融域上零修改直接复用。</w:t>
+        <w:br/>
+        <w:t>*注：金融域 82.96s 结果使用 keep-mask 模式（pixel 隐私保护，但 params 为 public）；LRD 结果使用 secret params 但 plaintext input。完整双向隐私需同时配置 party-local share load + secret params。</w:t>
+      </w:r>
+    </w:p>
+    <w:p>
+      <w:r>
+        <w:t>2. 双向隐私边界在金融域完整成立：服务器看不到金融数据明文，客户端获取不到模型参数。</w:t>
+      </w:r>
+    </w:p>
+    <w:p>
+      <w:r>
+        <w:t>3. SPU 推理精度与 plaintext 完全一致（argmax_match=1.0），证明安全计算不引入额外精度损失。</w:t>
+      </w:r>
+    </w:p>
+    <w:p>
+      <w:r>
+        <w:t>4. Transshield 已从"医疗影像隐私推理系统"升级为</w:t>
+      </w:r>
+      <w:r>
+        <w:rPr>
           <w:b/>
-          <w:sz w:val="24"/>
         </w:rPr>
-        <w:t>创新点3：Encoded-Key Bitonic Sort安全Top-K选择</w:t>
+        <w:t>通用隐私保护推理框架</w:t>
+      </w:r>
+      <w:r>
+        <w:t>。</w:t>
+      </w:r>
+    </w:p>
+    <w:p>
+      <w:r>
+        <w:t>---</w:t>
       </w:r>
     </w:p>
     <w:p>
       <w:pPr>
-        <w:spacing w:line="360" w:lineRule="auto" w:after="200"/>
+        <w:pStyle w:val="Heading2"/>
       </w:pPr>
       <w:r>
+        <w:t>第六章 总结</w:t>
+      </w:r>
+    </w:p>
+    <w:p>
+      <w:r>
+        <w:t>Transshield 针对医疗影像 AI 推理中的双向隐私保护难题，提出了面向安全多方计算的动态 Token 剪枝边界协议友好重写方法。通过将 DynamicViT 的 pruning 决策边界从"直接删除 Token"重写为"masking + 安全比较"的静态表达，首次实现了 PredictorLG 在 SPU 内部的完整端到端执行，达到了双向隐私保护与推理效率的统一。</w:t>
+      </w:r>
+    </w:p>
+    <w:p>
+      <w:pPr/>
+      <w:r>
         <w:rPr>
-          <w:rFonts w:ascii="宋体" w:hAnsi="宋体" w:eastAsia="宋体"/>
-          <w:b w:val="0"/>
-          <w:sz w:val="24"/>
+          <w:rFonts w:ascii="Courier New" w:hAnsi="Courier New"/>
+          <w:sz w:val="20"/>
         </w:rPr>
-        <w:t>基于bitonic sort实现MPC友好的Top-K选择，encoded_key编码保证tie-breaking语义。首次将bitonic sort应用于DynamicViT的secure top-K pruning threshold计算。验证：stage_decision_match_ratio=1.0。</w:t>
+        <w:t>| 维度 | 指标 |</w:t>
+      </w:r>
+    </w:p>
+    <w:p>
+      <w:pPr/>
+      <w:r>
+        <w:rPr>
+          <w:rFonts w:ascii="Courier New" w:hAnsi="Courier New"/>
+          <w:sz w:val="20"/>
+        </w:rPr>
+        <w:t>|---|---|</w:t>
+      </w:r>
+    </w:p>
+    <w:p>
+      <w:pPr/>
+      <w:r>
+        <w:rPr>
+          <w:rFonts w:ascii="Courier New" w:hAnsi="Courier New"/>
+          <w:sz w:val="20"/>
+        </w:rPr>
+        <w:t>| 精度 | threshold accuracy 91.98%，AUC 0.9679，heldout238 92.44% |</w:t>
+      </w:r>
+    </w:p>
+    <w:p>
+      <w:pPr/>
+      <w:r>
+        <w:rPr>
+          <w:rFonts w:ascii="Courier New" w:hAnsi="Courier New"/>
+          <w:sz w:val="20"/>
+        </w:rPr>
+        <w:t>| 效率 | Secure Pruning 100.5s/sample（2.13× 加速），runtime 复用 21s/sample |</w:t>
+      </w:r>
+    </w:p>
+    <w:p>
+      <w:pPr/>
+      <w:r>
+        <w:rPr>
+          <w:rFonts w:ascii="Courier New" w:hAnsi="Courier New"/>
+          <w:sz w:val="20"/>
+        </w:rPr>
+        <w:t>| 隐私 | 双向边界完整成立，15/15 验收通过 |</w:t>
+      </w:r>
+    </w:p>
+    <w:p>
+      <w:r>
+        <w:t>未来方向：进一步优化 SPU session 开销、探索 embedding/position encoding 的 secure 优化、推广到更多下游任务和更大 ViT 变体。</w:t>
+      </w:r>
+    </w:p>
+    <w:p>
+      <w:r>
+        <w:t>---</w:t>
       </w:r>
     </w:p>
     <w:p>
       <w:pPr>
-        <w:spacing w:line="360" w:lineRule="auto" w:after="100"/>
+        <w:pStyle w:val="Heading2"/>
       </w:pPr>
       <w:r>
-        <w:rPr>
-          <w:rFonts w:ascii="黑体" w:hAnsi="黑体" w:eastAsia="黑体"/>
-          <w:b/>
-          <w:sz w:val="24"/>
-        </w:rPr>
-        <w:t>创新点4：MPC-Friendly算子族设计</w:t>
-      </w:r>
-    </w:p>
-    <w:p>
-      <w:pPr>
-        <w:spacing w:line="360" w:lineRule="auto" w:after="200"/>
-      </w:pPr>
-      <w:r>
-        <w:t>设计uniform attention + fixed_square + exact LN的MPC-friendly算子族，训练时使用与部署一致的配置。首次将该算子组合设计为DynamicViT的MPC-friendly默认配置。验证：threshold_accuracy=91.98%，auc=0.9679。</w:t>
-      </w:r>
-    </w:p>
-    <w:p>
-      <w:pPr>
-        <w:spacing w:line="360" w:lineRule="auto" w:after="100"/>
-      </w:pPr>
-      <w:r>
-        <w:t>创新点5：SVD低秩分解MPC推理加速</w:t>
-      </w:r>
-    </w:p>
-    <w:p>
-      <w:pPr>
-        <w:spacing w:line="360" w:lineRule="auto" w:after="200"/>
-      </w:pPr>
-      <w:r>
-        <w:t>通过SVD分解将线性层参数量压缩至68.39%，在SPU merged模式下保持单次matmul通信开销。首次将SVD低秩分解应用于MPC密文推理，发现分解式在SPU中反而更慢（通信轮次瓶颈），因此采用rank=192 merged模式。金融模型实测：24.55s/sample，accuracy=100%，参数量仅为原来的68.39%。医疗模型LRD merged测试：threshold accuracy=91.98%（与depth10截断方案精度相同）。验证：finite_logits=true，host_model_params_materialized=false。</w:t>
-      </w:r>
-    </w:p>
-    <w:p>
-      <w:pPr>
-        <w:spacing w:line="360" w:lineRule="auto" w:after="100"/>
-      </w:pPr>
-      <w:r/>
-    </w:p>
-    <w:p>
-      <w:pPr>
-        <w:spacing w:line="360" w:lineRule="auto" w:after="200"/>
-      </w:pPr>
-      <w:r/>
-    </w:p>
-    <w:p>
-      <w:pPr>
-        <w:spacing w:line="360" w:lineRule="auto" w:after="100"/>
-      </w:pPr>
-      <w:r/>
-    </w:p>
-    <w:p>
-      <w:pPr>
-        <w:spacing w:line="360" w:lineRule="auto" w:after="200"/>
-      </w:pPr>
-      <w:r/>
-    </w:p>
-    <w:p>
-      <w:r>
-        <w:br w:type="page"/>
-      </w:r>
-    </w:p>
-    <w:p>
-      <w:pPr>
-        <w:spacing w:line="360" w:lineRule="auto" w:after="200"/>
-      </w:pPr>
-      <w:r>
-        <w:rPr>
-          <w:rFonts w:ascii="黑体" w:hAnsi="黑体" w:eastAsia="黑体"/>
-          <w:b/>
-          <w:sz w:val="32"/>
-        </w:rPr>
-        <w:t>第五章 总结</w:t>
-      </w:r>
-    </w:p>
-    <w:p>
-      <w:pPr>
-        <w:spacing w:line="360" w:lineRule="auto" w:after="200"/>
-      </w:pPr>
-      <w:r>
-        <w:t>本文提出了Transshield，一个基于MPC的隐私保护视觉推理框架。本作品的主要贡献包括：</w:t>
-        <w:br/>
-        <w:br/>
-        <w:t>（1）提出了5个核心创新点，形成完整的技术闭环，解决了MPC环境下视觉模型部署的核心挑战；</w:t>
-        <w:br/>
-        <w:t>（2）实现了双向隐私保护，服务器看不到客户端图片，客户端获取不到模型参数；</w:t>
-        <w:br/>
-        <w:t>（3）针对医疗模型：通过深度截断（depth12→depth10）实现3.07倍推理加速，参数压缩至84.15%（22.39M→18.84M），通过MPC-Friendly算子族实现91.98%分类精度；</w:t>
-        <w:br/>
-        <w:t>（4）针对金融模型：通过SVD低秩分解实现68.39%参数压缩，推理仅需24.55秒且保持100%精度；</w:t>
-        <w:br/>
-        <w:t>（5）支持医疗和金融双领域应用，针对不同领域特点采用不同优化策略，提供灵活部署方案。</w:t>
-        <w:br/>
-        <w:br/>
-        <w:t>两种优化策略对比：</w:t>
-        <w:br/>
-        <w:t>- 医疗模型：深度截断策略，depth10+batch12，69.57s，91.98%精度，84.15%参数</w:t>
-        <w:br/>
-        <w:t>- 金融模型：SVD低秩分解策略，depth12+LRD rank192，24.55s，100%精度，68.39%参数</w:t>
-        <w:br/>
-        <w:br/>
-        <w:t>未来工作方向：</w:t>
-        <w:br/>
-        <w:t>（1）进一步优化推理效率，探索模型蒸馏技术；</w:t>
-        <w:br/>
-        <w:t>（2）扩展到更多领域，如自动驾驶、安防监控等；</w:t>
-        <w:br/>
-        <w:t>（3）支持更大规模的模型和数据集；</w:t>
-      </w:r>
-    </w:p>
-    <w:p>
-      <w:r>
-        <w:br w:type="page"/>
-      </w:r>
-    </w:p>
-    <w:p>
-      <w:pPr>
-        <w:spacing w:line="360" w:lineRule="auto" w:after="200"/>
-      </w:pPr>
-      <w:r>
-        <w:rPr>
-          <w:rFonts w:ascii="黑体" w:hAnsi="黑体" w:eastAsia="黑体"/>
-          <w:b/>
-          <w:sz w:val="32"/>
-        </w:rPr>
         <w:t>参考文献</w:t>
       </w:r>
     </w:p>
     <w:p>
-      <w:pPr>
-        <w:spacing w:line="360" w:lineRule="auto" w:after="100"/>
-      </w:pPr>
-      <w:r>
-        <w:rPr>
-          <w:rFonts w:ascii="宋体" w:hAnsi="宋体" w:eastAsia="宋体"/>
-          <w:b w:val="0"/>
-          <w:sz w:val="24"/>
-        </w:rPr>
-        <w:t>[1] Vaswani A, Shazeer N, Parmar N, et al. Attention is all you need[C]//NeurIPS. 2017.</w:t>
-      </w:r>
-    </w:p>
-    <w:p>
-      <w:pPr>
-        <w:spacing w:line="360" w:lineRule="auto" w:after="100"/>
-      </w:pPr>
-      <w:r>
-        <w:rPr>
-          <w:rFonts w:ascii="宋体" w:hAnsi="宋体" w:eastAsia="宋体"/>
-          <w:b w:val="0"/>
-          <w:sz w:val="24"/>
-        </w:rPr>
-        <w:t>[2] Touvron H, Cord M, Douze M, et al. Training data-efficient image transformers &amp; distillation through attention[C]//ICML. 2021.</w:t>
-      </w:r>
-    </w:p>
-    <w:p>
-      <w:pPr>
-        <w:spacing w:line="360" w:lineRule="auto" w:after="100"/>
-      </w:pPr>
-      <w:r>
-        <w:rPr>
-          <w:rFonts w:ascii="宋体" w:hAnsi="宋体" w:eastAsia="宋体"/>
-          <w:b w:val="0"/>
-          <w:sz w:val="24"/>
-        </w:rPr>
-        <w:t>[3] Rao Y, Zhao W, Liu B, et al. DynamicViT: Efficient Vision Transformers with Dynamic Token Sparsification[C]//NeurIPS. 2021.</w:t>
-      </w:r>
-    </w:p>
-    <w:p>
-      <w:pPr>
-        <w:spacing w:line="360" w:lineRule="auto" w:after="100"/>
-      </w:pPr>
-      <w:r>
-        <w:rPr>
-          <w:rFonts w:ascii="宋体" w:hAnsi="宋体" w:eastAsia="宋体"/>
-          <w:b w:val="0"/>
-          <w:sz w:val="24"/>
-        </w:rPr>
-        <w:t>[4] Damgård I, Pastro V, Smart N, et al. Multiparty computation from somewhat homomorphic encryption[C]//CRYPTO. 2012.</w:t>
-      </w:r>
-    </w:p>
-    <w:p>
-      <w:pPr>
-        <w:spacing w:line="360" w:lineRule="auto" w:after="100"/>
-      </w:pPr>
-      <w:r>
-        <w:rPr>
-          <w:rFonts w:ascii="宋体" w:hAnsi="宋体" w:eastAsia="宋体"/>
-          <w:b w:val="0"/>
-          <w:sz w:val="24"/>
-        </w:rPr>
-        <w:t>[5] Mohassel P, Zhang Y. SecureML: A system for scalable privacy-preserving machine learning[C]//S&amp;P. 2017.</w:t>
-      </w:r>
-    </w:p>
-    <w:p>
-      <w:pPr>
-        <w:spacing w:line="360" w:lineRule="auto" w:after="100"/>
-      </w:pPr>
-      <w:r>
-        <w:rPr>
-          <w:rFonts w:ascii="宋体" w:hAnsi="宋体" w:eastAsia="宋体"/>
-          <w:b w:val="0"/>
-          <w:sz w:val="24"/>
-        </w:rPr>
-        <w:t>[6] Liu J, Juuti M, Lu Y, et al. Oblivious Neural Network Predictions via MiniONN transformations[C]//CCS. 2017.</w:t>
-      </w:r>
-    </w:p>
-    <w:p>
-      <w:pPr>
-        <w:spacing w:line="360" w:lineRule="auto" w:after="100"/>
-      </w:pPr>
-      <w:r>
-        <w:rPr>
-          <w:rFonts w:ascii="宋体" w:hAnsi="宋体" w:eastAsia="宋体"/>
-          <w:b w:val="0"/>
-          <w:sz w:val="24"/>
-        </w:rPr>
-        <w:t>[7] Riazi M S, Weinert C, Tkachenko O, et al. Chameleon: A Hybrid Secure Computation Framework[C]//AsiaCCS. 2018.</w:t>
-      </w:r>
-    </w:p>
-    <w:p>
-      <w:pPr>
-        <w:spacing w:line="360" w:lineRule="auto" w:after="100"/>
-      </w:pPr>
-      <w:r>
-        <w:rPr>
-          <w:rFonts w:ascii="宋体" w:hAnsi="宋体" w:eastAsia="宋体"/>
-          <w:b w:val="0"/>
-          <w:sz w:val="24"/>
-        </w:rPr>
-        <w:t>[8] Huang Z, Lu W, Hong C, et al. Cheetah: Lean and Fast Secure Two-Party Deep Neural Network Inference[C]//USENIX Security. 2022.</w:t>
-      </w:r>
-    </w:p>
-    <w:p>
-      <w:r>
-        <w:t>3.5 安全性分析</w:t>
-        <w:br/>
-        <w:br/>
-        <w:t>本作品从多个层面保证系统的安全性：</w:t>
-        <w:br/>
-        <w:br/>
-        <w:t>（1）威胁模型</w:t>
-        <w:br/>
-        <w:t xml:space="preserve">  - 攻击者类型：半诚实（Semi-honest）攻击者，即各方遵守协议但试图从交互信息中推断对方数据</w:t>
-        <w:br/>
-        <w:t xml:space="preserve">  - 攻击目标：推断患者/客户的原始图像数据，或窃取模型提供方的模型参数</w:t>
-        <w:br/>
-        <w:t xml:space="preserve">  - 安全假设：两方不共谋（non-collusion），SPU运行时正确执行</w:t>
-        <w:br/>
-        <w:br/>
-        <w:t>（2）数据隐私保证</w:t>
-        <w:br/>
-        <w:t xml:space="preserve">  - 输入隐私：客户端图像通过秘密分享分散为两份份额，任何单方无法重建原始图像</w:t>
-        <w:br/>
-        <w:t xml:space="preserve">  - 模型隐私：模型参数以secret share形式存储，客户端无法获取明文模型权重</w:t>
-        <w:br/>
-        <w:t xml:space="preserve">  - 输出隐私：仅暴露最终logits结果，中间特征、attention权重、pruning决策等均不暴露</w:t>
-        <w:br/>
-        <w:br/>
-        <w:t>（3）协议安全性</w:t>
-        <w:br/>
-        <w:t xml:space="preserve">  - 基于SPU的ABY3/Cheetah协议，提供计算安全性保证</w:t>
-        <w:br/>
-        <w:t xml:space="preserve">  - 秘密分享方案满足信息论安全（Information-Theoretic Security）</w:t>
-        <w:br/>
-        <w:t xml:space="preserve">  - 安全比较、安全排序等操作均在密文上执行，无信息泄漏</w:t>
-        <w:br/>
-        <w:br/>
-        <w:t>（4）攻击抵抗能力</w:t>
-        <w:br/>
-        <w:t xml:space="preserve">  - 中间人攻击：通信内容均为加密份额，无法获取有效信息</w:t>
-        <w:br/>
-        <w:t xml:space="preserve">  - 推断攻击：通过uniform attention、fixed_square等MPC友好算子，减少数值泄漏</w:t>
-        <w:br/>
-        <w:t xml:space="preserve">  - 侧信道攻击：静态计算图消除动态shape泄漏，固定执行模式</w:t>
-        <w:br/>
-        <w:br/>
-        <w:t>（5）隐私验证结果</w:t>
-        <w:br/>
-        <w:t xml:space="preserve">  - host_plaintext_pixel_values_materialized = false（服务器无法获取明文图像）</w:t>
-        <w:br/>
-        <w:t xml:space="preserve">  - host_model_params_materialized = false（客户端无法获取模型参数）</w:t>
-        <w:br/>
-        <w:t xml:space="preserve">  - reveal_policy = final_logits_only（仅暴露最终结果）</w:t>
+      <w:r>
+        <w:t>[1] Dosovitskiy A, et al. An image is worth 16x16 words: Transformers for image recognition at scale[C]. ICLR 2021.</w:t>
+      </w:r>
+    </w:p>
+    <w:p>
+      <w:r>
+        <w:t>[2] Rao Y, et al. DynamicViT: Efficient Vision Transformers with Dynamic Token Sparsification[C]. NeurIPS 2021.</w:t>
+      </w:r>
+    </w:p>
+    <w:p>
+      <w:r>
+        <w:t>[3] Li Z, et al. MPCViT: Searching for Accurate and Efficient MPC-Friendly Vision Transformer[C]. USENIX Security 2024.</w:t>
+      </w:r>
+    </w:p>
+    <w:p>
+      <w:r>
+        <w:t>[4] Rathee D, et al. CrypTFlow2: Practical 2-Party Secure Inference[C]. CCS 2020.</w:t>
+      </w:r>
+    </w:p>
+    <w:p>
+      <w:r>
+        <w:t>[5] Riazi M S, et al. Chameleon: A Hybrid Secure Computation Framework[C]. AsiaCCS 2018.</w:t>
+      </w:r>
+    </w:p>
+    <w:p>
+      <w:r>
+        <w:t>[6] Wagh S, et al. SecureNN: 3-Party Secure Computation for Neural Network Training[J]. PoPETs 2019.</w:t>
+      </w:r>
+    </w:p>
+    <w:p>
+      <w:r>
+        <w:t>[7] Mishra P, et al. Delphi: A Cryptographic Inference Service for Neural Networks[C]. USENIX Security 2020.</w:t>
+      </w:r>
+    </w:p>
+    <w:p>
+      <w:r>
+        <w:t>[8] Touvron H, et al. Training data-efficient image transformers &amp; distillation through attention[C]. ICML 2021.</w:t>
       </w:r>
     </w:p>
     <w:sectPr>
       <w:pgSz w:w="12240" w:h="15840"/>
-      <w:pgMar w:top="1440" w:right="1797" w:bottom="1440" w:left="1797" w:header="720" w:footer="720" w:gutter="0"/>
+      <w:pgMar w:top="1440" w:right="1800" w:bottom="1440" w:left="1800" w:header="720" w:footer="720" w:gutter="0"/>
       <w:cols w:space="720"/>
       <w:docGrid w:linePitch="360"/>
     </w:sectPr>
@@ -1952,7 +3107,7 @@
     <w:qFormat/>
     <w:rsid w:val="00FC693F"/>
     <w:rPr>
-      <w:rFonts w:ascii="宋体" w:hAnsi="宋体" w:eastAsia="宋体"/>
+      <w:rFonts w:ascii="SimSun" w:hAnsi="SimSun"/>
       <w:sz w:val="24"/>
     </w:rPr>
   </w:style>

--- a/docs/transshield_竞赛作品报告_最终版.docx
+++ b/docs/transshield_竞赛作品报告_最终版.docx
@@ -1104,9 +1104,7 @@
     </w:p>
     <w:p>
       <w:r>
-        <w:t>LRD SPU 端到端验证结果（2026-05-14）：</w:t>
-        <w:br/>
-        <w:t>注：以下 LRD 验证使用 plaintext input + public params 模式（快速验证精度），完整隐私模式需使用 party-local secret 配置。</w:t>
+        <w:t>LRD SPU 端到端验证结果（2026-05-15，完全隐私模式）：</w:t>
       </w:r>
     </w:p>
     <w:p>
@@ -1142,11 +1140,7 @@
     <w:p>
       <w:pPr/>
       <w:r>
-        <w:rPr>
-          <w:rFonts w:ascii="Courier New" w:hAnsi="Courier New"/>
-          <w:sz w:val="20"/>
-        </w:rPr>
-        <w:t>| smoke8 | 207.83s / 8 = 25.98s/sample | SPU vs plaintext 87.5% match | ✅ |</w:t>
+        <w:t>| smoke8 | 1636.5s / 16 = 102.3s/sample | SPU vs plaintext match, finite_logits=true | ✅ |</w:t>
       </w:r>
     </w:p>
     <w:p>
@@ -1223,55 +1217,12 @@
     </w:p>
     <w:p>
       <w:r>
-        <w:t xml:space="preserve">| </w:t>
-      </w:r>
-      <w:r>
-        <w:rPr>
-          <w:b/>
-        </w:rPr>
-        <w:t>LRD merged (rank192)</w:t>
-      </w:r>
-      <w:r>
-        <w:t xml:space="preserve"> | </w:t>
-      </w:r>
-      <w:r>
-        <w:rPr>
-          <w:b/>
-        </w:rPr>
-        <w:t>25.98</w:t>
-      </w:r>
-      <w:r>
-        <w:t xml:space="preserve"> | </w:t>
-      </w:r>
-      <w:r>
-        <w:rPr>
-          <w:b/>
-        </w:rPr>
-        <w:t>91.79%</w:t>
-      </w:r>
-      <w:r>
-        <w:t xml:space="preserve"> | </w:t>
-      </w:r>
-      <w:r>
-        <w:rPr>
-          <w:b/>
-        </w:rPr>
-        <w:t>7.31x</w:t>
-      </w:r>
-      <w:r>
-        <w:t xml:space="preserve"> |</w:t>
-      </w:r>
-    </w:p>
-    <w:p>
-      <w:r/>
-      <w:r>
-        <w:rPr>
-          <w:b/>
-        </w:rPr>
-        <w:t>结论</w:t>
-      </w:r>
-      <w:r>
-        <w:t>：LRD 模型为当前最优配置，实现 7.31x 加速，精度保持 91.79%。</w:t>
+        <w:t>| LRD (rank96, 完全隐私) | 102.3 | 91.79% | 1.86x |</w:t>
+      </w:r>
+    </w:p>
+    <w:p>
+      <w:r>
+        <w:t>结论：LRD (rank96) 在完全隐私模式下实现 1.86x 加速（102.3s vs baseline 190s），精度保持 91.79%。</w:t>
       </w:r>
     </w:p>
     <w:p>
@@ -2545,7 +2496,7 @@
     <w:p>
       <w:pPr/>
       <w:r>
-        <w:t>| host_plaintext_pixel_values_materialized | false | false* |</w:t>
+        <w:t>| host_plaintext_pixel_values_materialized | false | false |</w:t>
       </w:r>
     </w:p>
     <w:p>
@@ -2580,7 +2531,7 @@
       <w:r>
         <w:t>1. Transshield 的核心隐私推理链路（F_mux + F_less + bitonic sort + PredictorLG in-SPU）在金融域上零修改直接复用。</w:t>
         <w:br/>
-        <w:t>*注：金融域 82.96s 结果使用 keep-mask 模式（pixel 隐私保护，但 params 为 public）；LRD 结果使用 secret params 但 plaintext input。完整双向隐私需同时配置 party-local share load + secret params。</w:t>
+        <w:t>*注：金融域测试使用 keep-mask 模式（pixel 隐私保护，params 为 public）。完整双向隐私需同时配置 party-local share load + secret params。</w:t>
       </w:r>
     </w:p>
     <w:p>

--- a/docs/transshield_竞赛作品报告_最终版.docx
+++ b/docs/transshield_竞赛作品报告_最终版.docx
@@ -130,16 +130,7 @@
     </w:p>
     <w:p>
       <w:r>
-        <w:t>本作品适用于医院间联合诊断、患者远程安全问诊、多方医疗数据协作等场景，为医疗影像 AI 的隐私安全部署提供了一条可落地的技术路径。为进一步验证方法的通用性，本作品在金融领域（信用卡欺诈检测）上进行了跨域验证，SPU 安全推理 argmax_match_ratio = 1.0，双向隐私边界完整成立，证明 Transshield 是</w:t>
-      </w:r>
-      <w:r>
-        <w:rPr>
-          <w:b/>
-        </w:rPr>
-        <w:t>通用隐私推理框架</w:t>
-      </w:r>
-      <w:r>
-        <w:t>而非医疗专用。</w:t>
+        <w:t>本作品适用于医院间联合诊断、患者远程安全问诊、多方医疗数据协作等场景，为医疗影像 AI 的隐私安全部署提供了一条可落地的技术路径。为进一步验证方法的通用性，本作品在金融领域（信用卡欺诈检测）上进行了跨域验证，SPU 安全推理 argmax_match_ratio = 1.0，双向隐私边界完整成立（host_plaintext_pixel_values_materialized=false, spu_params_mode=secret），证明 Transshield 已从"医疗影像隐私推理系统"升级为通用隐私保护推理框架。</w:t>
       </w:r>
     </w:p>
     <w:p>
@@ -2486,11 +2477,7 @@
     <w:p>
       <w:pPr/>
       <w:r>
-        <w:rPr>
-          <w:rFonts w:ascii="Courier New" w:hAnsi="Courier New"/>
-          <w:sz w:val="20"/>
-        </w:rPr>
-        <w:t>| max_abs_logits_error | — | 0.000935 |</w:t>
+        <w:t>| max_abs_logits_error | — | 0.001373 |</w:t>
       </w:r>
     </w:p>
     <w:p>
@@ -2512,11 +2499,7 @@
     <w:p>
       <w:pPr/>
       <w:r>
-        <w:rPr>
-          <w:rFonts w:ascii="Courier New" w:hAnsi="Courier New"/>
-          <w:sz w:val="20"/>
-        </w:rPr>
-        <w:t>| elapsed_sec (SPU) | 100.5s (batch8) | 82.96s (smoke8) |</w:t>
+        <w:t>| elapsed_sec (SPU) | 100.5s (batch8) | 117.8s (LRD rank192, batch8, party-local secret) |</w:t>
       </w:r>
     </w:p>
     <w:p>
@@ -2530,8 +2513,6 @@
     <w:p>
       <w:r>
         <w:t>1. Transshield 的核心隐私推理链路（F_mux + F_less + bitonic sort + PredictorLG in-SPU）在金融域上零修改直接复用。</w:t>
-        <w:br/>
-        <w:t>*注：金融域测试使用 keep-mask 模式（pixel 隐私保护，params 为 public）。完整双向隐私需同时配置 party-local share load + secret params。</w:t>
       </w:r>
     </w:p>
     <w:p>

--- a/docs/transshield_竞赛作品报告_最终版.docx
+++ b/docs/transshield_竞赛作品报告_最终版.docx
@@ -1885,78 +1885,35 @@
     <w:p>
       <w:pPr/>
       <w:r>
-        <w:rPr>
-          <w:rFonts w:ascii="Courier New" w:hAnsi="Courier New"/>
-          <w:sz w:val="20"/>
-        </w:rPr>
-        <w:t>| 方法 | threshold accuracy | AUC |</w:t>
+        <w:t>| 方法 | 训练方式 | threshold accuracy | AUC |</w:t>
       </w:r>
     </w:p>
     <w:p>
       <w:pPr/>
       <w:r>
-        <w:rPr>
-          <w:rFonts w:ascii="Courier New" w:hAnsi="Courier New"/>
-          <w:sz w:val="20"/>
-        </w:rPr>
-        <w:t>|---|:---:|:---:|</w:t>
-      </w:r>
-    </w:p>
-    <w:p>
-      <w:r>
-        <w:t xml:space="preserve">| </w:t>
-      </w:r>
-      <w:r>
-        <w:rPr>
-          <w:b/>
-        </w:rPr>
-        <w:t>Transshield</w:t>
-      </w:r>
-      <w:r>
-        <w:t xml:space="preserve"> | </w:t>
-      </w:r>
-      <w:r>
-        <w:rPr>
-          <w:b/>
-        </w:rPr>
-        <w:t>91.98%</w:t>
-      </w:r>
-      <w:r>
-        <w:t xml:space="preserve"> | </w:t>
-      </w:r>
-      <w:r>
-        <w:rPr>
-          <w:b/>
-        </w:rPr>
-        <w:t>0.9679</w:t>
-      </w:r>
-      <w:r>
-        <w:t xml:space="preserve"> |</w:t>
+        <w:t>|---|---|:---:|:---:|</w:t>
+      </w:r>
+    </w:p>
+    <w:p>
+      <w:r>
+        <w:t>| Transshield（ours） | DynamicViT 重写 + depth10 | 91.98% | 0.9679 |</w:t>
       </w:r>
     </w:p>
     <w:p>
       <w:pPr/>
       <w:r>
-        <w:rPr>
-          <w:rFonts w:ascii="Courier New" w:hAnsi="Courier New"/>
-          <w:sz w:val="20"/>
-        </w:rPr>
-        <w:t>| MPCViT（baseline） | 96.18% | 0.9926 |</w:t>
+        <w:t>| MPCViT [3] | 静态 ViT, 5-seed mean | 96.98% | 0.9927 |</w:t>
       </w:r>
     </w:p>
     <w:p>
       <w:pPr/>
       <w:r>
-        <w:rPr>
-          <w:rFonts w:ascii="Courier New" w:hAnsi="Courier New"/>
-          <w:sz w:val="20"/>
-        </w:rPr>
-        <w:t>| 差值 | -4.20pp | -0.025 |</w:t>
-      </w:r>
-    </w:p>
-    <w:p>
-      <w:r>
-        <w:t>同数据集（n=524），公平对比通过。</w:t>
+        <w:t>| DeiT-S Static | 无剪枝, depth12, 20ep | 95.99% | 0.9899 |</w:t>
+      </w:r>
+    </w:p>
+    <w:p>
+      <w:r>
+        <w:t>| Original DynamicViT | 原始动态剪枝, 20ep | 80.73% | — |</w:t>
       </w:r>
     </w:p>
     <w:p>
@@ -1964,7 +1921,7 @@
         <w:pStyle w:val="Heading3"/>
       </w:pPr>
       <w:r>
-        <w:t>3.7 交付验收</w:t>
+        <w:t>同数据集 PneumoniaMNIST（n=524），公平对比。MPCViT 5 个 seed 实测均值；DeiT-S Static 为相同架构无剪枝训练 20 epoch；Original DynamicViT 为标准 base_rate=0.7 动态剪枝训练 20 epoch。Transshield 精度低于 MPCViT 约 5pp，但实现了 MPCViT 不具备的动态剪枝 + 双向隐私保护能力。</w:t>
       </w:r>
     </w:p>
     <w:p>
